--- a/deliverables/SDD_BoardVerse_v1.0.docx
+++ b/deliverables/SDD_BoardVerse_v1.0.docx
@@ -1400,7 +1400,7 @@
           <w:color w:val="222222"/>
           <w:sz w:val="21"/>
         </w:rPr>
-        <w:t>Chuyển đổi trực tiếp từ ERD đã chốt ở SRS mục 3.5 (Hình 3.3): đầy đủ 11 model, khớp 1-1 với 11 thực thể của ERD và với Từ điển dữ liệu ở SRS mục 7.1.</w:t>
+        <w:t>Chuyển đổi trực tiếp từ ERD đã chốt ở SRS mục 3.5 (Hình 3.3): đầy đủ 11 model, khớp 1-1 với 11 thực thể của ERD và với Từ điển dữ liệu ở SRS mục 7.1. Trong ChiTietDonHang, soLuong chỉ có ý nghĩa với đơn mua (loai = Ban, mặc định 1, có thể &gt; 1 — FR-BH-08); ngayBatDau/ngayKetThuc là NULL với đơn mua và bắt buộc với đơn thuê (loai = Thue).</w:t>
       </w:r>
     </w:p>
     <w:p>
@@ -1581,6 +1581,17 @@
           <w:color w:val="1B1B1B"/>
           <w:sz w:val="19"/>
         </w:rPr>
+        <w:t xml:space="preserve">  anhUrl        String?</w:t>
+        <w:br/>
+      </w:r>
+      <w:r>
+        <w:rPr>
+          <w:rFonts w:ascii="Consolas" w:hAnsi="Consolas"/>
+          <w:b w:val="0"/>
+          <w:i w:val="0"/>
+          <w:color w:val="1B1B1B"/>
+          <w:sz w:val="19"/>
+        </w:rPr>
         <w:t xml:space="preserve">  hopGame       HopGame[]</w:t>
         <w:br/>
       </w:r>
@@ -1845,6 +1856,28 @@
           <w:color w:val="1B1B1B"/>
           <w:sz w:val="19"/>
         </w:rPr>
+        <w:t xml:space="preserve">  email         String   @unique</w:t>
+        <w:br/>
+      </w:r>
+      <w:r>
+        <w:rPr>
+          <w:rFonts w:ascii="Consolas" w:hAnsi="Consolas"/>
+          <w:b w:val="0"/>
+          <w:i w:val="0"/>
+          <w:color w:val="1B1B1B"/>
+          <w:sz w:val="19"/>
+        </w:rPr>
+        <w:t xml:space="preserve">  matKhauHash   String</w:t>
+        <w:br/>
+      </w:r>
+      <w:r>
+        <w:rPr>
+          <w:rFonts w:ascii="Consolas" w:hAnsi="Consolas"/>
+          <w:b w:val="0"/>
+          <w:i w:val="0"/>
+          <w:color w:val="1B1B1B"/>
+          <w:sz w:val="19"/>
+        </w:rPr>
         <w:t xml:space="preserve">  vaiTro        VaiTroNhanVien</w:t>
         <w:br/>
       </w:r>
@@ -1856,6 +1889,17 @@
           <w:color w:val="1B1B1B"/>
           <w:sz w:val="19"/>
         </w:rPr>
+        <w:t xml:space="preserve">  dangHoatDong  Boolean  @default(true)</w:t>
+        <w:br/>
+      </w:r>
+      <w:r>
+        <w:rPr>
+          <w:rFonts w:ascii="Consolas" w:hAnsi="Consolas"/>
+          <w:b w:val="0"/>
+          <w:i w:val="0"/>
+          <w:color w:val="1B1B1B"/>
+          <w:sz w:val="19"/>
+        </w:rPr>
         <w:t xml:space="preserve">  bienBanKiemDem BienBanKiemDem[]</w:t>
         <w:br/>
       </w:r>
@@ -2087,7 +2131,7 @@
           <w:color w:val="1B1B1B"/>
           <w:sz w:val="19"/>
         </w:rPr>
-        <w:t xml:space="preserve">  ngayBatDau   DateTime</w:t>
+        <w:t xml:space="preserve">  soLuong      Int      @default(1)</w:t>
         <w:br/>
       </w:r>
       <w:r>
@@ -2098,7 +2142,18 @@
           <w:color w:val="1B1B1B"/>
           <w:sz w:val="19"/>
         </w:rPr>
-        <w:t xml:space="preserve">  ngayKetThuc  DateTime</w:t>
+        <w:t xml:space="preserve">  ngayBatDau   DateTime?</w:t>
+        <w:br/>
+      </w:r>
+      <w:r>
+        <w:rPr>
+          <w:rFonts w:ascii="Consolas" w:hAnsi="Consolas"/>
+          <w:b w:val="0"/>
+          <w:i w:val="0"/>
+          <w:color w:val="1B1B1B"/>
+          <w:sz w:val="19"/>
+        </w:rPr>
+        <w:t xml:space="preserve">  ngayKetThuc  DateTime?</w:t>
         <w:br/>
       </w:r>
       <w:r>
@@ -2865,7 +2920,7 @@
                 <w:color w:val="222222"/>
                 <w:sz w:val="19"/>
               </w:rPr>
-              <w:t>Available, Reserved, Rented, Checking, Damaged</w:t>
+              <w:t>Available, Reserved, Rented, Checking, Damaged, Sold</w:t>
             </w:r>
           </w:p>
         </w:tc>
@@ -5898,7 +5953,7 @@
           <w:color w:val="222222"/>
           <w:sz w:val="21"/>
         </w:rPr>
-        <w:t>Tạo 3 tài khoản demo: 1 Customer (bảng KhachHang), 1 Staff và 1 Admin (bảng NhanVien) — mật khẩu demo đã băm.</w:t>
+        <w:t>Tạo 3 tài khoản demo: 1 Customer (bảng KhachHang), 1 Staff và 1 Admin (bảng NhanVien, có email/matKhauHash riêng, dangHoatDong = true) — mật khẩu demo đã băm.</w:t>
       </w:r>
     </w:p>
     <w:p>
@@ -5928,7 +5983,7 @@
           <w:color w:val="222222"/>
           <w:sz w:val="21"/>
         </w:rPr>
-        <w:t>Với mỗi sản phẩm, tạo 2 bản ghi HopGame ở trạng thái Available để có dữ liệu thử nghiệm đặt thuê.</w:t>
+        <w:t>Với mỗi sản phẩm, tạo 2 bản ghi HopGame ở trạng thái Available để có dữ liệu thử nghiệm đặt thuê, riêng 2 sản phẩm (UNO, Cờ Cá Ngựa) tạo thêm mỗi sản phẩm 2 bản ghi HopGame ở trạng thái Sold để kiểm thử giỏ hàng nhiều sản phẩm/số lượng.</w:t>
       </w:r>
     </w:p>
     <w:p>
@@ -5959,6 +6014,21 @@
           <w:sz w:val="21"/>
         </w:rPr>
         <w:t>Với đơn Completed, tạo kèm 1 bản ghi ThanhToan (mucDich = TienCoc, trangThai = DaThanhToan, có maQR) và 1 bản ghi BienBanKiemDem (ketQua = 'Đủ linh kiện') để kiểm thử luồng hoàn cọc đầy đủ.</w:t>
+      </w:r>
+    </w:p>
+    <w:p>
+      <w:pPr>
+        <w:pStyle w:val="ListNumber"/>
+      </w:pPr>
+      <w:r>
+        <w:rPr>
+          <w:rFonts w:ascii="Calibri" w:hAnsi="Calibri"/>
+          <w:b w:val="0"/>
+          <w:i w:val="0"/>
+          <w:color w:val="222222"/>
+          <w:sz w:val="21"/>
+        </w:rPr>
+        <w:t>Tạo 1 đơn mua mẫu (loai = Ban) đã Confirmed, gồm 2 dòng ChiTietDonHang: UNO soLuong = 2 và Cờ Cá Ngựa soLuong = 1, gắn với các bản ghi HopGame trạng thái Sold ở trên, để kiểm thử luồng giỏ hàng nhiều sản phẩm (UC-03/FR-BH-08/09).</w:t>
       </w:r>
     </w:p>
     <w:p>
@@ -6096,7 +6166,7 @@
           <w:color w:val="222222"/>
           <w:sz w:val="21"/>
         </w:rPr>
-        <w:t>Kế thừa và giữ nguyên 4 wireframe đã thiết kế ở SRS Phụ lục A (SCR-01 Danh sách sản phẩm, SCR-02 Chi tiết sản phẩm &amp; Đặt thuê, SCR-06 Thanh toán mã QR, SCR-07 Yêu cầu giao vận lấy hàng trả); không lặp lại hình tại đây để tránh trùng lặp tài liệu. SCR-03 (Giỏ hàng / Thanh toán) chưa có wireframe ở SRS nên được bổ sung dưới đây:</w:t>
+        <w:t>Kế thừa và giữ nguyên 4 wireframe đã thiết kế ở SRS Phụ lục A (SCR-01 Danh sách sản phẩm, SCR-02 Chi tiết sản phẩm &amp; Đặt thuê, SCR-06 Thanh toán mã QR, SCR-07 Yêu cầu giao vận lấy hàng trả); không lặp lại hình tại đây để tránh trùng lặp tài liệu. SCR-03 (Giỏ hàng / Thanh toán) và SCR-10 (Quên/đặt lại mật khẩu) chưa có wireframe ở SRS nên được bổ sung dưới đây:</w:t>
       </w:r>
     </w:p>
     <w:p>
@@ -6140,6 +6210,45 @@
     </w:p>
     <w:p>
       <w:pPr>
+        <w:jc w:val="center"/>
+      </w:pPr>
+      <w:r>
+        <w:drawing>
+          <wp:inline xmlns:a="http://schemas.openxmlformats.org/drawingml/2006/main" xmlns:pic="http://schemas.openxmlformats.org/drawingml/2006/picture">
+            <wp:extent cx="3240000" cy="2372143"/>
+            <wp:docPr id="5" name="Picture 5"/>
+            <wp:cNvGraphicFramePr>
+              <a:graphicFrameLocks noChangeAspect="1"/>
+            </wp:cNvGraphicFramePr>
+            <a:graphic>
+              <a:graphicData uri="http://schemas.openxmlformats.org/drawingml/2006/picture">
+                <pic:pic>
+                  <pic:nvPicPr>
+                    <pic:cNvPr id="0" name="sdd_wireframe_forgot_password.png"/>
+                    <pic:cNvPicPr/>
+                  </pic:nvPicPr>
+                  <pic:blipFill>
+                    <a:blip r:embed="rId13"/>
+                    <a:stretch>
+                      <a:fillRect/>
+                    </a:stretch>
+                  </pic:blipFill>
+                  <pic:spPr>
+                    <a:xfrm>
+                      <a:off x="0" y="0"/>
+                      <a:ext cx="3240000" cy="2372143"/>
+                    </a:xfrm>
+                    <a:prstGeom prst="rect"/>
+                  </pic:spPr>
+                </pic:pic>
+              </a:graphicData>
+            </a:graphic>
+          </wp:inline>
+        </w:drawing>
+      </w:r>
+    </w:p>
+    <w:p>
+      <w:pPr>
         <w:pStyle w:val="Heading1"/>
       </w:pPr>
       <w:r>
@@ -6161,7 +6270,7 @@
         <w:drawing>
           <wp:inline xmlns:a="http://schemas.openxmlformats.org/drawingml/2006/main" xmlns:pic="http://schemas.openxmlformats.org/drawingml/2006/picture">
             <wp:extent cx="3240000" cy="2719286"/>
-            <wp:docPr id="5" name="Picture 5"/>
+            <wp:docPr id="6" name="Picture 6"/>
             <wp:cNvGraphicFramePr>
               <a:graphicFrameLocks noChangeAspect="1"/>
             </wp:cNvGraphicFramePr>
@@ -6173,7 +6282,7 @@
                     <pic:cNvPicPr/>
                   </pic:nvPicPr>
                   <pic:blipFill>
-                    <a:blip r:embed="rId13"/>
+                    <a:blip r:embed="rId14"/>
                     <a:stretch>
                       <a:fillRect/>
                     </a:stretch>
@@ -6200,7 +6309,7 @@
         <w:drawing>
           <wp:inline xmlns:a="http://schemas.openxmlformats.org/drawingml/2006/main" xmlns:pic="http://schemas.openxmlformats.org/drawingml/2006/picture">
             <wp:extent cx="3240000" cy="2719286"/>
-            <wp:docPr id="6" name="Picture 6"/>
+            <wp:docPr id="7" name="Picture 7"/>
             <wp:cNvGraphicFramePr>
               <a:graphicFrameLocks noChangeAspect="1"/>
             </wp:cNvGraphicFramePr>
@@ -6212,7 +6321,85 @@
                     <pic:cNvPicPr/>
                   </pic:nvPicPr>
                   <pic:blipFill>
-                    <a:blip r:embed="rId14"/>
+                    <a:blip r:embed="rId15"/>
+                    <a:stretch>
+                      <a:fillRect/>
+                    </a:stretch>
+                  </pic:blipFill>
+                  <pic:spPr>
+                    <a:xfrm>
+                      <a:off x="0" y="0"/>
+                      <a:ext cx="3240000" cy="2719286"/>
+                    </a:xfrm>
+                    <a:prstGeom prst="rect"/>
+                  </pic:spPr>
+                </pic:pic>
+              </a:graphicData>
+            </a:graphic>
+          </wp:inline>
+        </w:drawing>
+      </w:r>
+    </w:p>
+    <w:p>
+      <w:pPr>
+        <w:jc w:val="center"/>
+      </w:pPr>
+      <w:r>
+        <w:drawing>
+          <wp:inline xmlns:a="http://schemas.openxmlformats.org/drawingml/2006/main" xmlns:pic="http://schemas.openxmlformats.org/drawingml/2006/picture">
+            <wp:extent cx="3240000" cy="2372143"/>
+            <wp:docPr id="8" name="Picture 8"/>
+            <wp:cNvGraphicFramePr>
+              <a:graphicFrameLocks noChangeAspect="1"/>
+            </wp:cNvGraphicFramePr>
+            <a:graphic>
+              <a:graphicData uri="http://schemas.openxmlformats.org/drawingml/2006/picture">
+                <pic:pic>
+                  <pic:nvPicPr>
+                    <pic:cNvPr id="0" name="sdd_wireframe_staff_login.png"/>
+                    <pic:cNvPicPr/>
+                  </pic:nvPicPr>
+                  <pic:blipFill>
+                    <a:blip r:embed="rId16"/>
+                    <a:stretch>
+                      <a:fillRect/>
+                    </a:stretch>
+                  </pic:blipFill>
+                  <pic:spPr>
+                    <a:xfrm>
+                      <a:off x="0" y="0"/>
+                      <a:ext cx="3240000" cy="2372143"/>
+                    </a:xfrm>
+                    <a:prstGeom prst="rect"/>
+                  </pic:spPr>
+                </pic:pic>
+              </a:graphicData>
+            </a:graphic>
+          </wp:inline>
+        </w:drawing>
+      </w:r>
+    </w:p>
+    <w:p>
+      <w:pPr>
+        <w:jc w:val="center"/>
+      </w:pPr>
+      <w:r>
+        <w:drawing>
+          <wp:inline xmlns:a="http://schemas.openxmlformats.org/drawingml/2006/main" xmlns:pic="http://schemas.openxmlformats.org/drawingml/2006/picture">
+            <wp:extent cx="3240000" cy="2719286"/>
+            <wp:docPr id="9" name="Picture 9"/>
+            <wp:cNvGraphicFramePr>
+              <a:graphicFrameLocks noChangeAspect="1"/>
+            </wp:cNvGraphicFramePr>
+            <a:graphic>
+              <a:graphicData uri="http://schemas.openxmlformats.org/drawingml/2006/picture">
+                <pic:pic>
+                  <pic:nvPicPr>
+                    <pic:cNvPr id="0" name="sdd_wireframe_staff_admin.png"/>
+                    <pic:cNvPicPr/>
+                  </pic:nvPicPr>
+                  <pic:blipFill>
+                    <a:blip r:embed="rId17"/>
                     <a:stretch>
                       <a:fillRect/>
                     </a:stretch>
@@ -7526,7 +7713,7 @@
                 <w:color w:val="222222"/>
                 <w:sz w:val="19"/>
               </w:rPr>
-              <w:t>— (query: danhMuc, giaMin, giaMax)</w:t>
+              <w:t>— (query: danhMuc, giaMin, giaMax, q)</w:t>
             </w:r>
           </w:p>
         </w:tc>
@@ -7711,6 +7898,1062 @@
                 <w:sz w:val="19"/>
               </w:rPr>
               <w:t>200 / 404</w:t>
+            </w:r>
+          </w:p>
+        </w:tc>
+      </w:tr>
+      <w:tr>
+        <w:tc>
+          <w:tcPr>
+            <w:tcW w:type="dxa" w:w="1020"/>
+            <w:shd w:val="clear" w:color="auto" w:fill="FFFFFF"/>
+            <w:tcBorders>
+              <w:top w:val="single" w:sz="4" w:space="0" w:color="B9C4D4"/>
+              <w:left w:val="single" w:sz="4" w:space="0" w:color="B9C4D4"/>
+              <w:bottom w:val="single" w:sz="4" w:space="0" w:color="B9C4D4"/>
+              <w:right w:val="single" w:sz="4" w:space="0" w:color="B9C4D4"/>
+            </w:tcBorders>
+            <w:vAlign w:val="center"/>
+          </w:tcPr>
+          <w:p>
+            <w:r/>
+            <w:r>
+              <w:rPr>
+                <w:rFonts w:ascii="Calibri" w:hAnsi="Calibri"/>
+                <w:b w:val="0"/>
+                <w:i w:val="0"/>
+                <w:color w:val="222222"/>
+                <w:sz w:val="19"/>
+              </w:rPr>
+              <w:t>POST</w:t>
+            </w:r>
+          </w:p>
+        </w:tc>
+        <w:tc>
+          <w:tcPr>
+            <w:tcW w:type="dxa" w:w="2041"/>
+            <w:shd w:val="clear" w:color="auto" w:fill="FFFFFF"/>
+            <w:tcBorders>
+              <w:top w:val="single" w:sz="4" w:space="0" w:color="B9C4D4"/>
+              <w:left w:val="single" w:sz="4" w:space="0" w:color="B9C4D4"/>
+              <w:bottom w:val="single" w:sz="4" w:space="0" w:color="B9C4D4"/>
+              <w:right w:val="single" w:sz="4" w:space="0" w:color="B9C4D4"/>
+            </w:tcBorders>
+            <w:vAlign w:val="center"/>
+          </w:tcPr>
+          <w:p>
+            <w:r/>
+            <w:r>
+              <w:rPr>
+                <w:rFonts w:ascii="Calibri" w:hAnsi="Calibri"/>
+                <w:b w:val="0"/>
+                <w:i w:val="0"/>
+                <w:color w:val="222222"/>
+                <w:sz w:val="19"/>
+              </w:rPr>
+              <w:t>/api/auth/forgot-password</w:t>
+            </w:r>
+          </w:p>
+        </w:tc>
+        <w:tc>
+          <w:tcPr>
+            <w:tcW w:type="dxa" w:w="2494"/>
+            <w:shd w:val="clear" w:color="auto" w:fill="FFFFFF"/>
+            <w:tcBorders>
+              <w:top w:val="single" w:sz="4" w:space="0" w:color="B9C4D4"/>
+              <w:left w:val="single" w:sz="4" w:space="0" w:color="B9C4D4"/>
+              <w:bottom w:val="single" w:sz="4" w:space="0" w:color="B9C4D4"/>
+              <w:right w:val="single" w:sz="4" w:space="0" w:color="B9C4D4"/>
+            </w:tcBorders>
+            <w:vAlign w:val="center"/>
+          </w:tcPr>
+          <w:p>
+            <w:r/>
+            <w:r>
+              <w:rPr>
+                <w:rFonts w:ascii="Calibri" w:hAnsi="Calibri"/>
+                <w:b w:val="0"/>
+                <w:i w:val="0"/>
+                <w:color w:val="222222"/>
+                <w:sz w:val="19"/>
+              </w:rPr>
+              <w:t>{email}</w:t>
+            </w:r>
+          </w:p>
+        </w:tc>
+        <w:tc>
+          <w:tcPr>
+            <w:tcW w:type="dxa" w:w="2041"/>
+            <w:shd w:val="clear" w:color="auto" w:fill="FFFFFF"/>
+            <w:tcBorders>
+              <w:top w:val="single" w:sz="4" w:space="0" w:color="B9C4D4"/>
+              <w:left w:val="single" w:sz="4" w:space="0" w:color="B9C4D4"/>
+              <w:bottom w:val="single" w:sz="4" w:space="0" w:color="B9C4D4"/>
+              <w:right w:val="single" w:sz="4" w:space="0" w:color="B9C4D4"/>
+            </w:tcBorders>
+            <w:vAlign w:val="center"/>
+          </w:tcPr>
+          <w:p>
+            <w:r/>
+            <w:r>
+              <w:rPr>
+                <w:rFonts w:ascii="Calibri" w:hAnsi="Calibri"/>
+                <w:b w:val="0"/>
+                <w:i w:val="0"/>
+                <w:color w:val="222222"/>
+                <w:sz w:val="19"/>
+              </w:rPr>
+              <w:t>{sent: true}</w:t>
+            </w:r>
+          </w:p>
+        </w:tc>
+        <w:tc>
+          <w:tcPr>
+            <w:tcW w:type="dxa" w:w="1474"/>
+            <w:shd w:val="clear" w:color="auto" w:fill="FFFFFF"/>
+            <w:tcBorders>
+              <w:top w:val="single" w:sz="4" w:space="0" w:color="B9C4D4"/>
+              <w:left w:val="single" w:sz="4" w:space="0" w:color="B9C4D4"/>
+              <w:bottom w:val="single" w:sz="4" w:space="0" w:color="B9C4D4"/>
+              <w:right w:val="single" w:sz="4" w:space="0" w:color="B9C4D4"/>
+            </w:tcBorders>
+            <w:vAlign w:val="center"/>
+          </w:tcPr>
+          <w:p>
+            <w:r/>
+            <w:r>
+              <w:rPr>
+                <w:rFonts w:ascii="Calibri" w:hAnsi="Calibri"/>
+                <w:b w:val="0"/>
+                <w:i w:val="0"/>
+                <w:color w:val="222222"/>
+                <w:sz w:val="19"/>
+              </w:rPr>
+              <w:t>200</w:t>
+            </w:r>
+          </w:p>
+        </w:tc>
+      </w:tr>
+      <w:tr>
+        <w:tc>
+          <w:tcPr>
+            <w:tcW w:type="dxa" w:w="1020"/>
+            <w:shd w:val="clear" w:color="auto" w:fill="EEF2F7"/>
+            <w:tcBorders>
+              <w:top w:val="single" w:sz="4" w:space="0" w:color="B9C4D4"/>
+              <w:left w:val="single" w:sz="4" w:space="0" w:color="B9C4D4"/>
+              <w:bottom w:val="single" w:sz="4" w:space="0" w:color="B9C4D4"/>
+              <w:right w:val="single" w:sz="4" w:space="0" w:color="B9C4D4"/>
+            </w:tcBorders>
+            <w:vAlign w:val="center"/>
+          </w:tcPr>
+          <w:p>
+            <w:r/>
+            <w:r>
+              <w:rPr>
+                <w:rFonts w:ascii="Calibri" w:hAnsi="Calibri"/>
+                <w:b w:val="0"/>
+                <w:i w:val="0"/>
+                <w:color w:val="222222"/>
+                <w:sz w:val="19"/>
+              </w:rPr>
+              <w:t>POST</w:t>
+            </w:r>
+          </w:p>
+        </w:tc>
+        <w:tc>
+          <w:tcPr>
+            <w:tcW w:type="dxa" w:w="2041"/>
+            <w:shd w:val="clear" w:color="auto" w:fill="EEF2F7"/>
+            <w:tcBorders>
+              <w:top w:val="single" w:sz="4" w:space="0" w:color="B9C4D4"/>
+              <w:left w:val="single" w:sz="4" w:space="0" w:color="B9C4D4"/>
+              <w:bottom w:val="single" w:sz="4" w:space="0" w:color="B9C4D4"/>
+              <w:right w:val="single" w:sz="4" w:space="0" w:color="B9C4D4"/>
+            </w:tcBorders>
+            <w:vAlign w:val="center"/>
+          </w:tcPr>
+          <w:p>
+            <w:r/>
+            <w:r>
+              <w:rPr>
+                <w:rFonts w:ascii="Calibri" w:hAnsi="Calibri"/>
+                <w:b w:val="0"/>
+                <w:i w:val="0"/>
+                <w:color w:val="222222"/>
+                <w:sz w:val="19"/>
+              </w:rPr>
+              <w:t>/api/auth/reset-password</w:t>
+            </w:r>
+          </w:p>
+        </w:tc>
+        <w:tc>
+          <w:tcPr>
+            <w:tcW w:type="dxa" w:w="2494"/>
+            <w:shd w:val="clear" w:color="auto" w:fill="EEF2F7"/>
+            <w:tcBorders>
+              <w:top w:val="single" w:sz="4" w:space="0" w:color="B9C4D4"/>
+              <w:left w:val="single" w:sz="4" w:space="0" w:color="B9C4D4"/>
+              <w:bottom w:val="single" w:sz="4" w:space="0" w:color="B9C4D4"/>
+              <w:right w:val="single" w:sz="4" w:space="0" w:color="B9C4D4"/>
+            </w:tcBorders>
+            <w:vAlign w:val="center"/>
+          </w:tcPr>
+          <w:p>
+            <w:r/>
+            <w:r>
+              <w:rPr>
+                <w:rFonts w:ascii="Calibri" w:hAnsi="Calibri"/>
+                <w:b w:val="0"/>
+                <w:i w:val="0"/>
+                <w:color w:val="222222"/>
+                <w:sz w:val="19"/>
+              </w:rPr>
+              <w:t>{token, matKhauMoi}</w:t>
+            </w:r>
+          </w:p>
+        </w:tc>
+        <w:tc>
+          <w:tcPr>
+            <w:tcW w:type="dxa" w:w="2041"/>
+            <w:shd w:val="clear" w:color="auto" w:fill="EEF2F7"/>
+            <w:tcBorders>
+              <w:top w:val="single" w:sz="4" w:space="0" w:color="B9C4D4"/>
+              <w:left w:val="single" w:sz="4" w:space="0" w:color="B9C4D4"/>
+              <w:bottom w:val="single" w:sz="4" w:space="0" w:color="B9C4D4"/>
+              <w:right w:val="single" w:sz="4" w:space="0" w:color="B9C4D4"/>
+            </w:tcBorders>
+            <w:vAlign w:val="center"/>
+          </w:tcPr>
+          <w:p>
+            <w:r/>
+            <w:r>
+              <w:rPr>
+                <w:rFonts w:ascii="Calibri" w:hAnsi="Calibri"/>
+                <w:b w:val="0"/>
+                <w:i w:val="0"/>
+                <w:color w:val="222222"/>
+                <w:sz w:val="19"/>
+              </w:rPr>
+              <w:t>{reset: true}</w:t>
+            </w:r>
+          </w:p>
+        </w:tc>
+        <w:tc>
+          <w:tcPr>
+            <w:tcW w:type="dxa" w:w="1474"/>
+            <w:shd w:val="clear" w:color="auto" w:fill="EEF2F7"/>
+            <w:tcBorders>
+              <w:top w:val="single" w:sz="4" w:space="0" w:color="B9C4D4"/>
+              <w:left w:val="single" w:sz="4" w:space="0" w:color="B9C4D4"/>
+              <w:bottom w:val="single" w:sz="4" w:space="0" w:color="B9C4D4"/>
+              <w:right w:val="single" w:sz="4" w:space="0" w:color="B9C4D4"/>
+            </w:tcBorders>
+            <w:vAlign w:val="center"/>
+          </w:tcPr>
+          <w:p>
+            <w:r/>
+            <w:r>
+              <w:rPr>
+                <w:rFonts w:ascii="Calibri" w:hAnsi="Calibri"/>
+                <w:b w:val="0"/>
+                <w:i w:val="0"/>
+                <w:color w:val="222222"/>
+                <w:sz w:val="19"/>
+              </w:rPr>
+              <w:t>200 / 400 (token hết hiệu lực)</w:t>
+            </w:r>
+          </w:p>
+        </w:tc>
+      </w:tr>
+      <w:tr>
+        <w:tc>
+          <w:tcPr>
+            <w:tcW w:type="dxa" w:w="1020"/>
+            <w:shd w:val="clear" w:color="auto" w:fill="FFFFFF"/>
+            <w:tcBorders>
+              <w:top w:val="single" w:sz="4" w:space="0" w:color="B9C4D4"/>
+              <w:left w:val="single" w:sz="4" w:space="0" w:color="B9C4D4"/>
+              <w:bottom w:val="single" w:sz="4" w:space="0" w:color="B9C4D4"/>
+              <w:right w:val="single" w:sz="4" w:space="0" w:color="B9C4D4"/>
+            </w:tcBorders>
+            <w:vAlign w:val="center"/>
+          </w:tcPr>
+          <w:p>
+            <w:r/>
+            <w:r>
+              <w:rPr>
+                <w:rFonts w:ascii="Calibri" w:hAnsi="Calibri"/>
+                <w:b w:val="0"/>
+                <w:i w:val="0"/>
+                <w:color w:val="222222"/>
+                <w:sz w:val="19"/>
+              </w:rPr>
+              <w:t>GET</w:t>
+            </w:r>
+          </w:p>
+        </w:tc>
+        <w:tc>
+          <w:tcPr>
+            <w:tcW w:type="dxa" w:w="2041"/>
+            <w:shd w:val="clear" w:color="auto" w:fill="FFFFFF"/>
+            <w:tcBorders>
+              <w:top w:val="single" w:sz="4" w:space="0" w:color="B9C4D4"/>
+              <w:left w:val="single" w:sz="4" w:space="0" w:color="B9C4D4"/>
+              <w:bottom w:val="single" w:sz="4" w:space="0" w:color="B9C4D4"/>
+              <w:right w:val="single" w:sz="4" w:space="0" w:color="B9C4D4"/>
+            </w:tcBorders>
+            <w:vAlign w:val="center"/>
+          </w:tcPr>
+          <w:p>
+            <w:r/>
+            <w:r>
+              <w:rPr>
+                <w:rFonts w:ascii="Calibri" w:hAnsi="Calibri"/>
+                <w:b w:val="0"/>
+                <w:i w:val="0"/>
+                <w:color w:val="222222"/>
+                <w:sz w:val="19"/>
+              </w:rPr>
+              <w:t>/api/cart</w:t>
+            </w:r>
+          </w:p>
+        </w:tc>
+        <w:tc>
+          <w:tcPr>
+            <w:tcW w:type="dxa" w:w="2494"/>
+            <w:shd w:val="clear" w:color="auto" w:fill="FFFFFF"/>
+            <w:tcBorders>
+              <w:top w:val="single" w:sz="4" w:space="0" w:color="B9C4D4"/>
+              <w:left w:val="single" w:sz="4" w:space="0" w:color="B9C4D4"/>
+              <w:bottom w:val="single" w:sz="4" w:space="0" w:color="B9C4D4"/>
+              <w:right w:val="single" w:sz="4" w:space="0" w:color="B9C4D4"/>
+            </w:tcBorders>
+            <w:vAlign w:val="center"/>
+          </w:tcPr>
+          <w:p>
+            <w:r/>
+            <w:r>
+              <w:rPr>
+                <w:rFonts w:ascii="Calibri" w:hAnsi="Calibri"/>
+                <w:b w:val="0"/>
+                <w:i w:val="0"/>
+                <w:color w:val="222222"/>
+                <w:sz w:val="19"/>
+              </w:rPr>
+              <w:t>—</w:t>
+            </w:r>
+          </w:p>
+        </w:tc>
+        <w:tc>
+          <w:tcPr>
+            <w:tcW w:type="dxa" w:w="2041"/>
+            <w:shd w:val="clear" w:color="auto" w:fill="FFFFFF"/>
+            <w:tcBorders>
+              <w:top w:val="single" w:sz="4" w:space="0" w:color="B9C4D4"/>
+              <w:left w:val="single" w:sz="4" w:space="0" w:color="B9C4D4"/>
+              <w:bottom w:val="single" w:sz="4" w:space="0" w:color="B9C4D4"/>
+              <w:right w:val="single" w:sz="4" w:space="0" w:color="B9C4D4"/>
+            </w:tcBorders>
+            <w:vAlign w:val="center"/>
+          </w:tcPr>
+          <w:p>
+            <w:r/>
+            <w:r>
+              <w:rPr>
+                <w:rFonts w:ascii="Calibri" w:hAnsi="Calibri"/>
+                <w:b w:val="0"/>
+                <w:i w:val="0"/>
+                <w:color w:val="222222"/>
+                <w:sz w:val="19"/>
+              </w:rPr>
+              <w:t>{items: [{sanPhamId, soLuong, donGia}]}</w:t>
+            </w:r>
+          </w:p>
+        </w:tc>
+        <w:tc>
+          <w:tcPr>
+            <w:tcW w:type="dxa" w:w="1474"/>
+            <w:shd w:val="clear" w:color="auto" w:fill="FFFFFF"/>
+            <w:tcBorders>
+              <w:top w:val="single" w:sz="4" w:space="0" w:color="B9C4D4"/>
+              <w:left w:val="single" w:sz="4" w:space="0" w:color="B9C4D4"/>
+              <w:bottom w:val="single" w:sz="4" w:space="0" w:color="B9C4D4"/>
+              <w:right w:val="single" w:sz="4" w:space="0" w:color="B9C4D4"/>
+            </w:tcBorders>
+            <w:vAlign w:val="center"/>
+          </w:tcPr>
+          <w:p>
+            <w:r/>
+            <w:r>
+              <w:rPr>
+                <w:rFonts w:ascii="Calibri" w:hAnsi="Calibri"/>
+                <w:b w:val="0"/>
+                <w:i w:val="0"/>
+                <w:color w:val="222222"/>
+                <w:sz w:val="19"/>
+              </w:rPr>
+              <w:t>200</w:t>
+            </w:r>
+          </w:p>
+        </w:tc>
+      </w:tr>
+      <w:tr>
+        <w:tc>
+          <w:tcPr>
+            <w:tcW w:type="dxa" w:w="1020"/>
+            <w:shd w:val="clear" w:color="auto" w:fill="EEF2F7"/>
+            <w:tcBorders>
+              <w:top w:val="single" w:sz="4" w:space="0" w:color="B9C4D4"/>
+              <w:left w:val="single" w:sz="4" w:space="0" w:color="B9C4D4"/>
+              <w:bottom w:val="single" w:sz="4" w:space="0" w:color="B9C4D4"/>
+              <w:right w:val="single" w:sz="4" w:space="0" w:color="B9C4D4"/>
+            </w:tcBorders>
+            <w:vAlign w:val="center"/>
+          </w:tcPr>
+          <w:p>
+            <w:r/>
+            <w:r>
+              <w:rPr>
+                <w:rFonts w:ascii="Calibri" w:hAnsi="Calibri"/>
+                <w:b w:val="0"/>
+                <w:i w:val="0"/>
+                <w:color w:val="222222"/>
+                <w:sz w:val="19"/>
+              </w:rPr>
+              <w:t>POST</w:t>
+            </w:r>
+          </w:p>
+        </w:tc>
+        <w:tc>
+          <w:tcPr>
+            <w:tcW w:type="dxa" w:w="2041"/>
+            <w:shd w:val="clear" w:color="auto" w:fill="EEF2F7"/>
+            <w:tcBorders>
+              <w:top w:val="single" w:sz="4" w:space="0" w:color="B9C4D4"/>
+              <w:left w:val="single" w:sz="4" w:space="0" w:color="B9C4D4"/>
+              <w:bottom w:val="single" w:sz="4" w:space="0" w:color="B9C4D4"/>
+              <w:right w:val="single" w:sz="4" w:space="0" w:color="B9C4D4"/>
+            </w:tcBorders>
+            <w:vAlign w:val="center"/>
+          </w:tcPr>
+          <w:p>
+            <w:r/>
+            <w:r>
+              <w:rPr>
+                <w:rFonts w:ascii="Calibri" w:hAnsi="Calibri"/>
+                <w:b w:val="0"/>
+                <w:i w:val="0"/>
+                <w:color w:val="222222"/>
+                <w:sz w:val="19"/>
+              </w:rPr>
+              <w:t>/api/cart/items</w:t>
+            </w:r>
+          </w:p>
+        </w:tc>
+        <w:tc>
+          <w:tcPr>
+            <w:tcW w:type="dxa" w:w="2494"/>
+            <w:shd w:val="clear" w:color="auto" w:fill="EEF2F7"/>
+            <w:tcBorders>
+              <w:top w:val="single" w:sz="4" w:space="0" w:color="B9C4D4"/>
+              <w:left w:val="single" w:sz="4" w:space="0" w:color="B9C4D4"/>
+              <w:bottom w:val="single" w:sz="4" w:space="0" w:color="B9C4D4"/>
+              <w:right w:val="single" w:sz="4" w:space="0" w:color="B9C4D4"/>
+            </w:tcBorders>
+            <w:vAlign w:val="center"/>
+          </w:tcPr>
+          <w:p>
+            <w:r/>
+            <w:r>
+              <w:rPr>
+                <w:rFonts w:ascii="Calibri" w:hAnsi="Calibri"/>
+                <w:b w:val="0"/>
+                <w:i w:val="0"/>
+                <w:color w:val="222222"/>
+                <w:sz w:val="19"/>
+              </w:rPr>
+              <w:t>{sanPhamId, soLuong}</w:t>
+            </w:r>
+          </w:p>
+        </w:tc>
+        <w:tc>
+          <w:tcPr>
+            <w:tcW w:type="dxa" w:w="2041"/>
+            <w:shd w:val="clear" w:color="auto" w:fill="EEF2F7"/>
+            <w:tcBorders>
+              <w:top w:val="single" w:sz="4" w:space="0" w:color="B9C4D4"/>
+              <w:left w:val="single" w:sz="4" w:space="0" w:color="B9C4D4"/>
+              <w:bottom w:val="single" w:sz="4" w:space="0" w:color="B9C4D4"/>
+              <w:right w:val="single" w:sz="4" w:space="0" w:color="B9C4D4"/>
+            </w:tcBorders>
+            <w:vAlign w:val="center"/>
+          </w:tcPr>
+          <w:p>
+            <w:r/>
+            <w:r>
+              <w:rPr>
+                <w:rFonts w:ascii="Calibri" w:hAnsi="Calibri"/>
+                <w:b w:val="0"/>
+                <w:i w:val="0"/>
+                <w:color w:val="222222"/>
+                <w:sz w:val="19"/>
+              </w:rPr>
+              <w:t>{items: [...]}</w:t>
+            </w:r>
+          </w:p>
+        </w:tc>
+        <w:tc>
+          <w:tcPr>
+            <w:tcW w:type="dxa" w:w="1474"/>
+            <w:shd w:val="clear" w:color="auto" w:fill="EEF2F7"/>
+            <w:tcBorders>
+              <w:top w:val="single" w:sz="4" w:space="0" w:color="B9C4D4"/>
+              <w:left w:val="single" w:sz="4" w:space="0" w:color="B9C4D4"/>
+              <w:bottom w:val="single" w:sz="4" w:space="0" w:color="B9C4D4"/>
+              <w:right w:val="single" w:sz="4" w:space="0" w:color="B9C4D4"/>
+            </w:tcBorders>
+            <w:vAlign w:val="center"/>
+          </w:tcPr>
+          <w:p>
+            <w:r/>
+            <w:r>
+              <w:rPr>
+                <w:rFonts w:ascii="Calibri" w:hAnsi="Calibri"/>
+                <w:b w:val="0"/>
+                <w:i w:val="0"/>
+                <w:color w:val="222222"/>
+                <w:sz w:val="19"/>
+              </w:rPr>
+              <w:t>200 / 409 (vượt số lượng còn hàng)</w:t>
+            </w:r>
+          </w:p>
+        </w:tc>
+      </w:tr>
+      <w:tr>
+        <w:tc>
+          <w:tcPr>
+            <w:tcW w:type="dxa" w:w="1020"/>
+            <w:shd w:val="clear" w:color="auto" w:fill="FFFFFF"/>
+            <w:tcBorders>
+              <w:top w:val="single" w:sz="4" w:space="0" w:color="B9C4D4"/>
+              <w:left w:val="single" w:sz="4" w:space="0" w:color="B9C4D4"/>
+              <w:bottom w:val="single" w:sz="4" w:space="0" w:color="B9C4D4"/>
+              <w:right w:val="single" w:sz="4" w:space="0" w:color="B9C4D4"/>
+            </w:tcBorders>
+            <w:vAlign w:val="center"/>
+          </w:tcPr>
+          <w:p>
+            <w:r/>
+            <w:r>
+              <w:rPr>
+                <w:rFonts w:ascii="Calibri" w:hAnsi="Calibri"/>
+                <w:b w:val="0"/>
+                <w:i w:val="0"/>
+                <w:color w:val="222222"/>
+                <w:sz w:val="19"/>
+              </w:rPr>
+              <w:t>PATCH</w:t>
+            </w:r>
+          </w:p>
+        </w:tc>
+        <w:tc>
+          <w:tcPr>
+            <w:tcW w:type="dxa" w:w="2041"/>
+            <w:shd w:val="clear" w:color="auto" w:fill="FFFFFF"/>
+            <w:tcBorders>
+              <w:top w:val="single" w:sz="4" w:space="0" w:color="B9C4D4"/>
+              <w:left w:val="single" w:sz="4" w:space="0" w:color="B9C4D4"/>
+              <w:bottom w:val="single" w:sz="4" w:space="0" w:color="B9C4D4"/>
+              <w:right w:val="single" w:sz="4" w:space="0" w:color="B9C4D4"/>
+            </w:tcBorders>
+            <w:vAlign w:val="center"/>
+          </w:tcPr>
+          <w:p>
+            <w:r/>
+            <w:r>
+              <w:rPr>
+                <w:rFonts w:ascii="Calibri" w:hAnsi="Calibri"/>
+                <w:b w:val="0"/>
+                <w:i w:val="0"/>
+                <w:color w:val="222222"/>
+                <w:sz w:val="19"/>
+              </w:rPr>
+              <w:t>/api/cart/items/:sanPhamId</w:t>
+            </w:r>
+          </w:p>
+        </w:tc>
+        <w:tc>
+          <w:tcPr>
+            <w:tcW w:type="dxa" w:w="2494"/>
+            <w:shd w:val="clear" w:color="auto" w:fill="FFFFFF"/>
+            <w:tcBorders>
+              <w:top w:val="single" w:sz="4" w:space="0" w:color="B9C4D4"/>
+              <w:left w:val="single" w:sz="4" w:space="0" w:color="B9C4D4"/>
+              <w:bottom w:val="single" w:sz="4" w:space="0" w:color="B9C4D4"/>
+              <w:right w:val="single" w:sz="4" w:space="0" w:color="B9C4D4"/>
+            </w:tcBorders>
+            <w:vAlign w:val="center"/>
+          </w:tcPr>
+          <w:p>
+            <w:r/>
+            <w:r>
+              <w:rPr>
+                <w:rFonts w:ascii="Calibri" w:hAnsi="Calibri"/>
+                <w:b w:val="0"/>
+                <w:i w:val="0"/>
+                <w:color w:val="222222"/>
+                <w:sz w:val="19"/>
+              </w:rPr>
+              <w:t>{soLuong}</w:t>
+            </w:r>
+          </w:p>
+        </w:tc>
+        <w:tc>
+          <w:tcPr>
+            <w:tcW w:type="dxa" w:w="2041"/>
+            <w:shd w:val="clear" w:color="auto" w:fill="FFFFFF"/>
+            <w:tcBorders>
+              <w:top w:val="single" w:sz="4" w:space="0" w:color="B9C4D4"/>
+              <w:left w:val="single" w:sz="4" w:space="0" w:color="B9C4D4"/>
+              <w:bottom w:val="single" w:sz="4" w:space="0" w:color="B9C4D4"/>
+              <w:right w:val="single" w:sz="4" w:space="0" w:color="B9C4D4"/>
+            </w:tcBorders>
+            <w:vAlign w:val="center"/>
+          </w:tcPr>
+          <w:p>
+            <w:r/>
+            <w:r>
+              <w:rPr>
+                <w:rFonts w:ascii="Calibri" w:hAnsi="Calibri"/>
+                <w:b w:val="0"/>
+                <w:i w:val="0"/>
+                <w:color w:val="222222"/>
+                <w:sz w:val="19"/>
+              </w:rPr>
+              <w:t>{items: [...]}</w:t>
+            </w:r>
+          </w:p>
+        </w:tc>
+        <w:tc>
+          <w:tcPr>
+            <w:tcW w:type="dxa" w:w="1474"/>
+            <w:shd w:val="clear" w:color="auto" w:fill="FFFFFF"/>
+            <w:tcBorders>
+              <w:top w:val="single" w:sz="4" w:space="0" w:color="B9C4D4"/>
+              <w:left w:val="single" w:sz="4" w:space="0" w:color="B9C4D4"/>
+              <w:bottom w:val="single" w:sz="4" w:space="0" w:color="B9C4D4"/>
+              <w:right w:val="single" w:sz="4" w:space="0" w:color="B9C4D4"/>
+            </w:tcBorders>
+            <w:vAlign w:val="center"/>
+          </w:tcPr>
+          <w:p>
+            <w:r/>
+            <w:r>
+              <w:rPr>
+                <w:rFonts w:ascii="Calibri" w:hAnsi="Calibri"/>
+                <w:b w:val="0"/>
+                <w:i w:val="0"/>
+                <w:color w:val="222222"/>
+                <w:sz w:val="19"/>
+              </w:rPr>
+              <w:t>200 / 409</w:t>
+            </w:r>
+          </w:p>
+        </w:tc>
+      </w:tr>
+      <w:tr>
+        <w:tc>
+          <w:tcPr>
+            <w:tcW w:type="dxa" w:w="1020"/>
+            <w:shd w:val="clear" w:color="auto" w:fill="EEF2F7"/>
+            <w:tcBorders>
+              <w:top w:val="single" w:sz="4" w:space="0" w:color="B9C4D4"/>
+              <w:left w:val="single" w:sz="4" w:space="0" w:color="B9C4D4"/>
+              <w:bottom w:val="single" w:sz="4" w:space="0" w:color="B9C4D4"/>
+              <w:right w:val="single" w:sz="4" w:space="0" w:color="B9C4D4"/>
+            </w:tcBorders>
+            <w:vAlign w:val="center"/>
+          </w:tcPr>
+          <w:p>
+            <w:r/>
+            <w:r>
+              <w:rPr>
+                <w:rFonts w:ascii="Calibri" w:hAnsi="Calibri"/>
+                <w:b w:val="0"/>
+                <w:i w:val="0"/>
+                <w:color w:val="222222"/>
+                <w:sz w:val="19"/>
+              </w:rPr>
+              <w:t>DELETE</w:t>
+            </w:r>
+          </w:p>
+        </w:tc>
+        <w:tc>
+          <w:tcPr>
+            <w:tcW w:type="dxa" w:w="2041"/>
+            <w:shd w:val="clear" w:color="auto" w:fill="EEF2F7"/>
+            <w:tcBorders>
+              <w:top w:val="single" w:sz="4" w:space="0" w:color="B9C4D4"/>
+              <w:left w:val="single" w:sz="4" w:space="0" w:color="B9C4D4"/>
+              <w:bottom w:val="single" w:sz="4" w:space="0" w:color="B9C4D4"/>
+              <w:right w:val="single" w:sz="4" w:space="0" w:color="B9C4D4"/>
+            </w:tcBorders>
+            <w:vAlign w:val="center"/>
+          </w:tcPr>
+          <w:p>
+            <w:r/>
+            <w:r>
+              <w:rPr>
+                <w:rFonts w:ascii="Calibri" w:hAnsi="Calibri"/>
+                <w:b w:val="0"/>
+                <w:i w:val="0"/>
+                <w:color w:val="222222"/>
+                <w:sz w:val="19"/>
+              </w:rPr>
+              <w:t>/api/cart/items/:sanPhamId</w:t>
+            </w:r>
+          </w:p>
+        </w:tc>
+        <w:tc>
+          <w:tcPr>
+            <w:tcW w:type="dxa" w:w="2494"/>
+            <w:shd w:val="clear" w:color="auto" w:fill="EEF2F7"/>
+            <w:tcBorders>
+              <w:top w:val="single" w:sz="4" w:space="0" w:color="B9C4D4"/>
+              <w:left w:val="single" w:sz="4" w:space="0" w:color="B9C4D4"/>
+              <w:bottom w:val="single" w:sz="4" w:space="0" w:color="B9C4D4"/>
+              <w:right w:val="single" w:sz="4" w:space="0" w:color="B9C4D4"/>
+            </w:tcBorders>
+            <w:vAlign w:val="center"/>
+          </w:tcPr>
+          <w:p>
+            <w:r/>
+            <w:r>
+              <w:rPr>
+                <w:rFonts w:ascii="Calibri" w:hAnsi="Calibri"/>
+                <w:b w:val="0"/>
+                <w:i w:val="0"/>
+                <w:color w:val="222222"/>
+                <w:sz w:val="19"/>
+              </w:rPr>
+              <w:t>—</w:t>
+            </w:r>
+          </w:p>
+        </w:tc>
+        <w:tc>
+          <w:tcPr>
+            <w:tcW w:type="dxa" w:w="2041"/>
+            <w:shd w:val="clear" w:color="auto" w:fill="EEF2F7"/>
+            <w:tcBorders>
+              <w:top w:val="single" w:sz="4" w:space="0" w:color="B9C4D4"/>
+              <w:left w:val="single" w:sz="4" w:space="0" w:color="B9C4D4"/>
+              <w:bottom w:val="single" w:sz="4" w:space="0" w:color="B9C4D4"/>
+              <w:right w:val="single" w:sz="4" w:space="0" w:color="B9C4D4"/>
+            </w:tcBorders>
+            <w:vAlign w:val="center"/>
+          </w:tcPr>
+          <w:p>
+            <w:r/>
+            <w:r>
+              <w:rPr>
+                <w:rFonts w:ascii="Calibri" w:hAnsi="Calibri"/>
+                <w:b w:val="0"/>
+                <w:i w:val="0"/>
+                <w:color w:val="222222"/>
+                <w:sz w:val="19"/>
+              </w:rPr>
+              <w:t>{items: [...]}</w:t>
+            </w:r>
+          </w:p>
+        </w:tc>
+        <w:tc>
+          <w:tcPr>
+            <w:tcW w:type="dxa" w:w="1474"/>
+            <w:shd w:val="clear" w:color="auto" w:fill="EEF2F7"/>
+            <w:tcBorders>
+              <w:top w:val="single" w:sz="4" w:space="0" w:color="B9C4D4"/>
+              <w:left w:val="single" w:sz="4" w:space="0" w:color="B9C4D4"/>
+              <w:bottom w:val="single" w:sz="4" w:space="0" w:color="B9C4D4"/>
+              <w:right w:val="single" w:sz="4" w:space="0" w:color="B9C4D4"/>
+            </w:tcBorders>
+            <w:vAlign w:val="center"/>
+          </w:tcPr>
+          <w:p>
+            <w:r/>
+            <w:r>
+              <w:rPr>
+                <w:rFonts w:ascii="Calibri" w:hAnsi="Calibri"/>
+                <w:b w:val="0"/>
+                <w:i w:val="0"/>
+                <w:color w:val="222222"/>
+                <w:sz w:val="19"/>
+              </w:rPr>
+              <w:t>200</w:t>
+            </w:r>
+          </w:p>
+        </w:tc>
+      </w:tr>
+      <w:tr>
+        <w:tc>
+          <w:tcPr>
+            <w:tcW w:type="dxa" w:w="1020"/>
+            <w:shd w:val="clear" w:color="auto" w:fill="FFFFFF"/>
+            <w:tcBorders>
+              <w:top w:val="single" w:sz="4" w:space="0" w:color="B9C4D4"/>
+              <w:left w:val="single" w:sz="4" w:space="0" w:color="B9C4D4"/>
+              <w:bottom w:val="single" w:sz="4" w:space="0" w:color="B9C4D4"/>
+              <w:right w:val="single" w:sz="4" w:space="0" w:color="B9C4D4"/>
+            </w:tcBorders>
+            <w:vAlign w:val="center"/>
+          </w:tcPr>
+          <w:p>
+            <w:r/>
+            <w:r>
+              <w:rPr>
+                <w:rFonts w:ascii="Calibri" w:hAnsi="Calibri"/>
+                <w:b w:val="0"/>
+                <w:i w:val="0"/>
+                <w:color w:val="222222"/>
+                <w:sz w:val="19"/>
+              </w:rPr>
+              <w:t>POST</w:t>
+            </w:r>
+          </w:p>
+        </w:tc>
+        <w:tc>
+          <w:tcPr>
+            <w:tcW w:type="dxa" w:w="2041"/>
+            <w:shd w:val="clear" w:color="auto" w:fill="FFFFFF"/>
+            <w:tcBorders>
+              <w:top w:val="single" w:sz="4" w:space="0" w:color="B9C4D4"/>
+              <w:left w:val="single" w:sz="4" w:space="0" w:color="B9C4D4"/>
+              <w:bottom w:val="single" w:sz="4" w:space="0" w:color="B9C4D4"/>
+              <w:right w:val="single" w:sz="4" w:space="0" w:color="B9C4D4"/>
+            </w:tcBorders>
+            <w:vAlign w:val="center"/>
+          </w:tcPr>
+          <w:p>
+            <w:r/>
+            <w:r>
+              <w:rPr>
+                <w:rFonts w:ascii="Calibri" w:hAnsi="Calibri"/>
+                <w:b w:val="0"/>
+                <w:i w:val="0"/>
+                <w:color w:val="222222"/>
+                <w:sz w:val="19"/>
+              </w:rPr>
+              <w:t>/api/orders</w:t>
+            </w:r>
+          </w:p>
+        </w:tc>
+        <w:tc>
+          <w:tcPr>
+            <w:tcW w:type="dxa" w:w="2494"/>
+            <w:shd w:val="clear" w:color="auto" w:fill="FFFFFF"/>
+            <w:tcBorders>
+              <w:top w:val="single" w:sz="4" w:space="0" w:color="B9C4D4"/>
+              <w:left w:val="single" w:sz="4" w:space="0" w:color="B9C4D4"/>
+              <w:bottom w:val="single" w:sz="4" w:space="0" w:color="B9C4D4"/>
+              <w:right w:val="single" w:sz="4" w:space="0" w:color="B9C4D4"/>
+            </w:tcBorders>
+            <w:vAlign w:val="center"/>
+          </w:tcPr>
+          <w:p>
+            <w:r/>
+            <w:r>
+              <w:rPr>
+                <w:rFonts w:ascii="Calibri" w:hAnsi="Calibri"/>
+                <w:b w:val="0"/>
+                <w:i w:val="0"/>
+                <w:color w:val="222222"/>
+                <w:sz w:val="19"/>
+              </w:rPr>
+              <w:t>{hinhThucNhan, khuVucNhan?} (tạo đơn từ giỏ hàng hiện tại)</w:t>
+            </w:r>
+          </w:p>
+        </w:tc>
+        <w:tc>
+          <w:tcPr>
+            <w:tcW w:type="dxa" w:w="2041"/>
+            <w:shd w:val="clear" w:color="auto" w:fill="FFFFFF"/>
+            <w:tcBorders>
+              <w:top w:val="single" w:sz="4" w:space="0" w:color="B9C4D4"/>
+              <w:left w:val="single" w:sz="4" w:space="0" w:color="B9C4D4"/>
+              <w:bottom w:val="single" w:sz="4" w:space="0" w:color="B9C4D4"/>
+              <w:right w:val="single" w:sz="4" w:space="0" w:color="B9C4D4"/>
+            </w:tcBorders>
+            <w:vAlign w:val="center"/>
+          </w:tcPr>
+          <w:p>
+            <w:r/>
+            <w:r>
+              <w:rPr>
+                <w:rFonts w:ascii="Calibri" w:hAnsi="Calibri"/>
+                <w:b w:val="0"/>
+                <w:i w:val="0"/>
+                <w:color w:val="222222"/>
+                <w:sz w:val="19"/>
+              </w:rPr>
+              <w:t>{donHangId, tienHang, phiShip}</w:t>
+            </w:r>
+          </w:p>
+        </w:tc>
+        <w:tc>
+          <w:tcPr>
+            <w:tcW w:type="dxa" w:w="1474"/>
+            <w:shd w:val="clear" w:color="auto" w:fill="FFFFFF"/>
+            <w:tcBorders>
+              <w:top w:val="single" w:sz="4" w:space="0" w:color="B9C4D4"/>
+              <w:left w:val="single" w:sz="4" w:space="0" w:color="B9C4D4"/>
+              <w:bottom w:val="single" w:sz="4" w:space="0" w:color="B9C4D4"/>
+              <w:right w:val="single" w:sz="4" w:space="0" w:color="B9C4D4"/>
+            </w:tcBorders>
+            <w:vAlign w:val="center"/>
+          </w:tcPr>
+          <w:p>
+            <w:r/>
+            <w:r>
+              <w:rPr>
+                <w:rFonts w:ascii="Calibri" w:hAnsi="Calibri"/>
+                <w:b w:val="0"/>
+                <w:i w:val="0"/>
+                <w:color w:val="222222"/>
+                <w:sz w:val="19"/>
+              </w:rPr>
+              <w:t>201 / 409 (hết hàng)</w:t>
+            </w:r>
+          </w:p>
+        </w:tc>
+      </w:tr>
+      <w:tr>
+        <w:tc>
+          <w:tcPr>
+            <w:tcW w:type="dxa" w:w="1020"/>
+            <w:shd w:val="clear" w:color="auto" w:fill="EEF2F7"/>
+            <w:tcBorders>
+              <w:top w:val="single" w:sz="4" w:space="0" w:color="B9C4D4"/>
+              <w:left w:val="single" w:sz="4" w:space="0" w:color="B9C4D4"/>
+              <w:bottom w:val="single" w:sz="4" w:space="0" w:color="B9C4D4"/>
+              <w:right w:val="single" w:sz="4" w:space="0" w:color="B9C4D4"/>
+            </w:tcBorders>
+            <w:vAlign w:val="center"/>
+          </w:tcPr>
+          <w:p>
+            <w:r/>
+            <w:r>
+              <w:rPr>
+                <w:rFonts w:ascii="Calibri" w:hAnsi="Calibri"/>
+                <w:b w:val="0"/>
+                <w:i w:val="0"/>
+                <w:color w:val="222222"/>
+                <w:sz w:val="19"/>
+              </w:rPr>
+              <w:t>POST</w:t>
+            </w:r>
+          </w:p>
+        </w:tc>
+        <w:tc>
+          <w:tcPr>
+            <w:tcW w:type="dxa" w:w="2041"/>
+            <w:shd w:val="clear" w:color="auto" w:fill="EEF2F7"/>
+            <w:tcBorders>
+              <w:top w:val="single" w:sz="4" w:space="0" w:color="B9C4D4"/>
+              <w:left w:val="single" w:sz="4" w:space="0" w:color="B9C4D4"/>
+              <w:bottom w:val="single" w:sz="4" w:space="0" w:color="B9C4D4"/>
+              <w:right w:val="single" w:sz="4" w:space="0" w:color="B9C4D4"/>
+            </w:tcBorders>
+            <w:vAlign w:val="center"/>
+          </w:tcPr>
+          <w:p>
+            <w:r/>
+            <w:r>
+              <w:rPr>
+                <w:rFonts w:ascii="Calibri" w:hAnsi="Calibri"/>
+                <w:b w:val="0"/>
+                <w:i w:val="0"/>
+                <w:color w:val="222222"/>
+                <w:sz w:val="19"/>
+              </w:rPr>
+              <w:t>/api/orders/:id/cancel</w:t>
+            </w:r>
+          </w:p>
+        </w:tc>
+        <w:tc>
+          <w:tcPr>
+            <w:tcW w:type="dxa" w:w="2494"/>
+            <w:shd w:val="clear" w:color="auto" w:fill="EEF2F7"/>
+            <w:tcBorders>
+              <w:top w:val="single" w:sz="4" w:space="0" w:color="B9C4D4"/>
+              <w:left w:val="single" w:sz="4" w:space="0" w:color="B9C4D4"/>
+              <w:bottom w:val="single" w:sz="4" w:space="0" w:color="B9C4D4"/>
+              <w:right w:val="single" w:sz="4" w:space="0" w:color="B9C4D4"/>
+            </w:tcBorders>
+            <w:vAlign w:val="center"/>
+          </w:tcPr>
+          <w:p>
+            <w:r/>
+            <w:r>
+              <w:rPr>
+                <w:rFonts w:ascii="Calibri" w:hAnsi="Calibri"/>
+                <w:b w:val="0"/>
+                <w:i w:val="0"/>
+                <w:color w:val="222222"/>
+                <w:sz w:val="19"/>
+              </w:rPr>
+              <w:t>—</w:t>
+            </w:r>
+          </w:p>
+        </w:tc>
+        <w:tc>
+          <w:tcPr>
+            <w:tcW w:type="dxa" w:w="2041"/>
+            <w:shd w:val="clear" w:color="auto" w:fill="EEF2F7"/>
+            <w:tcBorders>
+              <w:top w:val="single" w:sz="4" w:space="0" w:color="B9C4D4"/>
+              <w:left w:val="single" w:sz="4" w:space="0" w:color="B9C4D4"/>
+              <w:bottom w:val="single" w:sz="4" w:space="0" w:color="B9C4D4"/>
+              <w:right w:val="single" w:sz="4" w:space="0" w:color="B9C4D4"/>
+            </w:tcBorders>
+            <w:vAlign w:val="center"/>
+          </w:tcPr>
+          <w:p>
+            <w:r/>
+            <w:r>
+              <w:rPr>
+                <w:rFonts w:ascii="Calibri" w:hAnsi="Calibri"/>
+                <w:b w:val="0"/>
+                <w:i w:val="0"/>
+                <w:color w:val="222222"/>
+                <w:sz w:val="19"/>
+              </w:rPr>
+              <w:t>{trangThai: 'Cancelled'}</w:t>
+            </w:r>
+          </w:p>
+        </w:tc>
+        <w:tc>
+          <w:tcPr>
+            <w:tcW w:type="dxa" w:w="1474"/>
+            <w:shd w:val="clear" w:color="auto" w:fill="EEF2F7"/>
+            <w:tcBorders>
+              <w:top w:val="single" w:sz="4" w:space="0" w:color="B9C4D4"/>
+              <w:left w:val="single" w:sz="4" w:space="0" w:color="B9C4D4"/>
+              <w:bottom w:val="single" w:sz="4" w:space="0" w:color="B9C4D4"/>
+              <w:right w:val="single" w:sz="4" w:space="0" w:color="B9C4D4"/>
+            </w:tcBorders>
+            <w:vAlign w:val="center"/>
+          </w:tcPr>
+          <w:p>
+            <w:r/>
+            <w:r>
+              <w:rPr>
+                <w:rFonts w:ascii="Calibri" w:hAnsi="Calibri"/>
+                <w:b w:val="0"/>
+                <w:i w:val="0"/>
+                <w:color w:val="222222"/>
+                <w:sz w:val="19"/>
+              </w:rPr>
+              <w:t>200 / 409 (đơn không ở Pending)</w:t>
             </w:r>
           </w:p>
         </w:tc>
@@ -8926,6 +10169,534 @@
                 <w:color w:val="222222"/>
                 <w:sz w:val="19"/>
               </w:rPr>
+              <w:t>POST</w:t>
+            </w:r>
+          </w:p>
+        </w:tc>
+        <w:tc>
+          <w:tcPr>
+            <w:tcW w:type="dxa" w:w="2041"/>
+            <w:shd w:val="clear" w:color="auto" w:fill="EEF2F7"/>
+            <w:tcBorders>
+              <w:top w:val="single" w:sz="4" w:space="0" w:color="B9C4D4"/>
+              <w:left w:val="single" w:sz="4" w:space="0" w:color="B9C4D4"/>
+              <w:bottom w:val="single" w:sz="4" w:space="0" w:color="B9C4D4"/>
+              <w:right w:val="single" w:sz="4" w:space="0" w:color="B9C4D4"/>
+            </w:tcBorders>
+            <w:vAlign w:val="center"/>
+          </w:tcPr>
+          <w:p>
+            <w:r/>
+            <w:r>
+              <w:rPr>
+                <w:rFonts w:ascii="Calibri" w:hAnsi="Calibri"/>
+                <w:b w:val="0"/>
+                <w:i w:val="0"/>
+                <w:color w:val="222222"/>
+                <w:sz w:val="19"/>
+              </w:rPr>
+              <w:t>/api/staff/login</w:t>
+            </w:r>
+          </w:p>
+        </w:tc>
+        <w:tc>
+          <w:tcPr>
+            <w:tcW w:type="dxa" w:w="2494"/>
+            <w:shd w:val="clear" w:color="auto" w:fill="EEF2F7"/>
+            <w:tcBorders>
+              <w:top w:val="single" w:sz="4" w:space="0" w:color="B9C4D4"/>
+              <w:left w:val="single" w:sz="4" w:space="0" w:color="B9C4D4"/>
+              <w:bottom w:val="single" w:sz="4" w:space="0" w:color="B9C4D4"/>
+              <w:right w:val="single" w:sz="4" w:space="0" w:color="B9C4D4"/>
+            </w:tcBorders>
+            <w:vAlign w:val="center"/>
+          </w:tcPr>
+          <w:p>
+            <w:r/>
+            <w:r>
+              <w:rPr>
+                <w:rFonts w:ascii="Calibri" w:hAnsi="Calibri"/>
+                <w:b w:val="0"/>
+                <w:i w:val="0"/>
+                <w:color w:val="222222"/>
+                <w:sz w:val="19"/>
+              </w:rPr>
+              <w:t>{email, matKhau}</w:t>
+            </w:r>
+          </w:p>
+        </w:tc>
+        <w:tc>
+          <w:tcPr>
+            <w:tcW w:type="dxa" w:w="2041"/>
+            <w:shd w:val="clear" w:color="auto" w:fill="EEF2F7"/>
+            <w:tcBorders>
+              <w:top w:val="single" w:sz="4" w:space="0" w:color="B9C4D4"/>
+              <w:left w:val="single" w:sz="4" w:space="0" w:color="B9C4D4"/>
+              <w:bottom w:val="single" w:sz="4" w:space="0" w:color="B9C4D4"/>
+              <w:right w:val="single" w:sz="4" w:space="0" w:color="B9C4D4"/>
+            </w:tcBorders>
+            <w:vAlign w:val="center"/>
+          </w:tcPr>
+          <w:p>
+            <w:r/>
+            <w:r>
+              <w:rPr>
+                <w:rFonts w:ascii="Calibri" w:hAnsi="Calibri"/>
+                <w:b w:val="0"/>
+                <w:i w:val="0"/>
+                <w:color w:val="222222"/>
+                <w:sz w:val="19"/>
+              </w:rPr>
+              <w:t>{token, vaiTro}</w:t>
+            </w:r>
+          </w:p>
+        </w:tc>
+        <w:tc>
+          <w:tcPr>
+            <w:tcW w:type="dxa" w:w="1474"/>
+            <w:shd w:val="clear" w:color="auto" w:fill="EEF2F7"/>
+            <w:tcBorders>
+              <w:top w:val="single" w:sz="4" w:space="0" w:color="B9C4D4"/>
+              <w:left w:val="single" w:sz="4" w:space="0" w:color="B9C4D4"/>
+              <w:bottom w:val="single" w:sz="4" w:space="0" w:color="B9C4D4"/>
+              <w:right w:val="single" w:sz="4" w:space="0" w:color="B9C4D4"/>
+            </w:tcBorders>
+            <w:vAlign w:val="center"/>
+          </w:tcPr>
+          <w:p>
+            <w:r/>
+            <w:r>
+              <w:rPr>
+                <w:rFonts w:ascii="Calibri" w:hAnsi="Calibri"/>
+                <w:b w:val="0"/>
+                <w:i w:val="0"/>
+                <w:color w:val="222222"/>
+                <w:sz w:val="19"/>
+              </w:rPr>
+              <w:t>200 / 401</w:t>
+            </w:r>
+          </w:p>
+        </w:tc>
+      </w:tr>
+      <w:tr>
+        <w:tc>
+          <w:tcPr>
+            <w:tcW w:type="dxa" w:w="1020"/>
+            <w:shd w:val="clear" w:color="auto" w:fill="FFFFFF"/>
+            <w:tcBorders>
+              <w:top w:val="single" w:sz="4" w:space="0" w:color="B9C4D4"/>
+              <w:left w:val="single" w:sz="4" w:space="0" w:color="B9C4D4"/>
+              <w:bottom w:val="single" w:sz="4" w:space="0" w:color="B9C4D4"/>
+              <w:right w:val="single" w:sz="4" w:space="0" w:color="B9C4D4"/>
+            </w:tcBorders>
+            <w:vAlign w:val="center"/>
+          </w:tcPr>
+          <w:p>
+            <w:r/>
+            <w:r>
+              <w:rPr>
+                <w:rFonts w:ascii="Calibri" w:hAnsi="Calibri"/>
+                <w:b w:val="0"/>
+                <w:i w:val="0"/>
+                <w:color w:val="222222"/>
+                <w:sz w:val="19"/>
+              </w:rPr>
+              <w:t>GET</w:t>
+            </w:r>
+          </w:p>
+        </w:tc>
+        <w:tc>
+          <w:tcPr>
+            <w:tcW w:type="dxa" w:w="2041"/>
+            <w:shd w:val="clear" w:color="auto" w:fill="FFFFFF"/>
+            <w:tcBorders>
+              <w:top w:val="single" w:sz="4" w:space="0" w:color="B9C4D4"/>
+              <w:left w:val="single" w:sz="4" w:space="0" w:color="B9C4D4"/>
+              <w:bottom w:val="single" w:sz="4" w:space="0" w:color="B9C4D4"/>
+              <w:right w:val="single" w:sz="4" w:space="0" w:color="B9C4D4"/>
+            </w:tcBorders>
+            <w:vAlign w:val="center"/>
+          </w:tcPr>
+          <w:p>
+            <w:r/>
+            <w:r>
+              <w:rPr>
+                <w:rFonts w:ascii="Calibri" w:hAnsi="Calibri"/>
+                <w:b w:val="0"/>
+                <w:i w:val="0"/>
+                <w:color w:val="222222"/>
+                <w:sz w:val="19"/>
+              </w:rPr>
+              <w:t>/api/staff</w:t>
+            </w:r>
+          </w:p>
+        </w:tc>
+        <w:tc>
+          <w:tcPr>
+            <w:tcW w:type="dxa" w:w="2494"/>
+            <w:shd w:val="clear" w:color="auto" w:fill="FFFFFF"/>
+            <w:tcBorders>
+              <w:top w:val="single" w:sz="4" w:space="0" w:color="B9C4D4"/>
+              <w:left w:val="single" w:sz="4" w:space="0" w:color="B9C4D4"/>
+              <w:bottom w:val="single" w:sz="4" w:space="0" w:color="B9C4D4"/>
+              <w:right w:val="single" w:sz="4" w:space="0" w:color="B9C4D4"/>
+            </w:tcBorders>
+            <w:vAlign w:val="center"/>
+          </w:tcPr>
+          <w:p>
+            <w:r/>
+            <w:r>
+              <w:rPr>
+                <w:rFonts w:ascii="Calibri" w:hAnsi="Calibri"/>
+                <w:b w:val="0"/>
+                <w:i w:val="0"/>
+                <w:color w:val="222222"/>
+                <w:sz w:val="19"/>
+              </w:rPr>
+              <w:t>— (chỉ Admin)</w:t>
+            </w:r>
+          </w:p>
+        </w:tc>
+        <w:tc>
+          <w:tcPr>
+            <w:tcW w:type="dxa" w:w="2041"/>
+            <w:shd w:val="clear" w:color="auto" w:fill="FFFFFF"/>
+            <w:tcBorders>
+              <w:top w:val="single" w:sz="4" w:space="0" w:color="B9C4D4"/>
+              <w:left w:val="single" w:sz="4" w:space="0" w:color="B9C4D4"/>
+              <w:bottom w:val="single" w:sz="4" w:space="0" w:color="B9C4D4"/>
+              <w:right w:val="single" w:sz="4" w:space="0" w:color="B9C4D4"/>
+            </w:tcBorders>
+            <w:vAlign w:val="center"/>
+          </w:tcPr>
+          <w:p>
+            <w:r/>
+            <w:r>
+              <w:rPr>
+                <w:rFonts w:ascii="Calibri" w:hAnsi="Calibri"/>
+                <w:b w:val="0"/>
+                <w:i w:val="0"/>
+                <w:color w:val="222222"/>
+                <w:sz w:val="19"/>
+              </w:rPr>
+              <w:t>NhanVien[]</w:t>
+            </w:r>
+          </w:p>
+        </w:tc>
+        <w:tc>
+          <w:tcPr>
+            <w:tcW w:type="dxa" w:w="1474"/>
+            <w:shd w:val="clear" w:color="auto" w:fill="FFFFFF"/>
+            <w:tcBorders>
+              <w:top w:val="single" w:sz="4" w:space="0" w:color="B9C4D4"/>
+              <w:left w:val="single" w:sz="4" w:space="0" w:color="B9C4D4"/>
+              <w:bottom w:val="single" w:sz="4" w:space="0" w:color="B9C4D4"/>
+              <w:right w:val="single" w:sz="4" w:space="0" w:color="B9C4D4"/>
+            </w:tcBorders>
+            <w:vAlign w:val="center"/>
+          </w:tcPr>
+          <w:p>
+            <w:r/>
+            <w:r>
+              <w:rPr>
+                <w:rFonts w:ascii="Calibri" w:hAnsi="Calibri"/>
+                <w:b w:val="0"/>
+                <w:i w:val="0"/>
+                <w:color w:val="222222"/>
+                <w:sz w:val="19"/>
+              </w:rPr>
+              <w:t>200 / 403</w:t>
+            </w:r>
+          </w:p>
+        </w:tc>
+      </w:tr>
+      <w:tr>
+        <w:tc>
+          <w:tcPr>
+            <w:tcW w:type="dxa" w:w="1020"/>
+            <w:shd w:val="clear" w:color="auto" w:fill="EEF2F7"/>
+            <w:tcBorders>
+              <w:top w:val="single" w:sz="4" w:space="0" w:color="B9C4D4"/>
+              <w:left w:val="single" w:sz="4" w:space="0" w:color="B9C4D4"/>
+              <w:bottom w:val="single" w:sz="4" w:space="0" w:color="B9C4D4"/>
+              <w:right w:val="single" w:sz="4" w:space="0" w:color="B9C4D4"/>
+            </w:tcBorders>
+            <w:vAlign w:val="center"/>
+          </w:tcPr>
+          <w:p>
+            <w:r/>
+            <w:r>
+              <w:rPr>
+                <w:rFonts w:ascii="Calibri" w:hAnsi="Calibri"/>
+                <w:b w:val="0"/>
+                <w:i w:val="0"/>
+                <w:color w:val="222222"/>
+                <w:sz w:val="19"/>
+              </w:rPr>
+              <w:t>POST</w:t>
+            </w:r>
+          </w:p>
+        </w:tc>
+        <w:tc>
+          <w:tcPr>
+            <w:tcW w:type="dxa" w:w="2041"/>
+            <w:shd w:val="clear" w:color="auto" w:fill="EEF2F7"/>
+            <w:tcBorders>
+              <w:top w:val="single" w:sz="4" w:space="0" w:color="B9C4D4"/>
+              <w:left w:val="single" w:sz="4" w:space="0" w:color="B9C4D4"/>
+              <w:bottom w:val="single" w:sz="4" w:space="0" w:color="B9C4D4"/>
+              <w:right w:val="single" w:sz="4" w:space="0" w:color="B9C4D4"/>
+            </w:tcBorders>
+            <w:vAlign w:val="center"/>
+          </w:tcPr>
+          <w:p>
+            <w:r/>
+            <w:r>
+              <w:rPr>
+                <w:rFonts w:ascii="Calibri" w:hAnsi="Calibri"/>
+                <w:b w:val="0"/>
+                <w:i w:val="0"/>
+                <w:color w:val="222222"/>
+                <w:sz w:val="19"/>
+              </w:rPr>
+              <w:t>/api/staff</w:t>
+            </w:r>
+          </w:p>
+        </w:tc>
+        <w:tc>
+          <w:tcPr>
+            <w:tcW w:type="dxa" w:w="2494"/>
+            <w:shd w:val="clear" w:color="auto" w:fill="EEF2F7"/>
+            <w:tcBorders>
+              <w:top w:val="single" w:sz="4" w:space="0" w:color="B9C4D4"/>
+              <w:left w:val="single" w:sz="4" w:space="0" w:color="B9C4D4"/>
+              <w:bottom w:val="single" w:sz="4" w:space="0" w:color="B9C4D4"/>
+              <w:right w:val="single" w:sz="4" w:space="0" w:color="B9C4D4"/>
+            </w:tcBorders>
+            <w:vAlign w:val="center"/>
+          </w:tcPr>
+          <w:p>
+            <w:r/>
+            <w:r>
+              <w:rPr>
+                <w:rFonts w:ascii="Calibri" w:hAnsi="Calibri"/>
+                <w:b w:val="0"/>
+                <w:i w:val="0"/>
+                <w:color w:val="222222"/>
+                <w:sz w:val="19"/>
+              </w:rPr>
+              <w:t>{hoTen, email, vaiTro} (chỉ Admin)</w:t>
+            </w:r>
+          </w:p>
+        </w:tc>
+        <w:tc>
+          <w:tcPr>
+            <w:tcW w:type="dxa" w:w="2041"/>
+            <w:shd w:val="clear" w:color="auto" w:fill="EEF2F7"/>
+            <w:tcBorders>
+              <w:top w:val="single" w:sz="4" w:space="0" w:color="B9C4D4"/>
+              <w:left w:val="single" w:sz="4" w:space="0" w:color="B9C4D4"/>
+              <w:bottom w:val="single" w:sz="4" w:space="0" w:color="B9C4D4"/>
+              <w:right w:val="single" w:sz="4" w:space="0" w:color="B9C4D4"/>
+            </w:tcBorders>
+            <w:vAlign w:val="center"/>
+          </w:tcPr>
+          <w:p>
+            <w:r/>
+            <w:r>
+              <w:rPr>
+                <w:rFonts w:ascii="Calibri" w:hAnsi="Calibri"/>
+                <w:b w:val="0"/>
+                <w:i w:val="0"/>
+                <w:color w:val="222222"/>
+                <w:sz w:val="19"/>
+              </w:rPr>
+              <w:t>NhanVien</w:t>
+            </w:r>
+          </w:p>
+        </w:tc>
+        <w:tc>
+          <w:tcPr>
+            <w:tcW w:type="dxa" w:w="1474"/>
+            <w:shd w:val="clear" w:color="auto" w:fill="EEF2F7"/>
+            <w:tcBorders>
+              <w:top w:val="single" w:sz="4" w:space="0" w:color="B9C4D4"/>
+              <w:left w:val="single" w:sz="4" w:space="0" w:color="B9C4D4"/>
+              <w:bottom w:val="single" w:sz="4" w:space="0" w:color="B9C4D4"/>
+              <w:right w:val="single" w:sz="4" w:space="0" w:color="B9C4D4"/>
+            </w:tcBorders>
+            <w:vAlign w:val="center"/>
+          </w:tcPr>
+          <w:p>
+            <w:r/>
+            <w:r>
+              <w:rPr>
+                <w:rFonts w:ascii="Calibri" w:hAnsi="Calibri"/>
+                <w:b w:val="0"/>
+                <w:i w:val="0"/>
+                <w:color w:val="222222"/>
+                <w:sz w:val="19"/>
+              </w:rPr>
+              <w:t>201 / 403</w:t>
+            </w:r>
+          </w:p>
+        </w:tc>
+      </w:tr>
+      <w:tr>
+        <w:tc>
+          <w:tcPr>
+            <w:tcW w:type="dxa" w:w="1020"/>
+            <w:shd w:val="clear" w:color="auto" w:fill="FFFFFF"/>
+            <w:tcBorders>
+              <w:top w:val="single" w:sz="4" w:space="0" w:color="B9C4D4"/>
+              <w:left w:val="single" w:sz="4" w:space="0" w:color="B9C4D4"/>
+              <w:bottom w:val="single" w:sz="4" w:space="0" w:color="B9C4D4"/>
+              <w:right w:val="single" w:sz="4" w:space="0" w:color="B9C4D4"/>
+            </w:tcBorders>
+            <w:vAlign w:val="center"/>
+          </w:tcPr>
+          <w:p>
+            <w:r/>
+            <w:r>
+              <w:rPr>
+                <w:rFonts w:ascii="Calibri" w:hAnsi="Calibri"/>
+                <w:b w:val="0"/>
+                <w:i w:val="0"/>
+                <w:color w:val="222222"/>
+                <w:sz w:val="19"/>
+              </w:rPr>
+              <w:t>PATCH</w:t>
+            </w:r>
+          </w:p>
+        </w:tc>
+        <w:tc>
+          <w:tcPr>
+            <w:tcW w:type="dxa" w:w="2041"/>
+            <w:shd w:val="clear" w:color="auto" w:fill="FFFFFF"/>
+            <w:tcBorders>
+              <w:top w:val="single" w:sz="4" w:space="0" w:color="B9C4D4"/>
+              <w:left w:val="single" w:sz="4" w:space="0" w:color="B9C4D4"/>
+              <w:bottom w:val="single" w:sz="4" w:space="0" w:color="B9C4D4"/>
+              <w:right w:val="single" w:sz="4" w:space="0" w:color="B9C4D4"/>
+            </w:tcBorders>
+            <w:vAlign w:val="center"/>
+          </w:tcPr>
+          <w:p>
+            <w:r/>
+            <w:r>
+              <w:rPr>
+                <w:rFonts w:ascii="Calibri" w:hAnsi="Calibri"/>
+                <w:b w:val="0"/>
+                <w:i w:val="0"/>
+                <w:color w:val="222222"/>
+                <w:sz w:val="19"/>
+              </w:rPr>
+              <w:t>/api/staff/:id</w:t>
+            </w:r>
+          </w:p>
+        </w:tc>
+        <w:tc>
+          <w:tcPr>
+            <w:tcW w:type="dxa" w:w="2494"/>
+            <w:shd w:val="clear" w:color="auto" w:fill="FFFFFF"/>
+            <w:tcBorders>
+              <w:top w:val="single" w:sz="4" w:space="0" w:color="B9C4D4"/>
+              <w:left w:val="single" w:sz="4" w:space="0" w:color="B9C4D4"/>
+              <w:bottom w:val="single" w:sz="4" w:space="0" w:color="B9C4D4"/>
+              <w:right w:val="single" w:sz="4" w:space="0" w:color="B9C4D4"/>
+            </w:tcBorders>
+            <w:vAlign w:val="center"/>
+          </w:tcPr>
+          <w:p>
+            <w:r/>
+            <w:r>
+              <w:rPr>
+                <w:rFonts w:ascii="Calibri" w:hAnsi="Calibri"/>
+                <w:b w:val="0"/>
+                <w:i w:val="0"/>
+                <w:color w:val="222222"/>
+                <w:sz w:val="19"/>
+              </w:rPr>
+              <w:t>{hoTen?, vaiTro?, dangHoatDong?} (chỉ Admin)</w:t>
+            </w:r>
+          </w:p>
+        </w:tc>
+        <w:tc>
+          <w:tcPr>
+            <w:tcW w:type="dxa" w:w="2041"/>
+            <w:shd w:val="clear" w:color="auto" w:fill="FFFFFF"/>
+            <w:tcBorders>
+              <w:top w:val="single" w:sz="4" w:space="0" w:color="B9C4D4"/>
+              <w:left w:val="single" w:sz="4" w:space="0" w:color="B9C4D4"/>
+              <w:bottom w:val="single" w:sz="4" w:space="0" w:color="B9C4D4"/>
+              <w:right w:val="single" w:sz="4" w:space="0" w:color="B9C4D4"/>
+            </w:tcBorders>
+            <w:vAlign w:val="center"/>
+          </w:tcPr>
+          <w:p>
+            <w:r/>
+            <w:r>
+              <w:rPr>
+                <w:rFonts w:ascii="Calibri" w:hAnsi="Calibri"/>
+                <w:b w:val="0"/>
+                <w:i w:val="0"/>
+                <w:color w:val="222222"/>
+                <w:sz w:val="19"/>
+              </w:rPr>
+              <w:t>NhanVien</w:t>
+            </w:r>
+          </w:p>
+        </w:tc>
+        <w:tc>
+          <w:tcPr>
+            <w:tcW w:type="dxa" w:w="1474"/>
+            <w:shd w:val="clear" w:color="auto" w:fill="FFFFFF"/>
+            <w:tcBorders>
+              <w:top w:val="single" w:sz="4" w:space="0" w:color="B9C4D4"/>
+              <w:left w:val="single" w:sz="4" w:space="0" w:color="B9C4D4"/>
+              <w:bottom w:val="single" w:sz="4" w:space="0" w:color="B9C4D4"/>
+              <w:right w:val="single" w:sz="4" w:space="0" w:color="B9C4D4"/>
+            </w:tcBorders>
+            <w:vAlign w:val="center"/>
+          </w:tcPr>
+          <w:p>
+            <w:r/>
+            <w:r>
+              <w:rPr>
+                <w:rFonts w:ascii="Calibri" w:hAnsi="Calibri"/>
+                <w:b w:val="0"/>
+                <w:i w:val="0"/>
+                <w:color w:val="222222"/>
+                <w:sz w:val="19"/>
+              </w:rPr>
+              <w:t>200 / 403 / 404</w:t>
+            </w:r>
+          </w:p>
+        </w:tc>
+      </w:tr>
+      <w:tr>
+        <w:tc>
+          <w:tcPr>
+            <w:tcW w:type="dxa" w:w="1020"/>
+            <w:shd w:val="clear" w:color="auto" w:fill="EEF2F7"/>
+            <w:tcBorders>
+              <w:top w:val="single" w:sz="4" w:space="0" w:color="B9C4D4"/>
+              <w:left w:val="single" w:sz="4" w:space="0" w:color="B9C4D4"/>
+              <w:bottom w:val="single" w:sz="4" w:space="0" w:color="B9C4D4"/>
+              <w:right w:val="single" w:sz="4" w:space="0" w:color="B9C4D4"/>
+            </w:tcBorders>
+            <w:vAlign w:val="center"/>
+          </w:tcPr>
+          <w:p>
+            <w:r/>
+            <w:r>
+              <w:rPr>
+                <w:rFonts w:ascii="Calibri" w:hAnsi="Calibri"/>
+                <w:b w:val="0"/>
+                <w:i w:val="0"/>
+                <w:color w:val="222222"/>
+                <w:sz w:val="19"/>
+              </w:rPr>
               <w:t>GET</w:t>
             </w:r>
           </w:p>
@@ -9035,6 +10806,138 @@
           </w:p>
         </w:tc>
       </w:tr>
+      <w:tr>
+        <w:tc>
+          <w:tcPr>
+            <w:tcW w:type="dxa" w:w="1020"/>
+            <w:shd w:val="clear" w:color="auto" w:fill="FFFFFF"/>
+            <w:tcBorders>
+              <w:top w:val="single" w:sz="4" w:space="0" w:color="B9C4D4"/>
+              <w:left w:val="single" w:sz="4" w:space="0" w:color="B9C4D4"/>
+              <w:bottom w:val="single" w:sz="4" w:space="0" w:color="B9C4D4"/>
+              <w:right w:val="single" w:sz="4" w:space="0" w:color="B9C4D4"/>
+            </w:tcBorders>
+            <w:vAlign w:val="center"/>
+          </w:tcPr>
+          <w:p>
+            <w:r/>
+            <w:r>
+              <w:rPr>
+                <w:rFonts w:ascii="Calibri" w:hAnsi="Calibri"/>
+                <w:b w:val="0"/>
+                <w:i w:val="0"/>
+                <w:color w:val="222222"/>
+                <w:sz w:val="19"/>
+              </w:rPr>
+              <w:t>GET</w:t>
+            </w:r>
+          </w:p>
+        </w:tc>
+        <w:tc>
+          <w:tcPr>
+            <w:tcW w:type="dxa" w:w="2041"/>
+            <w:shd w:val="clear" w:color="auto" w:fill="FFFFFF"/>
+            <w:tcBorders>
+              <w:top w:val="single" w:sz="4" w:space="0" w:color="B9C4D4"/>
+              <w:left w:val="single" w:sz="4" w:space="0" w:color="B9C4D4"/>
+              <w:bottom w:val="single" w:sz="4" w:space="0" w:color="B9C4D4"/>
+              <w:right w:val="single" w:sz="4" w:space="0" w:color="B9C4D4"/>
+            </w:tcBorders>
+            <w:vAlign w:val="center"/>
+          </w:tcPr>
+          <w:p>
+            <w:r/>
+            <w:r>
+              <w:rPr>
+                <w:rFonts w:ascii="Calibri" w:hAnsi="Calibri"/>
+                <w:b w:val="0"/>
+                <w:i w:val="0"/>
+                <w:color w:val="222222"/>
+                <w:sz w:val="19"/>
+              </w:rPr>
+              <w:t>/api/reports/operations</w:t>
+            </w:r>
+          </w:p>
+        </w:tc>
+        <w:tc>
+          <w:tcPr>
+            <w:tcW w:type="dxa" w:w="2494"/>
+            <w:shd w:val="clear" w:color="auto" w:fill="FFFFFF"/>
+            <w:tcBorders>
+              <w:top w:val="single" w:sz="4" w:space="0" w:color="B9C4D4"/>
+              <w:left w:val="single" w:sz="4" w:space="0" w:color="B9C4D4"/>
+              <w:bottom w:val="single" w:sz="4" w:space="0" w:color="B9C4D4"/>
+              <w:right w:val="single" w:sz="4" w:space="0" w:color="B9C4D4"/>
+            </w:tcBorders>
+            <w:vAlign w:val="center"/>
+          </w:tcPr>
+          <w:p>
+            <w:r/>
+            <w:r>
+              <w:rPr>
+                <w:rFonts w:ascii="Calibri" w:hAnsi="Calibri"/>
+                <w:b w:val="0"/>
+                <w:i w:val="0"/>
+                <w:color w:val="222222"/>
+                <w:sz w:val="19"/>
+              </w:rPr>
+              <w:t>— (query: thang, nam)</w:t>
+            </w:r>
+          </w:p>
+        </w:tc>
+        <w:tc>
+          <w:tcPr>
+            <w:tcW w:type="dxa" w:w="2041"/>
+            <w:shd w:val="clear" w:color="auto" w:fill="FFFFFF"/>
+            <w:tcBorders>
+              <w:top w:val="single" w:sz="4" w:space="0" w:color="B9C4D4"/>
+              <w:left w:val="single" w:sz="4" w:space="0" w:color="B9C4D4"/>
+              <w:bottom w:val="single" w:sz="4" w:space="0" w:color="B9C4D4"/>
+              <w:right w:val="single" w:sz="4" w:space="0" w:color="B9C4D4"/>
+            </w:tcBorders>
+            <w:vAlign w:val="center"/>
+          </w:tcPr>
+          <w:p>
+            <w:r/>
+            <w:r>
+              <w:rPr>
+                <w:rFonts w:ascii="Calibri" w:hAnsi="Calibri"/>
+                <w:b w:val="0"/>
+                <w:i w:val="0"/>
+                <w:color w:val="222222"/>
+                <w:sz w:val="19"/>
+              </w:rPr>
+              <w:t>{tonKhoTheoTrangThai, donTheoTrangThai}</w:t>
+            </w:r>
+          </w:p>
+        </w:tc>
+        <w:tc>
+          <w:tcPr>
+            <w:tcW w:type="dxa" w:w="1474"/>
+            <w:shd w:val="clear" w:color="auto" w:fill="FFFFFF"/>
+            <w:tcBorders>
+              <w:top w:val="single" w:sz="4" w:space="0" w:color="B9C4D4"/>
+              <w:left w:val="single" w:sz="4" w:space="0" w:color="B9C4D4"/>
+              <w:bottom w:val="single" w:sz="4" w:space="0" w:color="B9C4D4"/>
+              <w:right w:val="single" w:sz="4" w:space="0" w:color="B9C4D4"/>
+            </w:tcBorders>
+            <w:vAlign w:val="center"/>
+          </w:tcPr>
+          <w:p>
+            <w:r/>
+            <w:r>
+              <w:rPr>
+                <w:rFonts w:ascii="Calibri" w:hAnsi="Calibri"/>
+                <w:b w:val="0"/>
+                <w:i w:val="0"/>
+                <w:color w:val="222222"/>
+                <w:sz w:val="19"/>
+              </w:rPr>
+              <w:t>200 / 403</w:t>
+            </w:r>
+          </w:p>
+        </w:tc>
+      </w:tr>
     </w:tbl>
     <w:p/>
     <w:p>
@@ -9168,6 +11071,116 @@
           <w:color w:val="1B1B1B"/>
           <w:sz w:val="19"/>
         </w:rPr>
+        <w:t>class GioHangController {</w:t>
+        <w:br/>
+      </w:r>
+      <w:r>
+        <w:rPr>
+          <w:rFonts w:ascii="Consolas" w:hAnsi="Consolas"/>
+          <w:b w:val="0"/>
+          <w:i w:val="0"/>
+          <w:color w:val="1B1B1B"/>
+          <w:sz w:val="19"/>
+        </w:rPr>
+        <w:t xml:space="preserve">  +xemGioHang() : GioHang</w:t>
+        <w:br/>
+      </w:r>
+      <w:r>
+        <w:rPr>
+          <w:rFonts w:ascii="Consolas" w:hAnsi="Consolas"/>
+          <w:b w:val="0"/>
+          <w:i w:val="0"/>
+          <w:color w:val="1B1B1B"/>
+          <w:sz w:val="19"/>
+        </w:rPr>
+        <w:t xml:space="preserve">  +themSanPham(sanPhamId, soLuong) : GioHang</w:t>
+        <w:br/>
+      </w:r>
+      <w:r>
+        <w:rPr>
+          <w:rFonts w:ascii="Consolas" w:hAnsi="Consolas"/>
+          <w:b w:val="0"/>
+          <w:i w:val="0"/>
+          <w:color w:val="1B1B1B"/>
+          <w:sz w:val="19"/>
+        </w:rPr>
+        <w:t xml:space="preserve">  +suaSoLuong(sanPhamId, soLuong) : GioHang</w:t>
+        <w:br/>
+      </w:r>
+      <w:r>
+        <w:rPr>
+          <w:rFonts w:ascii="Consolas" w:hAnsi="Consolas"/>
+          <w:b w:val="0"/>
+          <w:i w:val="0"/>
+          <w:color w:val="1B1B1B"/>
+          <w:sz w:val="19"/>
+        </w:rPr>
+        <w:t xml:space="preserve">  +xoaSanPham(sanPhamId) : GioHang</w:t>
+        <w:br/>
+      </w:r>
+      <w:r>
+        <w:rPr>
+          <w:rFonts w:ascii="Consolas" w:hAnsi="Consolas"/>
+          <w:b w:val="0"/>
+          <w:i w:val="0"/>
+          <w:color w:val="1B1B1B"/>
+          <w:sz w:val="19"/>
+        </w:rPr>
+        <w:t>}</w:t>
+        <w:br/>
+      </w:r>
+      <w:r>
+        <w:rPr>
+          <w:rFonts w:ascii="Consolas" w:hAnsi="Consolas"/>
+          <w:b w:val="0"/>
+          <w:i w:val="0"/>
+          <w:color w:val="1B1B1B"/>
+          <w:sz w:val="19"/>
+        </w:rPr>
+        <w:t>class DonMuaController {</w:t>
+        <w:br/>
+      </w:r>
+      <w:r>
+        <w:rPr>
+          <w:rFonts w:ascii="Consolas" w:hAnsi="Consolas"/>
+          <w:b w:val="0"/>
+          <w:i w:val="0"/>
+          <w:color w:val="1B1B1B"/>
+          <w:sz w:val="19"/>
+        </w:rPr>
+        <w:t xml:space="preserve">  +taoDonMua(dto) : DonHang</w:t>
+        <w:br/>
+      </w:r>
+      <w:r>
+        <w:rPr>
+          <w:rFonts w:ascii="Consolas" w:hAnsi="Consolas"/>
+          <w:b w:val="0"/>
+          <w:i w:val="0"/>
+          <w:color w:val="1B1B1B"/>
+          <w:sz w:val="19"/>
+        </w:rPr>
+        <w:t xml:space="preserve">  +huyDon(id) : DonHang</w:t>
+        <w:br/>
+      </w:r>
+      <w:r>
+        <w:rPr>
+          <w:rFonts w:ascii="Consolas" w:hAnsi="Consolas"/>
+          <w:b w:val="0"/>
+          <w:i w:val="0"/>
+          <w:color w:val="1B1B1B"/>
+          <w:sz w:val="19"/>
+        </w:rPr>
+        <w:t>}</w:t>
+        <w:br/>
+      </w:r>
+      <w:r>
+        <w:rPr>
+          <w:rFonts w:ascii="Consolas" w:hAnsi="Consolas"/>
+          <w:b w:val="0"/>
+          <w:i w:val="0"/>
+          <w:color w:val="1B1B1B"/>
+          <w:sz w:val="19"/>
+        </w:rPr>
         <w:t>class DonThueController {</w:t>
         <w:br/>
       </w:r>
@@ -9333,6 +11346,149 @@
           <w:color w:val="1B1B1B"/>
           <w:sz w:val="19"/>
         </w:rPr>
+        <w:t>class AuthController {</w:t>
+        <w:br/>
+      </w:r>
+      <w:r>
+        <w:rPr>
+          <w:rFonts w:ascii="Consolas" w:hAnsi="Consolas"/>
+          <w:b w:val="0"/>
+          <w:i w:val="0"/>
+          <w:color w:val="1B1B1B"/>
+          <w:sz w:val="19"/>
+        </w:rPr>
+        <w:t xml:space="preserve">  +dangKy(dto) : KhachHang</w:t>
+        <w:br/>
+      </w:r>
+      <w:r>
+        <w:rPr>
+          <w:rFonts w:ascii="Consolas" w:hAnsi="Consolas"/>
+          <w:b w:val="0"/>
+          <w:i w:val="0"/>
+          <w:color w:val="1B1B1B"/>
+          <w:sz w:val="19"/>
+        </w:rPr>
+        <w:t xml:space="preserve">  +dangNhap(email, matKhau) : token</w:t>
+        <w:br/>
+      </w:r>
+      <w:r>
+        <w:rPr>
+          <w:rFonts w:ascii="Consolas" w:hAnsi="Consolas"/>
+          <w:b w:val="0"/>
+          <w:i w:val="0"/>
+          <w:color w:val="1B1B1B"/>
+          <w:sz w:val="19"/>
+        </w:rPr>
+        <w:t xml:space="preserve">  +quenMatKhau(email) : void</w:t>
+        <w:br/>
+      </w:r>
+      <w:r>
+        <w:rPr>
+          <w:rFonts w:ascii="Consolas" w:hAnsi="Consolas"/>
+          <w:b w:val="0"/>
+          <w:i w:val="0"/>
+          <w:color w:val="1B1B1B"/>
+          <w:sz w:val="19"/>
+        </w:rPr>
+        <w:t xml:space="preserve">  +datLaiMatKhau(token, matKhauMoi) : void</w:t>
+        <w:br/>
+      </w:r>
+      <w:r>
+        <w:rPr>
+          <w:rFonts w:ascii="Consolas" w:hAnsi="Consolas"/>
+          <w:b w:val="0"/>
+          <w:i w:val="0"/>
+          <w:color w:val="1B1B1B"/>
+          <w:sz w:val="19"/>
+        </w:rPr>
+        <w:t>}</w:t>
+        <w:br/>
+      </w:r>
+      <w:r>
+        <w:rPr>
+          <w:rFonts w:ascii="Consolas" w:hAnsi="Consolas"/>
+          <w:b w:val="0"/>
+          <w:i w:val="0"/>
+          <w:color w:val="1B1B1B"/>
+          <w:sz w:val="19"/>
+        </w:rPr>
+        <w:t>class AdminController {</w:t>
+        <w:br/>
+      </w:r>
+      <w:r>
+        <w:rPr>
+          <w:rFonts w:ascii="Consolas" w:hAnsi="Consolas"/>
+          <w:b w:val="0"/>
+          <w:i w:val="0"/>
+          <w:color w:val="1B1B1B"/>
+          <w:sz w:val="19"/>
+        </w:rPr>
+        <w:t xml:space="preserve">  +dangNhapNoiBo(email, matKhau) : token</w:t>
+        <w:br/>
+      </w:r>
+      <w:r>
+        <w:rPr>
+          <w:rFonts w:ascii="Consolas" w:hAnsi="Consolas"/>
+          <w:b w:val="0"/>
+          <w:i w:val="0"/>
+          <w:color w:val="1B1B1B"/>
+          <w:sz w:val="19"/>
+        </w:rPr>
+        <w:t xml:space="preserve">  +taoNhanVien(dto) : NhanVien</w:t>
+        <w:br/>
+      </w:r>
+      <w:r>
+        <w:rPr>
+          <w:rFonts w:ascii="Consolas" w:hAnsi="Consolas"/>
+          <w:b w:val="0"/>
+          <w:i w:val="0"/>
+          <w:color w:val="1B1B1B"/>
+          <w:sz w:val="19"/>
+        </w:rPr>
+        <w:t xml:space="preserve">  +capNhatNhanVien(id, dto) : NhanVien</w:t>
+        <w:br/>
+      </w:r>
+      <w:r>
+        <w:rPr>
+          <w:rFonts w:ascii="Consolas" w:hAnsi="Consolas"/>
+          <w:b w:val="0"/>
+          <w:i w:val="0"/>
+          <w:color w:val="1B1B1B"/>
+          <w:sz w:val="19"/>
+        </w:rPr>
+        <w:t xml:space="preserve">  +layBaoCaoDoanhThu(thang, nam) : BaoCaoDoanhThu</w:t>
+        <w:br/>
+      </w:r>
+      <w:r>
+        <w:rPr>
+          <w:rFonts w:ascii="Consolas" w:hAnsi="Consolas"/>
+          <w:b w:val="0"/>
+          <w:i w:val="0"/>
+          <w:color w:val="1B1B1B"/>
+          <w:sz w:val="19"/>
+        </w:rPr>
+        <w:t xml:space="preserve">  +layBaoCaoVanHanh(thang, nam) : BaoCaoVanHanh</w:t>
+        <w:br/>
+      </w:r>
+      <w:r>
+        <w:rPr>
+          <w:rFonts w:ascii="Consolas" w:hAnsi="Consolas"/>
+          <w:b w:val="0"/>
+          <w:i w:val="0"/>
+          <w:color w:val="1B1B1B"/>
+          <w:sz w:val="19"/>
+        </w:rPr>
+        <w:t>}</w:t>
+        <w:br/>
+      </w:r>
+      <w:r>
+        <w:rPr>
+          <w:rFonts w:ascii="Consolas" w:hAnsi="Consolas"/>
+          <w:b w:val="0"/>
+          <w:i w:val="0"/>
+          <w:color w:val="1B1B1B"/>
+          <w:sz w:val="19"/>
+        </w:rPr>
         <w:t xml:space="preserve"> </w:t>
         <w:br/>
       </w:r>
@@ -9377,6 +11533,28 @@
           <w:color w:val="1B1B1B"/>
           <w:sz w:val="19"/>
         </w:rPr>
+        <w:t xml:space="preserve">  +kiemTraConHang(sanPhamId, soLuong) : boolean</w:t>
+        <w:br/>
+      </w:r>
+      <w:r>
+        <w:rPr>
+          <w:rFonts w:ascii="Consolas" w:hAnsi="Consolas"/>
+          <w:b w:val="0"/>
+          <w:i w:val="0"/>
+          <w:color w:val="1B1B1B"/>
+          <w:sz w:val="19"/>
+        </w:rPr>
+        <w:t xml:space="preserve">  +themSuaXoaSanPham(dto) : SanPham</w:t>
+        <w:br/>
+      </w:r>
+      <w:r>
+        <w:rPr>
+          <w:rFonts w:ascii="Consolas" w:hAnsi="Consolas"/>
+          <w:b w:val="0"/>
+          <w:i w:val="0"/>
+          <w:color w:val="1B1B1B"/>
+          <w:sz w:val="19"/>
+        </w:rPr>
         <w:t>}</w:t>
         <w:br/>
       </w:r>
@@ -9388,6 +11566,116 @@
           <w:color w:val="1B1B1B"/>
           <w:sz w:val="19"/>
         </w:rPr>
+        <w:t>class GioHangService {</w:t>
+        <w:br/>
+      </w:r>
+      <w:r>
+        <w:rPr>
+          <w:rFonts w:ascii="Consolas" w:hAnsi="Consolas"/>
+          <w:b w:val="0"/>
+          <w:i w:val="0"/>
+          <w:color w:val="1B1B1B"/>
+          <w:sz w:val="19"/>
+        </w:rPr>
+        <w:t xml:space="preserve">  +layGioHang(khachHangId) : GioHang</w:t>
+        <w:br/>
+      </w:r>
+      <w:r>
+        <w:rPr>
+          <w:rFonts w:ascii="Consolas" w:hAnsi="Consolas"/>
+          <w:b w:val="0"/>
+          <w:i w:val="0"/>
+          <w:color w:val="1B1B1B"/>
+          <w:sz w:val="19"/>
+        </w:rPr>
+        <w:t xml:space="preserve">  +themSanPham(khachHangId, sanPhamId, soLuong) : GioHang</w:t>
+        <w:br/>
+      </w:r>
+      <w:r>
+        <w:rPr>
+          <w:rFonts w:ascii="Consolas" w:hAnsi="Consolas"/>
+          <w:b w:val="0"/>
+          <w:i w:val="0"/>
+          <w:color w:val="1B1B1B"/>
+          <w:sz w:val="19"/>
+        </w:rPr>
+        <w:t xml:space="preserve">  +suaSoLuong(khachHangId, sanPhamId, soLuong) : GioHang</w:t>
+        <w:br/>
+      </w:r>
+      <w:r>
+        <w:rPr>
+          <w:rFonts w:ascii="Consolas" w:hAnsi="Consolas"/>
+          <w:b w:val="0"/>
+          <w:i w:val="0"/>
+          <w:color w:val="1B1B1B"/>
+          <w:sz w:val="19"/>
+        </w:rPr>
+        <w:t xml:space="preserve">  +xoaSanPham(khachHangId, sanPhamId) : GioHang</w:t>
+        <w:br/>
+      </w:r>
+      <w:r>
+        <w:rPr>
+          <w:rFonts w:ascii="Consolas" w:hAnsi="Consolas"/>
+          <w:b w:val="0"/>
+          <w:i w:val="0"/>
+          <w:color w:val="1B1B1B"/>
+          <w:sz w:val="19"/>
+        </w:rPr>
+        <w:t>}</w:t>
+        <w:br/>
+      </w:r>
+      <w:r>
+        <w:rPr>
+          <w:rFonts w:ascii="Consolas" w:hAnsi="Consolas"/>
+          <w:b w:val="0"/>
+          <w:i w:val="0"/>
+          <w:color w:val="1B1B1B"/>
+          <w:sz w:val="19"/>
+        </w:rPr>
+        <w:t>class DonMuaService {</w:t>
+        <w:br/>
+      </w:r>
+      <w:r>
+        <w:rPr>
+          <w:rFonts w:ascii="Consolas" w:hAnsi="Consolas"/>
+          <w:b w:val="0"/>
+          <w:i w:val="0"/>
+          <w:color w:val="1B1B1B"/>
+          <w:sz w:val="19"/>
+        </w:rPr>
+        <w:t xml:space="preserve">  +taoDonMua(khachHangId, hinhThucNhan, khuVucNhan) : DonHang</w:t>
+        <w:br/>
+      </w:r>
+      <w:r>
+        <w:rPr>
+          <w:rFonts w:ascii="Consolas" w:hAnsi="Consolas"/>
+          <w:b w:val="0"/>
+          <w:i w:val="0"/>
+          <w:color w:val="1B1B1B"/>
+          <w:sz w:val="19"/>
+        </w:rPr>
+        <w:t xml:space="preserve">  +huyDon(id) : void</w:t>
+        <w:br/>
+      </w:r>
+      <w:r>
+        <w:rPr>
+          <w:rFonts w:ascii="Consolas" w:hAnsi="Consolas"/>
+          <w:b w:val="0"/>
+          <w:i w:val="0"/>
+          <w:color w:val="1B1B1B"/>
+          <w:sz w:val="19"/>
+        </w:rPr>
+        <w:t>}</w:t>
+        <w:br/>
+      </w:r>
+      <w:r>
+        <w:rPr>
+          <w:rFonts w:ascii="Consolas" w:hAnsi="Consolas"/>
+          <w:b w:val="0"/>
+          <w:i w:val="0"/>
+          <w:color w:val="1B1B1B"/>
+          <w:sz w:val="19"/>
+        </w:rPr>
         <w:t>class DonThueService {</w:t>
         <w:br/>
       </w:r>
@@ -9674,6 +11962,182 @@
           <w:color w:val="1B1B1B"/>
           <w:sz w:val="19"/>
         </w:rPr>
+        <w:t>class AuthService {</w:t>
+        <w:br/>
+      </w:r>
+      <w:r>
+        <w:rPr>
+          <w:rFonts w:ascii="Consolas" w:hAnsi="Consolas"/>
+          <w:b w:val="0"/>
+          <w:i w:val="0"/>
+          <w:color w:val="1B1B1B"/>
+          <w:sz w:val="19"/>
+        </w:rPr>
+        <w:t xml:space="preserve">  +dangKy(dto) : KhachHang</w:t>
+        <w:br/>
+      </w:r>
+      <w:r>
+        <w:rPr>
+          <w:rFonts w:ascii="Consolas" w:hAnsi="Consolas"/>
+          <w:b w:val="0"/>
+          <w:i w:val="0"/>
+          <w:color w:val="1B1B1B"/>
+          <w:sz w:val="19"/>
+        </w:rPr>
+        <w:t xml:space="preserve">  +xacThuc(email, matKhau) : KhachHang</w:t>
+        <w:br/>
+      </w:r>
+      <w:r>
+        <w:rPr>
+          <w:rFonts w:ascii="Consolas" w:hAnsi="Consolas"/>
+          <w:b w:val="0"/>
+          <w:i w:val="0"/>
+          <w:color w:val="1B1B1B"/>
+          <w:sz w:val="19"/>
+        </w:rPr>
+        <w:t xml:space="preserve">  +taoTokenDatLaiMatKhau(email) : String</w:t>
+        <w:br/>
+      </w:r>
+      <w:r>
+        <w:rPr>
+          <w:rFonts w:ascii="Consolas" w:hAnsi="Consolas"/>
+          <w:b w:val="0"/>
+          <w:i w:val="0"/>
+          <w:color w:val="1B1B1B"/>
+          <w:sz w:val="19"/>
+        </w:rPr>
+        <w:t xml:space="preserve">  +datLaiMatKhau(token, matKhauMoi) : void</w:t>
+        <w:br/>
+      </w:r>
+      <w:r>
+        <w:rPr>
+          <w:rFonts w:ascii="Consolas" w:hAnsi="Consolas"/>
+          <w:b w:val="0"/>
+          <w:i w:val="0"/>
+          <w:color w:val="1B1B1B"/>
+          <w:sz w:val="19"/>
+        </w:rPr>
+        <w:t>}</w:t>
+        <w:br/>
+      </w:r>
+      <w:r>
+        <w:rPr>
+          <w:rFonts w:ascii="Consolas" w:hAnsi="Consolas"/>
+          <w:b w:val="0"/>
+          <w:i w:val="0"/>
+          <w:color w:val="1B1B1B"/>
+          <w:sz w:val="19"/>
+        </w:rPr>
+        <w:t>class NhanVienService {</w:t>
+        <w:br/>
+      </w:r>
+      <w:r>
+        <w:rPr>
+          <w:rFonts w:ascii="Consolas" w:hAnsi="Consolas"/>
+          <w:b w:val="0"/>
+          <w:i w:val="0"/>
+          <w:color w:val="1B1B1B"/>
+          <w:sz w:val="19"/>
+        </w:rPr>
+        <w:t xml:space="preserve">  +xacThucNoiBo(email, matKhau) : NhanVien</w:t>
+        <w:br/>
+      </w:r>
+      <w:r>
+        <w:rPr>
+          <w:rFonts w:ascii="Consolas" w:hAnsi="Consolas"/>
+          <w:b w:val="0"/>
+          <w:i w:val="0"/>
+          <w:color w:val="1B1B1B"/>
+          <w:sz w:val="19"/>
+        </w:rPr>
+        <w:t xml:space="preserve">  +taoNhanVien(dto) : NhanVien</w:t>
+        <w:br/>
+      </w:r>
+      <w:r>
+        <w:rPr>
+          <w:rFonts w:ascii="Consolas" w:hAnsi="Consolas"/>
+          <w:b w:val="0"/>
+          <w:i w:val="0"/>
+          <w:color w:val="1B1B1B"/>
+          <w:sz w:val="19"/>
+        </w:rPr>
+        <w:t xml:space="preserve">  +capNhatNhanVien(id, dto) : NhanVien</w:t>
+        <w:br/>
+      </w:r>
+      <w:r>
+        <w:rPr>
+          <w:rFonts w:ascii="Consolas" w:hAnsi="Consolas"/>
+          <w:b w:val="0"/>
+          <w:i w:val="0"/>
+          <w:color w:val="1B1B1B"/>
+          <w:sz w:val="19"/>
+        </w:rPr>
+        <w:t>}</w:t>
+        <w:br/>
+      </w:r>
+      <w:r>
+        <w:rPr>
+          <w:rFonts w:ascii="Consolas" w:hAnsi="Consolas"/>
+          <w:b w:val="0"/>
+          <w:i w:val="0"/>
+          <w:color w:val="1B1B1B"/>
+          <w:sz w:val="19"/>
+        </w:rPr>
+        <w:t>class BaoCaoService {</w:t>
+        <w:br/>
+      </w:r>
+      <w:r>
+        <w:rPr>
+          <w:rFonts w:ascii="Consolas" w:hAnsi="Consolas"/>
+          <w:b w:val="0"/>
+          <w:i w:val="0"/>
+          <w:color w:val="1B1B1B"/>
+          <w:sz w:val="19"/>
+        </w:rPr>
+        <w:t xml:space="preserve">  +tinhDoanhThu(thang, nam) : BaoCaoDoanhThu</w:t>
+        <w:br/>
+      </w:r>
+      <w:r>
+        <w:rPr>
+          <w:rFonts w:ascii="Consolas" w:hAnsi="Consolas"/>
+          <w:b w:val="0"/>
+          <w:i w:val="0"/>
+          <w:color w:val="1B1B1B"/>
+          <w:sz w:val="19"/>
+        </w:rPr>
+        <w:t xml:space="preserve">  +tongHopTonKho() : Map</w:t>
+        <w:br/>
+      </w:r>
+      <w:r>
+        <w:rPr>
+          <w:rFonts w:ascii="Consolas" w:hAnsi="Consolas"/>
+          <w:b w:val="0"/>
+          <w:i w:val="0"/>
+          <w:color w:val="1B1B1B"/>
+          <w:sz w:val="19"/>
+        </w:rPr>
+        <w:t xml:space="preserve">  +tongHopDonTheoTrangThai() : Map</w:t>
+        <w:br/>
+      </w:r>
+      <w:r>
+        <w:rPr>
+          <w:rFonts w:ascii="Consolas" w:hAnsi="Consolas"/>
+          <w:b w:val="0"/>
+          <w:i w:val="0"/>
+          <w:color w:val="1B1B1B"/>
+          <w:sz w:val="19"/>
+        </w:rPr>
+        <w:t>}</w:t>
+        <w:br/>
+      </w:r>
+      <w:r>
+        <w:rPr>
+          <w:rFonts w:ascii="Consolas" w:hAnsi="Consolas"/>
+          <w:b w:val="0"/>
+          <w:i w:val="0"/>
+          <w:color w:val="1B1B1B"/>
+          <w:sz w:val="19"/>
+        </w:rPr>
         <w:t xml:space="preserve"> </w:t>
         <w:br/>
       </w:r>
@@ -9696,6 +12160,39 @@
           <w:color w:val="1B1B1B"/>
           <w:sz w:val="19"/>
         </w:rPr>
+        <w:t>GioHangController --&gt; GioHangService : gọi</w:t>
+        <w:br/>
+      </w:r>
+      <w:r>
+        <w:rPr>
+          <w:rFonts w:ascii="Consolas" w:hAnsi="Consolas"/>
+          <w:b w:val="0"/>
+          <w:i w:val="0"/>
+          <w:color w:val="1B1B1B"/>
+          <w:sz w:val="19"/>
+        </w:rPr>
+        <w:t>DonMuaController --&gt; DonMuaService : gọi</w:t>
+        <w:br/>
+      </w:r>
+      <w:r>
+        <w:rPr>
+          <w:rFonts w:ascii="Consolas" w:hAnsi="Consolas"/>
+          <w:b w:val="0"/>
+          <w:i w:val="0"/>
+          <w:color w:val="1B1B1B"/>
+          <w:sz w:val="19"/>
+        </w:rPr>
+        <w:t>DonMuaController --&gt; ThanhToanService : gọi</w:t>
+        <w:br/>
+      </w:r>
+      <w:r>
+        <w:rPr>
+          <w:rFonts w:ascii="Consolas" w:hAnsi="Consolas"/>
+          <w:b w:val="0"/>
+          <w:i w:val="0"/>
+          <w:color w:val="1B1B1B"/>
+          <w:sz w:val="19"/>
+        </w:rPr>
         <w:t>DonThueController --&gt; DonThueService : gọi</w:t>
         <w:br/>
       </w:r>
@@ -9752,6 +12249,83 @@
           <w:sz w:val="19"/>
         </w:rPr>
         <w:t>GiaoVanController --&gt; GiaoVanService : gọi</w:t>
+        <w:br/>
+      </w:r>
+      <w:r>
+        <w:rPr>
+          <w:rFonts w:ascii="Consolas" w:hAnsi="Consolas"/>
+          <w:b w:val="0"/>
+          <w:i w:val="0"/>
+          <w:color w:val="1B1B1B"/>
+          <w:sz w:val="19"/>
+        </w:rPr>
+        <w:t>AuthController --&gt; AuthService : gọi</w:t>
+        <w:br/>
+      </w:r>
+      <w:r>
+        <w:rPr>
+          <w:rFonts w:ascii="Consolas" w:hAnsi="Consolas"/>
+          <w:b w:val="0"/>
+          <w:i w:val="0"/>
+          <w:color w:val="1B1B1B"/>
+          <w:sz w:val="19"/>
+        </w:rPr>
+        <w:t>AdminController --&gt; NhanVienService : gọi</w:t>
+        <w:br/>
+      </w:r>
+      <w:r>
+        <w:rPr>
+          <w:rFonts w:ascii="Consolas" w:hAnsi="Consolas"/>
+          <w:b w:val="0"/>
+          <w:i w:val="0"/>
+          <w:color w:val="1B1B1B"/>
+          <w:sz w:val="19"/>
+        </w:rPr>
+        <w:t>AdminController --&gt; SanPhamService : gọi</w:t>
+        <w:br/>
+      </w:r>
+      <w:r>
+        <w:rPr>
+          <w:rFonts w:ascii="Consolas" w:hAnsi="Consolas"/>
+          <w:b w:val="0"/>
+          <w:i w:val="0"/>
+          <w:color w:val="1B1B1B"/>
+          <w:sz w:val="19"/>
+        </w:rPr>
+        <w:t>AdminController --&gt; BaoCaoService : gọi</w:t>
+        <w:br/>
+      </w:r>
+      <w:r>
+        <w:rPr>
+          <w:rFonts w:ascii="Consolas" w:hAnsi="Consolas"/>
+          <w:b w:val="0"/>
+          <w:i w:val="0"/>
+          <w:color w:val="1B1B1B"/>
+          <w:sz w:val="19"/>
+        </w:rPr>
+        <w:t>GioHangService --&gt; SanPhamService : gọi (kiểm tra còn hàng)</w:t>
+        <w:br/>
+      </w:r>
+      <w:r>
+        <w:rPr>
+          <w:rFonts w:ascii="Consolas" w:hAnsi="Consolas"/>
+          <w:b w:val="0"/>
+          <w:i w:val="0"/>
+          <w:color w:val="1B1B1B"/>
+          <w:sz w:val="19"/>
+        </w:rPr>
+        <w:t>DonMuaService --&gt; GioHangService : gọi (chốt đơn từ giỏ hàng)</w:t>
+        <w:br/>
+      </w:r>
+      <w:r>
+        <w:rPr>
+          <w:rFonts w:ascii="Consolas" w:hAnsi="Consolas"/>
+          <w:b w:val="0"/>
+          <w:i w:val="0"/>
+          <w:color w:val="1B1B1B"/>
+          <w:sz w:val="19"/>
+        </w:rPr>
+        <w:t>DonMuaService --&gt; SanPhamService : gọi (kiểm tra còn hàng)</w:t>
         <w:br/>
       </w:r>
       <w:r>

--- a/deliverables/SDD_BoardVerse_v1.0.docx
+++ b/deliverables/SDD_BoardVerse_v1.0.docx
@@ -656,6 +656,112 @@
           </w:p>
         </w:tc>
       </w:tr>
+      <w:tr>
+        <w:tc>
+          <w:tcPr>
+            <w:tcW w:type="dxa" w:w="1247"/>
+            <w:shd w:val="clear" w:color="auto" w:fill="FFFFFF"/>
+            <w:tcBorders>
+              <w:top w:val="single" w:sz="4" w:space="0" w:color="B9C4D4"/>
+              <w:left w:val="single" w:sz="4" w:space="0" w:color="B9C4D4"/>
+              <w:bottom w:val="single" w:sz="4" w:space="0" w:color="B9C4D4"/>
+              <w:right w:val="single" w:sz="4" w:space="0" w:color="B9C4D4"/>
+            </w:tcBorders>
+            <w:vAlign w:val="center"/>
+          </w:tcPr>
+          <w:p>
+            <w:r/>
+            <w:r>
+              <w:rPr>
+                <w:rFonts w:ascii="Calibri" w:hAnsi="Calibri"/>
+                <w:b w:val="0"/>
+                <w:i w:val="0"/>
+                <w:color w:val="222222"/>
+                <w:sz w:val="19"/>
+              </w:rPr>
+              <w:t>1.1</w:t>
+            </w:r>
+          </w:p>
+        </w:tc>
+        <w:tc>
+          <w:tcPr>
+            <w:tcW w:type="dxa" w:w="1474"/>
+            <w:shd w:val="clear" w:color="auto" w:fill="FFFFFF"/>
+            <w:tcBorders>
+              <w:top w:val="single" w:sz="4" w:space="0" w:color="B9C4D4"/>
+              <w:left w:val="single" w:sz="4" w:space="0" w:color="B9C4D4"/>
+              <w:bottom w:val="single" w:sz="4" w:space="0" w:color="B9C4D4"/>
+              <w:right w:val="single" w:sz="4" w:space="0" w:color="B9C4D4"/>
+            </w:tcBorders>
+            <w:vAlign w:val="center"/>
+          </w:tcPr>
+          <w:p>
+            <w:r/>
+            <w:r>
+              <w:rPr>
+                <w:rFonts w:ascii="Calibri" w:hAnsi="Calibri"/>
+                <w:b w:val="0"/>
+                <w:i w:val="0"/>
+                <w:color w:val="222222"/>
+                <w:sz w:val="19"/>
+              </w:rPr>
+              <w:t>20/11/2026</w:t>
+            </w:r>
+          </w:p>
+        </w:tc>
+        <w:tc>
+          <w:tcPr>
+            <w:tcW w:type="dxa" w:w="1814"/>
+            <w:shd w:val="clear" w:color="auto" w:fill="FFFFFF"/>
+            <w:tcBorders>
+              <w:top w:val="single" w:sz="4" w:space="0" w:color="B9C4D4"/>
+              <w:left w:val="single" w:sz="4" w:space="0" w:color="B9C4D4"/>
+              <w:bottom w:val="single" w:sz="4" w:space="0" w:color="B9C4D4"/>
+              <w:right w:val="single" w:sz="4" w:space="0" w:color="B9C4D4"/>
+            </w:tcBorders>
+            <w:vAlign w:val="center"/>
+          </w:tcPr>
+          <w:p>
+            <w:r/>
+            <w:r>
+              <w:rPr>
+                <w:rFonts w:ascii="Calibri" w:hAnsi="Calibri"/>
+                <w:b w:val="0"/>
+                <w:i w:val="0"/>
+                <w:color w:val="222222"/>
+                <w:sz w:val="19"/>
+              </w:rPr>
+              <w:t>Nguyễn Minh Quân</w:t>
+            </w:r>
+          </w:p>
+        </w:tc>
+        <w:tc>
+          <w:tcPr>
+            <w:tcW w:type="dxa" w:w="4819"/>
+            <w:shd w:val="clear" w:color="auto" w:fill="FFFFFF"/>
+            <w:tcBorders>
+              <w:top w:val="single" w:sz="4" w:space="0" w:color="B9C4D4"/>
+              <w:left w:val="single" w:sz="4" w:space="0" w:color="B9C4D4"/>
+              <w:bottom w:val="single" w:sz="4" w:space="0" w:color="B9C4D4"/>
+              <w:right w:val="single" w:sz="4" w:space="0" w:color="B9C4D4"/>
+            </w:tcBorders>
+            <w:vAlign w:val="center"/>
+          </w:tcPr>
+          <w:p>
+            <w:r/>
+            <w:r>
+              <w:rPr>
+                <w:rFonts w:ascii="Calibri" w:hAnsi="Calibri"/>
+                <w:b w:val="0"/>
+                <w:i w:val="0"/>
+                <w:color w:val="222222"/>
+                <w:sz w:val="19"/>
+              </w:rPr>
+              <w:t>Đồng bộ lại SDD cho khớp 1-1 với SRS mục 3.5 (ERD 13 thực thể): bổ sung model ViDienTu (BRU-06, BR-16, FR-TTGV-09) và DanhGia (BR-15, FR-BH-11) còn thiếu; đổi GiaoVan từ khuVuc (NoiThanh/NgoaiThanh/NgoaiTinh, không có trong ERD) sang đúng doiTac + khoangCachKm theo BRU-05; bỏ hinhThucNhan/hinhThucTra (TuDenLay/TuMangTra) ở ChiTietDonHang vì mâu thuẫn BR-09/SC-08 (hệ thống không có hình thức tự đến lấy/tự mang trả), thay bằng diaChiNhan/diaChiTra đúng ERD; cập nhật tương ứng Enum, Seed Data, thuật toán phí ship, API Endpoints và Class Diagram.</w:t>
+            </w:r>
+          </w:p>
+        </w:tc>
+      </w:tr>
     </w:tbl>
     <w:p/>
     <w:p>
@@ -821,7 +927,7 @@
           <w:color w:val="222222"/>
           <w:sz w:val="21"/>
         </w:rPr>
-        <w:t>Data Access: Prisma Client, mỗi entity ở ERD (SRS mục 3.5) tương ứng một Prisma model (11 model, mục 3).</w:t>
+        <w:t>Data Access: Prisma Client, mỗi entity ở ERD (SRS mục 3.5) tương ứng một Prisma model (13 model, mục 3).</w:t>
       </w:r>
     </w:p>
     <w:p>
@@ -1400,7 +1506,7 @@
           <w:color w:val="222222"/>
           <w:sz w:val="21"/>
         </w:rPr>
-        <w:t>Chuyển đổi trực tiếp từ ERD đã chốt ở SRS mục 3.5 (Hình 3.3): đầy đủ 11 model, khớp 1-1 với 11 thực thể của ERD và với Từ điển dữ liệu ở SRS mục 7.1. Trong ChiTietDonHang, soLuong chỉ có ý nghĩa với đơn mua (loai = Ban, mặc định 1, có thể &gt; 1 — FR-BH-08); ngayBatDau/ngayKetThuc là NULL với đơn mua và bắt buộc với đơn thuê (loai = Thue).</w:t>
+        <w:t>Chuyển đổi trực tiếp từ ERD đã chốt ở SRS mục 3.5 (Hình 3.3): đầy đủ 13 model, khớp 1-1 với 13 thực thể của ERD và với Từ điển dữ liệu ở SRS mục 7.1. Trong ChiTietDonHang, soLuong chỉ có ý nghĩa với đơn mua (loai = Ban, mặc định 1, có thể &gt; 1 — FR-BH-08); ngayBatDau/ngayKetThuc là NULL với đơn mua và bắt buộc với đơn thuê (loai = Thue). diaChiNhan/diaChiTra lưu địa chỉ cụ thể cho từng chiều giao vận (FR-TTGV-01, BR-09) — hệ thống không có hình thức tự đến lấy/tự mang trả (SC-08), nên mọi dòng đơn đều bắt buộc qua giao vận, không có enum "hình thức nhận/trả" nào khác.</w:t>
       </w:r>
     </w:p>
     <w:p>
@@ -1471,6 +1577,17 @@
           <w:color w:val="1B1B1B"/>
           <w:sz w:val="19"/>
         </w:rPr>
+        <w:t xml:space="preserve">  diaChi        String</w:t>
+        <w:br/>
+      </w:r>
+      <w:r>
+        <w:rPr>
+          <w:rFonts w:ascii="Consolas" w:hAnsi="Consolas"/>
+          <w:b w:val="0"/>
+          <w:i w:val="0"/>
+          <w:color w:val="1B1B1B"/>
+          <w:sz w:val="19"/>
+        </w:rPr>
         <w:t xml:space="preserve">  matKhauHash   String</w:t>
         <w:br/>
       </w:r>
@@ -1493,6 +1610,28 @@
           <w:color w:val="1B1B1B"/>
           <w:sz w:val="19"/>
         </w:rPr>
+        <w:t xml:space="preserve">  danhGia       DanhGia[]</w:t>
+        <w:br/>
+      </w:r>
+      <w:r>
+        <w:rPr>
+          <w:rFonts w:ascii="Consolas" w:hAnsi="Consolas"/>
+          <w:b w:val="0"/>
+          <w:i w:val="0"/>
+          <w:color w:val="1B1B1B"/>
+          <w:sz w:val="19"/>
+        </w:rPr>
+        <w:t xml:space="preserve">  viDienTu      ViDienTu?</w:t>
+        <w:br/>
+      </w:r>
+      <w:r>
+        <w:rPr>
+          <w:rFonts w:ascii="Consolas" w:hAnsi="Consolas"/>
+          <w:b w:val="0"/>
+          <w:i w:val="0"/>
+          <w:color w:val="1B1B1B"/>
+          <w:sz w:val="19"/>
+        </w:rPr>
         <w:t>}</w:t>
         <w:br/>
       </w:r>
@@ -1515,6 +1654,83 @@
           <w:color w:val="1B1B1B"/>
           <w:sz w:val="19"/>
         </w:rPr>
+        <w:t>model ViDienTu {</w:t>
+        <w:br/>
+      </w:r>
+      <w:r>
+        <w:rPr>
+          <w:rFonts w:ascii="Consolas" w:hAnsi="Consolas"/>
+          <w:b w:val="0"/>
+          <w:i w:val="0"/>
+          <w:color w:val="1B1B1B"/>
+          <w:sz w:val="19"/>
+        </w:rPr>
+        <w:t xml:space="preserve">  id            String   @id @default(uuid())</w:t>
+        <w:br/>
+      </w:r>
+      <w:r>
+        <w:rPr>
+          <w:rFonts w:ascii="Consolas" w:hAnsi="Consolas"/>
+          <w:b w:val="0"/>
+          <w:i w:val="0"/>
+          <w:color w:val="1B1B1B"/>
+          <w:sz w:val="19"/>
+        </w:rPr>
+        <w:t xml:space="preserve">  khachHangId   String   @unique</w:t>
+        <w:br/>
+      </w:r>
+      <w:r>
+        <w:rPr>
+          <w:rFonts w:ascii="Consolas" w:hAnsi="Consolas"/>
+          <w:b w:val="0"/>
+          <w:i w:val="0"/>
+          <w:color w:val="1B1B1B"/>
+          <w:sz w:val="19"/>
+        </w:rPr>
+        <w:t xml:space="preserve">  khachHang     KhachHang @relation(fields: [khachHangId], references: [id])</w:t>
+        <w:br/>
+      </w:r>
+      <w:r>
+        <w:rPr>
+          <w:rFonts w:ascii="Consolas" w:hAnsi="Consolas"/>
+          <w:b w:val="0"/>
+          <w:i w:val="0"/>
+          <w:color w:val="1B1B1B"/>
+          <w:sz w:val="19"/>
+        </w:rPr>
+        <w:t xml:space="preserve">  soDu          Decimal  @default(0)</w:t>
+        <w:br/>
+      </w:r>
+      <w:r>
+        <w:rPr>
+          <w:rFonts w:ascii="Consolas" w:hAnsi="Consolas"/>
+          <w:b w:val="0"/>
+          <w:i w:val="0"/>
+          <w:color w:val="1B1B1B"/>
+          <w:sz w:val="19"/>
+        </w:rPr>
+        <w:t>}</w:t>
+        <w:br/>
+      </w:r>
+      <w:r>
+        <w:rPr>
+          <w:rFonts w:ascii="Consolas" w:hAnsi="Consolas"/>
+          <w:b w:val="0"/>
+          <w:i w:val="0"/>
+          <w:color w:val="1B1B1B"/>
+          <w:sz w:val="19"/>
+        </w:rPr>
+        <w:t xml:space="preserve"> </w:t>
+        <w:br/>
+      </w:r>
+      <w:r>
+        <w:rPr>
+          <w:rFonts w:ascii="Consolas" w:hAnsi="Consolas"/>
+          <w:b w:val="0"/>
+          <w:i w:val="0"/>
+          <w:color w:val="1B1B1B"/>
+          <w:sz w:val="19"/>
+        </w:rPr>
         <w:t>model SanPham {</w:t>
         <w:br/>
       </w:r>
@@ -1625,6 +1841,17 @@
           <w:color w:val="1B1B1B"/>
           <w:sz w:val="19"/>
         </w:rPr>
+        <w:t xml:space="preserve">  danhGia       DanhGia[]</w:t>
+        <w:br/>
+      </w:r>
+      <w:r>
+        <w:rPr>
+          <w:rFonts w:ascii="Consolas" w:hAnsi="Consolas"/>
+          <w:b w:val="0"/>
+          <w:i w:val="0"/>
+          <w:color w:val="1B1B1B"/>
+          <w:sz w:val="19"/>
+        </w:rPr>
         <w:t>}</w:t>
         <w:br/>
       </w:r>
@@ -1823,6 +2050,149 @@
           <w:color w:val="1B1B1B"/>
           <w:sz w:val="19"/>
         </w:rPr>
+        <w:t>model DanhGia {</w:t>
+        <w:br/>
+      </w:r>
+      <w:r>
+        <w:rPr>
+          <w:rFonts w:ascii="Consolas" w:hAnsi="Consolas"/>
+          <w:b w:val="0"/>
+          <w:i w:val="0"/>
+          <w:color w:val="1B1B1B"/>
+          <w:sz w:val="19"/>
+        </w:rPr>
+        <w:t xml:space="preserve">  id            String   @id @default(uuid())</w:t>
+        <w:br/>
+      </w:r>
+      <w:r>
+        <w:rPr>
+          <w:rFonts w:ascii="Consolas" w:hAnsi="Consolas"/>
+          <w:b w:val="0"/>
+          <w:i w:val="0"/>
+          <w:color w:val="1B1B1B"/>
+          <w:sz w:val="19"/>
+        </w:rPr>
+        <w:t xml:space="preserve">  sanPhamId     String</w:t>
+        <w:br/>
+      </w:r>
+      <w:r>
+        <w:rPr>
+          <w:rFonts w:ascii="Consolas" w:hAnsi="Consolas"/>
+          <w:b w:val="0"/>
+          <w:i w:val="0"/>
+          <w:color w:val="1B1B1B"/>
+          <w:sz w:val="19"/>
+        </w:rPr>
+        <w:t xml:space="preserve">  sanPham       SanPham  @relation(fields: [sanPhamId], references: [id])</w:t>
+        <w:br/>
+      </w:r>
+      <w:r>
+        <w:rPr>
+          <w:rFonts w:ascii="Consolas" w:hAnsi="Consolas"/>
+          <w:b w:val="0"/>
+          <w:i w:val="0"/>
+          <w:color w:val="1B1B1B"/>
+          <w:sz w:val="19"/>
+        </w:rPr>
+        <w:t xml:space="preserve">  khachHangId   String</w:t>
+        <w:br/>
+      </w:r>
+      <w:r>
+        <w:rPr>
+          <w:rFonts w:ascii="Consolas" w:hAnsi="Consolas"/>
+          <w:b w:val="0"/>
+          <w:i w:val="0"/>
+          <w:color w:val="1B1B1B"/>
+          <w:sz w:val="19"/>
+        </w:rPr>
+        <w:t xml:space="preserve">  khachHang     KhachHang @relation(fields: [khachHangId], references: [id])</w:t>
+        <w:br/>
+      </w:r>
+      <w:r>
+        <w:rPr>
+          <w:rFonts w:ascii="Consolas" w:hAnsi="Consolas"/>
+          <w:b w:val="0"/>
+          <w:i w:val="0"/>
+          <w:color w:val="1B1B1B"/>
+          <w:sz w:val="19"/>
+        </w:rPr>
+        <w:t xml:space="preserve">  donHangId     String</w:t>
+        <w:br/>
+      </w:r>
+      <w:r>
+        <w:rPr>
+          <w:rFonts w:ascii="Consolas" w:hAnsi="Consolas"/>
+          <w:b w:val="0"/>
+          <w:i w:val="0"/>
+          <w:color w:val="1B1B1B"/>
+          <w:sz w:val="19"/>
+        </w:rPr>
+        <w:t xml:space="preserve">  donHang       DonHang  @relation(fields: [donHangId], references: [id])</w:t>
+        <w:br/>
+      </w:r>
+      <w:r>
+        <w:rPr>
+          <w:rFonts w:ascii="Consolas" w:hAnsi="Consolas"/>
+          <w:b w:val="0"/>
+          <w:i w:val="0"/>
+          <w:color w:val="1B1B1B"/>
+          <w:sz w:val="19"/>
+        </w:rPr>
+        <w:t xml:space="preserve">  soSao         Int</w:t>
+        <w:br/>
+      </w:r>
+      <w:r>
+        <w:rPr>
+          <w:rFonts w:ascii="Consolas" w:hAnsi="Consolas"/>
+          <w:b w:val="0"/>
+          <w:i w:val="0"/>
+          <w:color w:val="1B1B1B"/>
+          <w:sz w:val="19"/>
+        </w:rPr>
+        <w:t xml:space="preserve">  nhanXet       String?</w:t>
+        <w:br/>
+      </w:r>
+      <w:r>
+        <w:rPr>
+          <w:rFonts w:ascii="Consolas" w:hAnsi="Consolas"/>
+          <w:b w:val="0"/>
+          <w:i w:val="0"/>
+          <w:color w:val="1B1B1B"/>
+          <w:sz w:val="19"/>
+        </w:rPr>
+        <w:t xml:space="preserve">  ngayDanhGia   DateTime @default(now())</w:t>
+        <w:br/>
+      </w:r>
+      <w:r>
+        <w:rPr>
+          <w:rFonts w:ascii="Consolas" w:hAnsi="Consolas"/>
+          <w:b w:val="0"/>
+          <w:i w:val="0"/>
+          <w:color w:val="1B1B1B"/>
+          <w:sz w:val="19"/>
+        </w:rPr>
+        <w:t>}</w:t>
+        <w:br/>
+      </w:r>
+      <w:r>
+        <w:rPr>
+          <w:rFonts w:ascii="Consolas" w:hAnsi="Consolas"/>
+          <w:b w:val="0"/>
+          <w:i w:val="0"/>
+          <w:color w:val="1B1B1B"/>
+          <w:sz w:val="19"/>
+        </w:rPr>
+        <w:t xml:space="preserve"> </w:t>
+        <w:br/>
+      </w:r>
+      <w:r>
+        <w:rPr>
+          <w:rFonts w:ascii="Consolas" w:hAnsi="Consolas"/>
+          <w:b w:val="0"/>
+          <w:i w:val="0"/>
+          <w:color w:val="1B1B1B"/>
+          <w:sz w:val="19"/>
+        </w:rPr>
         <w:t>model NhanVien {</w:t>
         <w:br/>
       </w:r>
@@ -2043,6 +2413,17 @@
           <w:color w:val="1B1B1B"/>
           <w:sz w:val="19"/>
         </w:rPr>
+        <w:t xml:space="preserve">  danhGia      DanhGia[]</w:t>
+        <w:br/>
+      </w:r>
+      <w:r>
+        <w:rPr>
+          <w:rFonts w:ascii="Consolas" w:hAnsi="Consolas"/>
+          <w:b w:val="0"/>
+          <w:i w:val="0"/>
+          <w:color w:val="1B1B1B"/>
+          <w:sz w:val="19"/>
+        </w:rPr>
         <w:t>}</w:t>
         <w:br/>
       </w:r>
@@ -2175,7 +2556,7 @@
           <w:color w:val="1B1B1B"/>
           <w:sz w:val="19"/>
         </w:rPr>
-        <w:t xml:space="preserve">  hinhThucNhan HinhThucNhan  @default(TuDenLay)</w:t>
+        <w:t xml:space="preserve">  diaChiNhan   String</w:t>
         <w:br/>
       </w:r>
       <w:r>
@@ -2186,7 +2567,7 @@
           <w:color w:val="1B1B1B"/>
           <w:sz w:val="19"/>
         </w:rPr>
-        <w:t xml:space="preserve">  hinhThucTra  HinhThucTra?</w:t>
+        <w:t xml:space="preserve">  diaChiTra    String?</w:t>
         <w:br/>
       </w:r>
       <w:r>
@@ -2406,7 +2787,18 @@
           <w:color w:val="1B1B1B"/>
           <w:sz w:val="19"/>
         </w:rPr>
-        <w:t xml:space="preserve">  khuVuc               KhuVucGiaoVan</w:t>
+        <w:t xml:space="preserve">  doiTac              DoiTacGiaoVan</w:t>
+        <w:br/>
+      </w:r>
+      <w:r>
+        <w:rPr>
+          <w:rFonts w:ascii="Consolas" w:hAnsi="Consolas"/>
+          <w:b w:val="0"/>
+          <w:i w:val="0"/>
+          <w:color w:val="1B1B1B"/>
+          <w:sz w:val="19"/>
+        </w:rPr>
+        <w:t xml:space="preserve">  khoangCachKm        Decimal</w:t>
         <w:br/>
       </w:r>
       <w:r>
@@ -3214,166 +3606,6 @@
                 <w:color w:val="222222"/>
                 <w:sz w:val="19"/>
               </w:rPr>
-              <w:t>HinhThucNhan</w:t>
-            </w:r>
-          </w:p>
-        </w:tc>
-        <w:tc>
-          <w:tcPr>
-            <w:tcW w:type="dxa" w:w="3969"/>
-            <w:shd w:val="clear" w:color="auto" w:fill="EEF2F7"/>
-            <w:tcBorders>
-              <w:top w:val="single" w:sz="4" w:space="0" w:color="B9C4D4"/>
-              <w:left w:val="single" w:sz="4" w:space="0" w:color="B9C4D4"/>
-              <w:bottom w:val="single" w:sz="4" w:space="0" w:color="B9C4D4"/>
-              <w:right w:val="single" w:sz="4" w:space="0" w:color="B9C4D4"/>
-            </w:tcBorders>
-            <w:vAlign w:val="center"/>
-          </w:tcPr>
-          <w:p>
-            <w:r/>
-            <w:r>
-              <w:rPr>
-                <w:rFonts w:ascii="Calibri" w:hAnsi="Calibri"/>
-                <w:b w:val="0"/>
-                <w:i w:val="0"/>
-                <w:color w:val="222222"/>
-                <w:sz w:val="19"/>
-              </w:rPr>
-              <w:t>TuDenLay, GiaoVan</w:t>
-            </w:r>
-          </w:p>
-        </w:tc>
-        <w:tc>
-          <w:tcPr>
-            <w:tcW w:type="dxa" w:w="2551"/>
-            <w:shd w:val="clear" w:color="auto" w:fill="EEF2F7"/>
-            <w:tcBorders>
-              <w:top w:val="single" w:sz="4" w:space="0" w:color="B9C4D4"/>
-              <w:left w:val="single" w:sz="4" w:space="0" w:color="B9C4D4"/>
-              <w:bottom w:val="single" w:sz="4" w:space="0" w:color="B9C4D4"/>
-              <w:right w:val="single" w:sz="4" w:space="0" w:color="B9C4D4"/>
-            </w:tcBorders>
-            <w:vAlign w:val="center"/>
-          </w:tcPr>
-          <w:p>
-            <w:r/>
-            <w:r>
-              <w:rPr>
-                <w:rFonts w:ascii="Calibri" w:hAnsi="Calibri"/>
-                <w:b w:val="0"/>
-                <w:i w:val="0"/>
-                <w:color w:val="222222"/>
-                <w:sz w:val="19"/>
-              </w:rPr>
-              <w:t>ChiTietDonHang.hinhThucNhan (BR-09)</w:t>
-            </w:r>
-          </w:p>
-        </w:tc>
-      </w:tr>
-      <w:tr>
-        <w:tc>
-          <w:tcPr>
-            <w:tcW w:type="dxa" w:w="1984"/>
-            <w:shd w:val="clear" w:color="auto" w:fill="FFFFFF"/>
-            <w:tcBorders>
-              <w:top w:val="single" w:sz="4" w:space="0" w:color="B9C4D4"/>
-              <w:left w:val="single" w:sz="4" w:space="0" w:color="B9C4D4"/>
-              <w:bottom w:val="single" w:sz="4" w:space="0" w:color="B9C4D4"/>
-              <w:right w:val="single" w:sz="4" w:space="0" w:color="B9C4D4"/>
-            </w:tcBorders>
-            <w:vAlign w:val="center"/>
-          </w:tcPr>
-          <w:p>
-            <w:r/>
-            <w:r>
-              <w:rPr>
-                <w:rFonts w:ascii="Calibri" w:hAnsi="Calibri"/>
-                <w:b w:val="0"/>
-                <w:i w:val="0"/>
-                <w:color w:val="222222"/>
-                <w:sz w:val="19"/>
-              </w:rPr>
-              <w:t>HinhThucTra</w:t>
-            </w:r>
-          </w:p>
-        </w:tc>
-        <w:tc>
-          <w:tcPr>
-            <w:tcW w:type="dxa" w:w="3969"/>
-            <w:shd w:val="clear" w:color="auto" w:fill="FFFFFF"/>
-            <w:tcBorders>
-              <w:top w:val="single" w:sz="4" w:space="0" w:color="B9C4D4"/>
-              <w:left w:val="single" w:sz="4" w:space="0" w:color="B9C4D4"/>
-              <w:bottom w:val="single" w:sz="4" w:space="0" w:color="B9C4D4"/>
-              <w:right w:val="single" w:sz="4" w:space="0" w:color="B9C4D4"/>
-            </w:tcBorders>
-            <w:vAlign w:val="center"/>
-          </w:tcPr>
-          <w:p>
-            <w:r/>
-            <w:r>
-              <w:rPr>
-                <w:rFonts w:ascii="Calibri" w:hAnsi="Calibri"/>
-                <w:b w:val="0"/>
-                <w:i w:val="0"/>
-                <w:color w:val="222222"/>
-                <w:sz w:val="19"/>
-              </w:rPr>
-              <w:t>TuMangTra, GiaoVan</w:t>
-            </w:r>
-          </w:p>
-        </w:tc>
-        <w:tc>
-          <w:tcPr>
-            <w:tcW w:type="dxa" w:w="2551"/>
-            <w:shd w:val="clear" w:color="auto" w:fill="FFFFFF"/>
-            <w:tcBorders>
-              <w:top w:val="single" w:sz="4" w:space="0" w:color="B9C4D4"/>
-              <w:left w:val="single" w:sz="4" w:space="0" w:color="B9C4D4"/>
-              <w:bottom w:val="single" w:sz="4" w:space="0" w:color="B9C4D4"/>
-              <w:right w:val="single" w:sz="4" w:space="0" w:color="B9C4D4"/>
-            </w:tcBorders>
-            <w:vAlign w:val="center"/>
-          </w:tcPr>
-          <w:p>
-            <w:r/>
-            <w:r>
-              <w:rPr>
-                <w:rFonts w:ascii="Calibri" w:hAnsi="Calibri"/>
-                <w:b w:val="0"/>
-                <w:i w:val="0"/>
-                <w:color w:val="222222"/>
-                <w:sz w:val="19"/>
-              </w:rPr>
-              <w:t>ChiTietDonHang.hinhThucTra (BR-09)</w:t>
-            </w:r>
-          </w:p>
-        </w:tc>
-      </w:tr>
-      <w:tr>
-        <w:tc>
-          <w:tcPr>
-            <w:tcW w:type="dxa" w:w="1984"/>
-            <w:shd w:val="clear" w:color="auto" w:fill="EEF2F7"/>
-            <w:tcBorders>
-              <w:top w:val="single" w:sz="4" w:space="0" w:color="B9C4D4"/>
-              <w:left w:val="single" w:sz="4" w:space="0" w:color="B9C4D4"/>
-              <w:bottom w:val="single" w:sz="4" w:space="0" w:color="B9C4D4"/>
-              <w:right w:val="single" w:sz="4" w:space="0" w:color="B9C4D4"/>
-            </w:tcBorders>
-            <w:vAlign w:val="center"/>
-          </w:tcPr>
-          <w:p>
-            <w:r/>
-            <w:r>
-              <w:rPr>
-                <w:rFonts w:ascii="Calibri" w:hAnsi="Calibri"/>
-                <w:b w:val="0"/>
-                <w:i w:val="0"/>
-                <w:color w:val="222222"/>
-                <w:sz w:val="19"/>
-              </w:rPr>
               <w:t>ChieuGiaoVan</w:t>
             </w:r>
           </w:p>
@@ -3454,7 +3686,7 @@
                 <w:color w:val="222222"/>
                 <w:sz w:val="19"/>
               </w:rPr>
-              <w:t>KhuVucGiaoVan</w:t>
+              <w:t>DoiTacGiaoVan</w:t>
             </w:r>
           </w:p>
         </w:tc>
@@ -3480,7 +3712,7 @@
                 <w:color w:val="222222"/>
                 <w:sz w:val="19"/>
               </w:rPr>
-              <w:t>NoiThanh, NgoaiThanh, NgoaiTinh</w:t>
+              <w:t>GreenSM, ShopeeExpress</w:t>
             </w:r>
           </w:p>
         </w:tc>
@@ -3506,7 +3738,7 @@
                 <w:color w:val="222222"/>
                 <w:sz w:val="19"/>
               </w:rPr>
-              <w:t>GiaoVan.khuVuc (BRU-05)</w:t>
+              <w:t>GiaoVan.doiTac — hệ thống tự động chọn theo khoảng cách (BRU-05): GreenSM nếu ≤ 20km, ShopeeExpress nếu &gt; 20km.</w:t>
             </w:r>
           </w:p>
         </w:tc>
@@ -4293,6 +4525,166 @@
                 <w:color w:val="222222"/>
                 <w:sz w:val="19"/>
               </w:rPr>
+              <w:t>DanhGia</w:t>
+            </w:r>
+          </w:p>
+        </w:tc>
+        <w:tc>
+          <w:tcPr>
+            <w:tcW w:type="dxa" w:w="3118"/>
+            <w:shd w:val="clear" w:color="auto" w:fill="EEF2F7"/>
+            <w:tcBorders>
+              <w:top w:val="single" w:sz="4" w:space="0" w:color="B9C4D4"/>
+              <w:left w:val="single" w:sz="4" w:space="0" w:color="B9C4D4"/>
+              <w:bottom w:val="single" w:sz="4" w:space="0" w:color="B9C4D4"/>
+              <w:right w:val="single" w:sz="4" w:space="0" w:color="B9C4D4"/>
+            </w:tcBorders>
+            <w:vAlign w:val="center"/>
+          </w:tcPr>
+          <w:p>
+            <w:r/>
+            <w:r>
+              <w:rPr>
+                <w:rFonts w:ascii="Calibri" w:hAnsi="Calibri"/>
+                <w:b w:val="0"/>
+                <w:i w:val="0"/>
+                <w:color w:val="222222"/>
+                <w:sz w:val="19"/>
+              </w:rPr>
+              <w:t>san_pham_id</w:t>
+            </w:r>
+          </w:p>
+        </w:tc>
+        <w:tc>
+          <w:tcPr>
+            <w:tcW w:type="dxa" w:w="3685"/>
+            <w:shd w:val="clear" w:color="auto" w:fill="EEF2F7"/>
+            <w:tcBorders>
+              <w:top w:val="single" w:sz="4" w:space="0" w:color="B9C4D4"/>
+              <w:left w:val="single" w:sz="4" w:space="0" w:color="B9C4D4"/>
+              <w:bottom w:val="single" w:sz="4" w:space="0" w:color="B9C4D4"/>
+              <w:right w:val="single" w:sz="4" w:space="0" w:color="B9C4D4"/>
+            </w:tcBorders>
+            <w:vAlign w:val="center"/>
+          </w:tcPr>
+          <w:p>
+            <w:r/>
+            <w:r>
+              <w:rPr>
+                <w:rFonts w:ascii="Calibri" w:hAnsi="Calibri"/>
+                <w:b w:val="0"/>
+                <w:i w:val="0"/>
+                <w:color w:val="222222"/>
+                <w:sz w:val="19"/>
+              </w:rPr>
+              <w:t>Tăng tốc tính điểm trung bình và danh sách nhận xét trên trang chi tiết sản phẩm (FR-BH-11).</w:t>
+            </w:r>
+          </w:p>
+        </w:tc>
+      </w:tr>
+      <w:tr>
+        <w:tc>
+          <w:tcPr>
+            <w:tcW w:type="dxa" w:w="1701"/>
+            <w:shd w:val="clear" w:color="auto" w:fill="FFFFFF"/>
+            <w:tcBorders>
+              <w:top w:val="single" w:sz="4" w:space="0" w:color="B9C4D4"/>
+              <w:left w:val="single" w:sz="4" w:space="0" w:color="B9C4D4"/>
+              <w:bottom w:val="single" w:sz="4" w:space="0" w:color="B9C4D4"/>
+              <w:right w:val="single" w:sz="4" w:space="0" w:color="B9C4D4"/>
+            </w:tcBorders>
+            <w:vAlign w:val="center"/>
+          </w:tcPr>
+          <w:p>
+            <w:r/>
+            <w:r>
+              <w:rPr>
+                <w:rFonts w:ascii="Calibri" w:hAnsi="Calibri"/>
+                <w:b w:val="0"/>
+                <w:i w:val="0"/>
+                <w:color w:val="222222"/>
+                <w:sz w:val="19"/>
+              </w:rPr>
+              <w:t>ViDienTu</w:t>
+            </w:r>
+          </w:p>
+        </w:tc>
+        <w:tc>
+          <w:tcPr>
+            <w:tcW w:type="dxa" w:w="3118"/>
+            <w:shd w:val="clear" w:color="auto" w:fill="FFFFFF"/>
+            <w:tcBorders>
+              <w:top w:val="single" w:sz="4" w:space="0" w:color="B9C4D4"/>
+              <w:left w:val="single" w:sz="4" w:space="0" w:color="B9C4D4"/>
+              <w:bottom w:val="single" w:sz="4" w:space="0" w:color="B9C4D4"/>
+              <w:right w:val="single" w:sz="4" w:space="0" w:color="B9C4D4"/>
+            </w:tcBorders>
+            <w:vAlign w:val="center"/>
+          </w:tcPr>
+          <w:p>
+            <w:r/>
+            <w:r>
+              <w:rPr>
+                <w:rFonts w:ascii="Calibri" w:hAnsi="Calibri"/>
+                <w:b w:val="0"/>
+                <w:i w:val="0"/>
+                <w:color w:val="222222"/>
+                <w:sz w:val="19"/>
+              </w:rPr>
+              <w:t>khach_hang_id (UNIQUE)</w:t>
+            </w:r>
+          </w:p>
+        </w:tc>
+        <w:tc>
+          <w:tcPr>
+            <w:tcW w:type="dxa" w:w="3685"/>
+            <w:shd w:val="clear" w:color="auto" w:fill="FFFFFF"/>
+            <w:tcBorders>
+              <w:top w:val="single" w:sz="4" w:space="0" w:color="B9C4D4"/>
+              <w:left w:val="single" w:sz="4" w:space="0" w:color="B9C4D4"/>
+              <w:bottom w:val="single" w:sz="4" w:space="0" w:color="B9C4D4"/>
+              <w:right w:val="single" w:sz="4" w:space="0" w:color="B9C4D4"/>
+            </w:tcBorders>
+            <w:vAlign w:val="center"/>
+          </w:tcPr>
+          <w:p>
+            <w:r/>
+            <w:r>
+              <w:rPr>
+                <w:rFonts w:ascii="Calibri" w:hAnsi="Calibri"/>
+                <w:b w:val="0"/>
+                <w:i w:val="0"/>
+                <w:color w:val="222222"/>
+                <w:sz w:val="19"/>
+              </w:rPr>
+              <w:t>Tra cứu O(1) ví điện tử của khách khi hoàn cọc/rút tiền (BRU-06, FR-TTGV-09).</w:t>
+            </w:r>
+          </w:p>
+        </w:tc>
+      </w:tr>
+      <w:tr>
+        <w:tc>
+          <w:tcPr>
+            <w:tcW w:type="dxa" w:w="1701"/>
+            <w:shd w:val="clear" w:color="auto" w:fill="EEF2F7"/>
+            <w:tcBorders>
+              <w:top w:val="single" w:sz="4" w:space="0" w:color="B9C4D4"/>
+              <w:left w:val="single" w:sz="4" w:space="0" w:color="B9C4D4"/>
+              <w:bottom w:val="single" w:sz="4" w:space="0" w:color="B9C4D4"/>
+              <w:right w:val="single" w:sz="4" w:space="0" w:color="B9C4D4"/>
+            </w:tcBorders>
+            <w:vAlign w:val="center"/>
+          </w:tcPr>
+          <w:p>
+            <w:r/>
+            <w:r>
+              <w:rPr>
+                <w:rFonts w:ascii="Calibri" w:hAnsi="Calibri"/>
+                <w:b w:val="0"/>
+                <w:i w:val="0"/>
+                <w:color w:val="222222"/>
+                <w:sz w:val="19"/>
+              </w:rPr>
               <w:t>GiaoVan</w:t>
             </w:r>
           </w:p>
@@ -4345,7 +4737,7 @@
                 <w:color w:val="222222"/>
                 <w:sz w:val="19"/>
               </w:rPr>
-              <w:t>Tra cứu O(1) lượt giao vận theo mã vận đơn khi xử lý webhook Green SM (FR-TTGV-05, mục 16).</w:t>
+              <w:t>Tra cứu O(1) lượt giao vận theo mã vận đơn khi xử lý webhook Green SM/Shopee Express (FR-TTGV-05, mục 16).</w:t>
             </w:r>
           </w:p>
         </w:tc>
@@ -5953,7 +6345,7 @@
           <w:color w:val="222222"/>
           <w:sz w:val="21"/>
         </w:rPr>
-        <w:t>Tạo 3 tài khoản demo: 1 Customer (bảng KhachHang), 1 Staff và 1 Admin (bảng NhanVien, có email/matKhauHash riêng, dangHoatDong = true) — mật khẩu demo đã băm.</w:t>
+        <w:t>Tạo 3 tài khoản demo: 1 Customer (bảng KhachHang, có diaChi mẫu dùng làm địa chỉ nhận hàng mặc định), 1 Staff và 1 Admin (bảng NhanVien, có email/matKhauHash riêng, dangHoatDong = true) — mật khẩu demo đã băm. Tạo kèm 1 bản ghi ViDienTu cho Customer (soDu = 0) theo đúng quan hệ 1-1 (BRU-06).</w:t>
       </w:r>
     </w:p>
     <w:p>
@@ -5998,7 +6390,7 @@
           <w:color w:val="222222"/>
           <w:sz w:val="21"/>
         </w:rPr>
-        <w:t>Tạo 2 đơn thuê mẫu: 1 đơn Active với hinhThucNhan = TuDenLay (không phí ship), 1 đơn Completed đã hoàn cọc với hinhThucNhan = GiaoVan khu vực NoiThanh (có GiaoVan + ThanhToan mẫu) để kiểm thử cả hai nhánh BRU-01/BRU-05.</w:t>
+        <w:t>Tạo 2 đơn thuê mẫu, cả hai đều giao vận 2 chiều bắt buộc (BR-09, không có hình thức tự đến lấy/tự mang trả): 1 đơn Active với diaChiNhan trong bán kính 20km (GiaoVan.doiTac = GreenSM), 1 đơn Completed đã hoàn cọc với diaChiNhan ngoài bán kính 20km (GiaoVan.doiTac = ShopeeExpress, có GiaoVan + ThanhToan mẫu) để kiểm thử cả hai nhánh đối tác của BRU-01/BRU-05.</w:t>
       </w:r>
     </w:p>
     <w:p>
@@ -6013,7 +6405,7 @@
           <w:color w:val="222222"/>
           <w:sz w:val="21"/>
         </w:rPr>
-        <w:t>Với đơn Completed, tạo kèm 1 bản ghi ThanhToan (mucDich = TienCoc, trangThai = DaThanhToan, có maQR) và 1 bản ghi BienBanKiemDem (ketQua = 'Đủ linh kiện') để kiểm thử luồng hoàn cọc đầy đủ.</w:t>
+        <w:t>Với đơn Completed, tạo kèm 1 bản ghi ThanhToan (mucDich = TienCoc, trangThai = DaThanhToan, có maQR), 1 bản ghi BienBanKiemDem (ketQua = 'Đủ linh kiện') để kiểm thử luồng hoàn cọc đầy đủ, và 1 bản ghi DanhGia (soSao = 5, có nhanXet) gắn với đơn này để kiểm thử luồng đánh giá sau khi đơn Completed (FR-BH-11).</w:t>
       </w:r>
     </w:p>
     <w:p>
@@ -6752,7 +7144,7 @@
           <w:color w:val="222222"/>
           <w:sz w:val="21"/>
         </w:rPr>
-        <w:t>Hiện thực trực tiếp quy tắc BRU-01 (tiền cọc có cộng phí ship) và BRU-05 (phí ship theo khu vực), đồng thời giải quyết FR-TTGV-08 (chênh lệch phí ship giữa lúc giữ cọc và lúc quyết toán).</w:t>
+        <w:t>Hiện thực trực tiếp quy tắc BRU-01 (tiền cọc có cộng phí ship) và BRU-05 (chọn đối tác theo bán kính 20km, phí ship do đối tác báo giá theo khoảng cách thực tế qua API giả lập), đồng thời giải quyết FR-TTGV-08 (chênh lệch phí ship giữa lúc giữ cọc và lúc quyết toán). Mọi dòng đơn đều bắt buộc qua giao vận ở cả hai chiều (BR-09, SC-08 — không có hình thức tự đến lấy/tự mang trả), nên hàm tính phí không có nhánh miễn phí.</w:t>
       </w:r>
     </w:p>
     <w:p>
@@ -6768,7 +7160,40 @@
           <w:color w:val="1B1B1B"/>
           <w:sz w:val="19"/>
         </w:rPr>
-        <w:t>BANG_PHI_SHIP = { NoiThanh: 20000, NgoaiThanh: 35000, NgoaiTinh: 60000 }   // BRU-05</w:t>
+        <w:t>BANG_GIA_DOI_TAC = {</w:t>
+        <w:br/>
+      </w:r>
+      <w:r>
+        <w:rPr>
+          <w:rFonts w:ascii="Consolas" w:hAnsi="Consolas"/>
+          <w:b w:val="0"/>
+          <w:i w:val="0"/>
+          <w:color w:val="1B1B1B"/>
+          <w:sz w:val="19"/>
+        </w:rPr>
+        <w:t xml:space="preserve">    GreenSM:        { phiCoDinh: 15000, phiMoiKm: 1000 },   // BRU-05, ≤ 20km</w:t>
+        <w:br/>
+      </w:r>
+      <w:r>
+        <w:rPr>
+          <w:rFonts w:ascii="Consolas" w:hAnsi="Consolas"/>
+          <w:b w:val="0"/>
+          <w:i w:val="0"/>
+          <w:color w:val="1B1B1B"/>
+          <w:sz w:val="19"/>
+        </w:rPr>
+        <w:t xml:space="preserve">    ShopeeExpress:  { phiCoDinh: 25000, phiMoiKm: 800 },    // BRU-05, &gt; 20km</w:t>
+        <w:br/>
+      </w:r>
+      <w:r>
+        <w:rPr>
+          <w:rFonts w:ascii="Consolas" w:hAnsi="Consolas"/>
+          <w:b w:val="0"/>
+          <w:i w:val="0"/>
+          <w:color w:val="1B1B1B"/>
+          <w:sz w:val="19"/>
+        </w:rPr>
+        <w:t>}   // báo giá giả lập của API đối tác (giả định), dùng khi gọi API thật trả lỗi/chưa tích hợp</w:t>
         <w:br/>
       </w:r>
       <w:r>
@@ -6790,7 +7215,7 @@
           <w:color w:val="1B1B1B"/>
           <w:sz w:val="19"/>
         </w:rPr>
-        <w:t>function tinhPhiShip(khuVuc, hinhThuc):</w:t>
+        <w:t>function chonDoiTacGiaoVan(khoangCachKm):</w:t>
         <w:br/>
       </w:r>
       <w:r>
@@ -6801,7 +7226,7 @@
           <w:color w:val="1B1B1B"/>
           <w:sz w:val="19"/>
         </w:rPr>
-        <w:t xml:space="preserve">    if hinhThuc == 'TuDenLay' or hinhThuc == 'TuMangTra':</w:t>
+        <w:t xml:space="preserve">    // BRU-05: &lt;= 20km dung Green SM, &gt; 20km dung Shopee Express</w:t>
         <w:br/>
       </w:r>
       <w:r>
@@ -6812,7 +7237,7 @@
           <w:color w:val="1B1B1B"/>
           <w:sz w:val="19"/>
         </w:rPr>
-        <w:t xml:space="preserve">        return 0</w:t>
+        <w:t xml:space="preserve">    if khoangCachKm &lt;= 20:</w:t>
         <w:br/>
       </w:r>
       <w:r>
@@ -6823,7 +7248,18 @@
           <w:color w:val="1B1B1B"/>
           <w:sz w:val="19"/>
         </w:rPr>
-        <w:t xml:space="preserve">    return BANG_PHI_SHIP[khuVuc]</w:t>
+        <w:t xml:space="preserve">        return 'GreenSM'</w:t>
+        <w:br/>
+      </w:r>
+      <w:r>
+        <w:rPr>
+          <w:rFonts w:ascii="Consolas" w:hAnsi="Consolas"/>
+          <w:b w:val="0"/>
+          <w:i w:val="0"/>
+          <w:color w:val="1B1B1B"/>
+          <w:sz w:val="19"/>
+        </w:rPr>
+        <w:t xml:space="preserve">    return 'ShopeeExpress'</w:t>
         <w:br/>
       </w:r>
       <w:r>
@@ -6845,7 +7281,7 @@
           <w:color w:val="1B1B1B"/>
           <w:sz w:val="19"/>
         </w:rPr>
-        <w:t>function tinhTienCoc(giaNiemYet, hinhThucNhan, khuVucNhan):</w:t>
+        <w:t>function tinhPhiShip(khoangCachKm):</w:t>
         <w:br/>
       </w:r>
       <w:r>
@@ -6856,7 +7292,7 @@
           <w:color w:val="1B1B1B"/>
           <w:sz w:val="19"/>
         </w:rPr>
-        <w:t xml:space="preserve">    // BRU-01: coc = gia niem yet + phi ship chieu nhan x 2 (du tru ca 2 chieu), neu co giao van o chieu nhan</w:t>
+        <w:t xml:space="preserve">    // Goi API doi tac (giả lập) de lay bao gia theo khoang cach thuc te tai thoi diem dat</w:t>
         <w:br/>
       </w:r>
       <w:r>
@@ -6867,7 +7303,84 @@
           <w:color w:val="1B1B1B"/>
           <w:sz w:val="19"/>
         </w:rPr>
-        <w:t xml:space="preserve">    phiShipNhan = tinhPhiShip(khuVucNhan, hinhThucNhan)</w:t>
+        <w:t xml:space="preserve">    doiTac = chonDoiTacGiaoVan(khoangCachKm)</w:t>
+        <w:br/>
+      </w:r>
+      <w:r>
+        <w:rPr>
+          <w:rFonts w:ascii="Consolas" w:hAnsi="Consolas"/>
+          <w:b w:val="0"/>
+          <w:i w:val="0"/>
+          <w:color w:val="1B1B1B"/>
+          <w:sz w:val="19"/>
+        </w:rPr>
+        <w:t xml:space="preserve">    gia = BANG_GIA_DOI_TAC[doiTac]</w:t>
+        <w:br/>
+      </w:r>
+      <w:r>
+        <w:rPr>
+          <w:rFonts w:ascii="Consolas" w:hAnsi="Consolas"/>
+          <w:b w:val="0"/>
+          <w:i w:val="0"/>
+          <w:color w:val="1B1B1B"/>
+          <w:sz w:val="19"/>
+        </w:rPr>
+        <w:t xml:space="preserve">    phiShip = gia.phiCoDinh + gia.phiMoiKm * khoangCachKm</w:t>
+        <w:br/>
+      </w:r>
+      <w:r>
+        <w:rPr>
+          <w:rFonts w:ascii="Consolas" w:hAnsi="Consolas"/>
+          <w:b w:val="0"/>
+          <w:i w:val="0"/>
+          <w:color w:val="1B1B1B"/>
+          <w:sz w:val="19"/>
+        </w:rPr>
+        <w:t xml:space="preserve">    return { doiTac, phiShip }</w:t>
+        <w:br/>
+      </w:r>
+      <w:r>
+        <w:rPr>
+          <w:rFonts w:ascii="Consolas" w:hAnsi="Consolas"/>
+          <w:b w:val="0"/>
+          <w:i w:val="0"/>
+          <w:color w:val="1B1B1B"/>
+          <w:sz w:val="19"/>
+        </w:rPr>
+        <w:t xml:space="preserve"> </w:t>
+        <w:br/>
+      </w:r>
+      <w:r>
+        <w:rPr>
+          <w:rFonts w:ascii="Consolas" w:hAnsi="Consolas"/>
+          <w:b w:val="0"/>
+          <w:i w:val="0"/>
+          <w:color w:val="1B1B1B"/>
+          <w:sz w:val="19"/>
+        </w:rPr>
+        <w:t>function tinhTienCoc(giaNiemYet, khoangCachKmNhan):</w:t>
+        <w:br/>
+      </w:r>
+      <w:r>
+        <w:rPr>
+          <w:rFonts w:ascii="Consolas" w:hAnsi="Consolas"/>
+          <w:b w:val="0"/>
+          <w:i w:val="0"/>
+          <w:color w:val="1B1B1B"/>
+          <w:sz w:val="19"/>
+        </w:rPr>
+        <w:t xml:space="preserve">    // BRU-01: coc = gia niem yet + phi ship chieu nhan x 2 (du tru ca 2 chieu, luon co giao van o chieu nhan)</w:t>
+        <w:br/>
+      </w:r>
+      <w:r>
+        <w:rPr>
+          <w:rFonts w:ascii="Consolas" w:hAnsi="Consolas"/>
+          <w:b w:val="0"/>
+          <w:i w:val="0"/>
+          <w:color w:val="1B1B1B"/>
+          <w:sz w:val="19"/>
+        </w:rPr>
+        <w:t xml:space="preserve">    { phiShip: phiShipNhan } = tinhPhiShip(khoangCachKmNhan)</w:t>
         <w:br/>
       </w:r>
       <w:r>
@@ -6922,7 +7435,7 @@
           <w:color w:val="1B1B1B"/>
           <w:sz w:val="19"/>
         </w:rPr>
-        <w:t>function tinhChenhLechShipLucHoanCoc(phiShipGiu, hinhThucTra, khuVucTra):</w:t>
+        <w:t>function tinhChenhLechShipLucHoanCoc(phiShipGiu, khoangCachKmTra):</w:t>
         <w:br/>
       </w:r>
       <w:r>
@@ -6944,7 +7457,7 @@
           <w:color w:val="1B1B1B"/>
           <w:sz w:val="19"/>
         </w:rPr>
-        <w:t xml:space="preserve">    phiShipTraThucTe = tinhPhiShip(khuVucTra, hinhThucTra)</w:t>
+        <w:t xml:space="preserve">    { phiShip: phiShipTraThucTe } = tinhPhiShip(khoangCachKmTra)</w:t>
         <w:br/>
       </w:r>
       <w:r>
@@ -7015,7 +7528,7 @@
           <w:color w:val="222222"/>
           <w:sz w:val="21"/>
         </w:rPr>
-        <w:t>Hàm tinhTienCoc được gọi trong luồng đặt thuê (FR-CT-03, UC-04); hàm tinhChenhLechShipLucHoanCoc được gọi trong luồng quyết toán hoàn cọc (FR-CT-07, UC-07), cộng dồn kết quả với tinhPhatTreHan và quy chế đền bù BRU-04 để ra số tiền hoàn cọc cuối cùng.</w:t>
+        <w:t>Hàm tinhTienCoc được gọi trong luồng đặt thuê (FR-CT-03, UC-04); hàm tinhChenhLechShipLucHoanCoc được gọi trong luồng quyết toán hoàn cọc (FR-CT-07, UC-07), cộng dồn kết quả với tinhPhatTreHan và quy chế đền bù BRU-04 để ra số tiền hoàn cọc cuối cùng. khoangCachKm được tính từ toạ độ kho và toạ độ địa chỉ khách (geocode địa chỉ qua API giả lập) tại thời điểm xác nhận địa chỉ nhận/trả.</w:t>
       </w:r>
     </w:p>
     <w:p>
@@ -7045,7 +7558,7 @@
           <w:color w:val="222222"/>
           <w:sz w:val="21"/>
         </w:rPr>
-        <w:t>Hiện thực BRU-06 (chỉ xác nhận thanh toán qua webhook, không cho xác nhận thủ công — FR-TTGV-07) và FR-TTGV-05 (cập nhật trạng thái vận chuyển qua webhook Green SM). Hai webhook endpoint này là bề mặt tấn công bên ngoài duy nhất không yêu cầu đăng nhập, nên phải xác thực chữ ký trước khi xử lý (khớp NFR-07).</w:t>
+        <w:t>Hiện thực BRU-06 (chỉ xác nhận thanh toán qua webhook, không cho xác nhận thủ công — FR-TTGV-07) và FR-TTGV-05 (cập nhật trạng thái vận chuyển qua webhook Green SM hoặc Shopee Express, tuỳ đối tác đã chọn cho lượt giao vận đó). Hai webhook endpoint này là bề mặt tấn công bên ngoài duy nhất không yêu cầu đăng nhập, nên phải xác thực chữ ký trước khi xử lý (khớp NFR-07).</w:t>
       </w:r>
     </w:p>
     <w:p>
@@ -7871,7 +8384,7 @@
                 <w:color w:val="222222"/>
                 <w:sz w:val="19"/>
               </w:rPr>
-              <w:t>SanPham + linhKien[] + hopGame[]</w:t>
+              <w:t>SanPham + linhKien[] + hopGame[] + danhGia[]</w:t>
             </w:r>
           </w:p>
         </w:tc>
@@ -7951,7 +8464,7 @@
                 <w:color w:val="222222"/>
                 <w:sz w:val="19"/>
               </w:rPr>
-              <w:t>/api/auth/forgot-password</w:t>
+              <w:t>/api/products/:id/reviews</w:t>
             </w:r>
           </w:p>
         </w:tc>
@@ -7977,7 +8490,7 @@
                 <w:color w:val="222222"/>
                 <w:sz w:val="19"/>
               </w:rPr>
-              <w:t>{email}</w:t>
+              <w:t>{soSao, nhanXet?}</w:t>
             </w:r>
           </w:p>
         </w:tc>
@@ -8003,7 +8516,799 @@
                 <w:color w:val="222222"/>
                 <w:sz w:val="19"/>
               </w:rPr>
+              <w:t>DanhGia</w:t>
+            </w:r>
+          </w:p>
+        </w:tc>
+        <w:tc>
+          <w:tcPr>
+            <w:tcW w:type="dxa" w:w="1474"/>
+            <w:shd w:val="clear" w:color="auto" w:fill="FFFFFF"/>
+            <w:tcBorders>
+              <w:top w:val="single" w:sz="4" w:space="0" w:color="B9C4D4"/>
+              <w:left w:val="single" w:sz="4" w:space="0" w:color="B9C4D4"/>
+              <w:bottom w:val="single" w:sz="4" w:space="0" w:color="B9C4D4"/>
+              <w:right w:val="single" w:sz="4" w:space="0" w:color="B9C4D4"/>
+            </w:tcBorders>
+            <w:vAlign w:val="center"/>
+          </w:tcPr>
+          <w:p>
+            <w:r/>
+            <w:r>
+              <w:rPr>
+                <w:rFonts w:ascii="Calibri" w:hAnsi="Calibri"/>
+                <w:b w:val="0"/>
+                <w:i w:val="0"/>
+                <w:color w:val="222222"/>
+                <w:sz w:val="19"/>
+              </w:rPr>
+              <w:t>201 / 403 (đơn chưa Completed)</w:t>
+            </w:r>
+          </w:p>
+        </w:tc>
+      </w:tr>
+      <w:tr>
+        <w:tc>
+          <w:tcPr>
+            <w:tcW w:type="dxa" w:w="1020"/>
+            <w:shd w:val="clear" w:color="auto" w:fill="EEF2F7"/>
+            <w:tcBorders>
+              <w:top w:val="single" w:sz="4" w:space="0" w:color="B9C4D4"/>
+              <w:left w:val="single" w:sz="4" w:space="0" w:color="B9C4D4"/>
+              <w:bottom w:val="single" w:sz="4" w:space="0" w:color="B9C4D4"/>
+              <w:right w:val="single" w:sz="4" w:space="0" w:color="B9C4D4"/>
+            </w:tcBorders>
+            <w:vAlign w:val="center"/>
+          </w:tcPr>
+          <w:p>
+            <w:r/>
+            <w:r>
+              <w:rPr>
+                <w:rFonts w:ascii="Calibri" w:hAnsi="Calibri"/>
+                <w:b w:val="0"/>
+                <w:i w:val="0"/>
+                <w:color w:val="222222"/>
+                <w:sz w:val="19"/>
+              </w:rPr>
+              <w:t>POST</w:t>
+            </w:r>
+          </w:p>
+        </w:tc>
+        <w:tc>
+          <w:tcPr>
+            <w:tcW w:type="dxa" w:w="2041"/>
+            <w:shd w:val="clear" w:color="auto" w:fill="EEF2F7"/>
+            <w:tcBorders>
+              <w:top w:val="single" w:sz="4" w:space="0" w:color="B9C4D4"/>
+              <w:left w:val="single" w:sz="4" w:space="0" w:color="B9C4D4"/>
+              <w:bottom w:val="single" w:sz="4" w:space="0" w:color="B9C4D4"/>
+              <w:right w:val="single" w:sz="4" w:space="0" w:color="B9C4D4"/>
+            </w:tcBorders>
+            <w:vAlign w:val="center"/>
+          </w:tcPr>
+          <w:p>
+            <w:r/>
+            <w:r>
+              <w:rPr>
+                <w:rFonts w:ascii="Calibri" w:hAnsi="Calibri"/>
+                <w:b w:val="0"/>
+                <w:i w:val="0"/>
+                <w:color w:val="222222"/>
+                <w:sz w:val="19"/>
+              </w:rPr>
+              <w:t>/api/auth/forgot-password</w:t>
+            </w:r>
+          </w:p>
+        </w:tc>
+        <w:tc>
+          <w:tcPr>
+            <w:tcW w:type="dxa" w:w="2494"/>
+            <w:shd w:val="clear" w:color="auto" w:fill="EEF2F7"/>
+            <w:tcBorders>
+              <w:top w:val="single" w:sz="4" w:space="0" w:color="B9C4D4"/>
+              <w:left w:val="single" w:sz="4" w:space="0" w:color="B9C4D4"/>
+              <w:bottom w:val="single" w:sz="4" w:space="0" w:color="B9C4D4"/>
+              <w:right w:val="single" w:sz="4" w:space="0" w:color="B9C4D4"/>
+            </w:tcBorders>
+            <w:vAlign w:val="center"/>
+          </w:tcPr>
+          <w:p>
+            <w:r/>
+            <w:r>
+              <w:rPr>
+                <w:rFonts w:ascii="Calibri" w:hAnsi="Calibri"/>
+                <w:b w:val="0"/>
+                <w:i w:val="0"/>
+                <w:color w:val="222222"/>
+                <w:sz w:val="19"/>
+              </w:rPr>
+              <w:t>{email}</w:t>
+            </w:r>
+          </w:p>
+        </w:tc>
+        <w:tc>
+          <w:tcPr>
+            <w:tcW w:type="dxa" w:w="2041"/>
+            <w:shd w:val="clear" w:color="auto" w:fill="EEF2F7"/>
+            <w:tcBorders>
+              <w:top w:val="single" w:sz="4" w:space="0" w:color="B9C4D4"/>
+              <w:left w:val="single" w:sz="4" w:space="0" w:color="B9C4D4"/>
+              <w:bottom w:val="single" w:sz="4" w:space="0" w:color="B9C4D4"/>
+              <w:right w:val="single" w:sz="4" w:space="0" w:color="B9C4D4"/>
+            </w:tcBorders>
+            <w:vAlign w:val="center"/>
+          </w:tcPr>
+          <w:p>
+            <w:r/>
+            <w:r>
+              <w:rPr>
+                <w:rFonts w:ascii="Calibri" w:hAnsi="Calibri"/>
+                <w:b w:val="0"/>
+                <w:i w:val="0"/>
+                <w:color w:val="222222"/>
+                <w:sz w:val="19"/>
+              </w:rPr>
               <w:t>{sent: true}</w:t>
+            </w:r>
+          </w:p>
+        </w:tc>
+        <w:tc>
+          <w:tcPr>
+            <w:tcW w:type="dxa" w:w="1474"/>
+            <w:shd w:val="clear" w:color="auto" w:fill="EEF2F7"/>
+            <w:tcBorders>
+              <w:top w:val="single" w:sz="4" w:space="0" w:color="B9C4D4"/>
+              <w:left w:val="single" w:sz="4" w:space="0" w:color="B9C4D4"/>
+              <w:bottom w:val="single" w:sz="4" w:space="0" w:color="B9C4D4"/>
+              <w:right w:val="single" w:sz="4" w:space="0" w:color="B9C4D4"/>
+            </w:tcBorders>
+            <w:vAlign w:val="center"/>
+          </w:tcPr>
+          <w:p>
+            <w:r/>
+            <w:r>
+              <w:rPr>
+                <w:rFonts w:ascii="Calibri" w:hAnsi="Calibri"/>
+                <w:b w:val="0"/>
+                <w:i w:val="0"/>
+                <w:color w:val="222222"/>
+                <w:sz w:val="19"/>
+              </w:rPr>
+              <w:t>200</w:t>
+            </w:r>
+          </w:p>
+        </w:tc>
+      </w:tr>
+      <w:tr>
+        <w:tc>
+          <w:tcPr>
+            <w:tcW w:type="dxa" w:w="1020"/>
+            <w:shd w:val="clear" w:color="auto" w:fill="FFFFFF"/>
+            <w:tcBorders>
+              <w:top w:val="single" w:sz="4" w:space="0" w:color="B9C4D4"/>
+              <w:left w:val="single" w:sz="4" w:space="0" w:color="B9C4D4"/>
+              <w:bottom w:val="single" w:sz="4" w:space="0" w:color="B9C4D4"/>
+              <w:right w:val="single" w:sz="4" w:space="0" w:color="B9C4D4"/>
+            </w:tcBorders>
+            <w:vAlign w:val="center"/>
+          </w:tcPr>
+          <w:p>
+            <w:r/>
+            <w:r>
+              <w:rPr>
+                <w:rFonts w:ascii="Calibri" w:hAnsi="Calibri"/>
+                <w:b w:val="0"/>
+                <w:i w:val="0"/>
+                <w:color w:val="222222"/>
+                <w:sz w:val="19"/>
+              </w:rPr>
+              <w:t>POST</w:t>
+            </w:r>
+          </w:p>
+        </w:tc>
+        <w:tc>
+          <w:tcPr>
+            <w:tcW w:type="dxa" w:w="2041"/>
+            <w:shd w:val="clear" w:color="auto" w:fill="FFFFFF"/>
+            <w:tcBorders>
+              <w:top w:val="single" w:sz="4" w:space="0" w:color="B9C4D4"/>
+              <w:left w:val="single" w:sz="4" w:space="0" w:color="B9C4D4"/>
+              <w:bottom w:val="single" w:sz="4" w:space="0" w:color="B9C4D4"/>
+              <w:right w:val="single" w:sz="4" w:space="0" w:color="B9C4D4"/>
+            </w:tcBorders>
+            <w:vAlign w:val="center"/>
+          </w:tcPr>
+          <w:p>
+            <w:r/>
+            <w:r>
+              <w:rPr>
+                <w:rFonts w:ascii="Calibri" w:hAnsi="Calibri"/>
+                <w:b w:val="0"/>
+                <w:i w:val="0"/>
+                <w:color w:val="222222"/>
+                <w:sz w:val="19"/>
+              </w:rPr>
+              <w:t>/api/auth/reset-password</w:t>
+            </w:r>
+          </w:p>
+        </w:tc>
+        <w:tc>
+          <w:tcPr>
+            <w:tcW w:type="dxa" w:w="2494"/>
+            <w:shd w:val="clear" w:color="auto" w:fill="FFFFFF"/>
+            <w:tcBorders>
+              <w:top w:val="single" w:sz="4" w:space="0" w:color="B9C4D4"/>
+              <w:left w:val="single" w:sz="4" w:space="0" w:color="B9C4D4"/>
+              <w:bottom w:val="single" w:sz="4" w:space="0" w:color="B9C4D4"/>
+              <w:right w:val="single" w:sz="4" w:space="0" w:color="B9C4D4"/>
+            </w:tcBorders>
+            <w:vAlign w:val="center"/>
+          </w:tcPr>
+          <w:p>
+            <w:r/>
+            <w:r>
+              <w:rPr>
+                <w:rFonts w:ascii="Calibri" w:hAnsi="Calibri"/>
+                <w:b w:val="0"/>
+                <w:i w:val="0"/>
+                <w:color w:val="222222"/>
+                <w:sz w:val="19"/>
+              </w:rPr>
+              <w:t>{token, matKhauMoi}</w:t>
+            </w:r>
+          </w:p>
+        </w:tc>
+        <w:tc>
+          <w:tcPr>
+            <w:tcW w:type="dxa" w:w="2041"/>
+            <w:shd w:val="clear" w:color="auto" w:fill="FFFFFF"/>
+            <w:tcBorders>
+              <w:top w:val="single" w:sz="4" w:space="0" w:color="B9C4D4"/>
+              <w:left w:val="single" w:sz="4" w:space="0" w:color="B9C4D4"/>
+              <w:bottom w:val="single" w:sz="4" w:space="0" w:color="B9C4D4"/>
+              <w:right w:val="single" w:sz="4" w:space="0" w:color="B9C4D4"/>
+            </w:tcBorders>
+            <w:vAlign w:val="center"/>
+          </w:tcPr>
+          <w:p>
+            <w:r/>
+            <w:r>
+              <w:rPr>
+                <w:rFonts w:ascii="Calibri" w:hAnsi="Calibri"/>
+                <w:b w:val="0"/>
+                <w:i w:val="0"/>
+                <w:color w:val="222222"/>
+                <w:sz w:val="19"/>
+              </w:rPr>
+              <w:t>{reset: true}</w:t>
+            </w:r>
+          </w:p>
+        </w:tc>
+        <w:tc>
+          <w:tcPr>
+            <w:tcW w:type="dxa" w:w="1474"/>
+            <w:shd w:val="clear" w:color="auto" w:fill="FFFFFF"/>
+            <w:tcBorders>
+              <w:top w:val="single" w:sz="4" w:space="0" w:color="B9C4D4"/>
+              <w:left w:val="single" w:sz="4" w:space="0" w:color="B9C4D4"/>
+              <w:bottom w:val="single" w:sz="4" w:space="0" w:color="B9C4D4"/>
+              <w:right w:val="single" w:sz="4" w:space="0" w:color="B9C4D4"/>
+            </w:tcBorders>
+            <w:vAlign w:val="center"/>
+          </w:tcPr>
+          <w:p>
+            <w:r/>
+            <w:r>
+              <w:rPr>
+                <w:rFonts w:ascii="Calibri" w:hAnsi="Calibri"/>
+                <w:b w:val="0"/>
+                <w:i w:val="0"/>
+                <w:color w:val="222222"/>
+                <w:sz w:val="19"/>
+              </w:rPr>
+              <w:t>200 / 400 (token hết hiệu lực)</w:t>
+            </w:r>
+          </w:p>
+        </w:tc>
+      </w:tr>
+      <w:tr>
+        <w:tc>
+          <w:tcPr>
+            <w:tcW w:type="dxa" w:w="1020"/>
+            <w:shd w:val="clear" w:color="auto" w:fill="EEF2F7"/>
+            <w:tcBorders>
+              <w:top w:val="single" w:sz="4" w:space="0" w:color="B9C4D4"/>
+              <w:left w:val="single" w:sz="4" w:space="0" w:color="B9C4D4"/>
+              <w:bottom w:val="single" w:sz="4" w:space="0" w:color="B9C4D4"/>
+              <w:right w:val="single" w:sz="4" w:space="0" w:color="B9C4D4"/>
+            </w:tcBorders>
+            <w:vAlign w:val="center"/>
+          </w:tcPr>
+          <w:p>
+            <w:r/>
+            <w:r>
+              <w:rPr>
+                <w:rFonts w:ascii="Calibri" w:hAnsi="Calibri"/>
+                <w:b w:val="0"/>
+                <w:i w:val="0"/>
+                <w:color w:val="222222"/>
+                <w:sz w:val="19"/>
+              </w:rPr>
+              <w:t>GET</w:t>
+            </w:r>
+          </w:p>
+        </w:tc>
+        <w:tc>
+          <w:tcPr>
+            <w:tcW w:type="dxa" w:w="2041"/>
+            <w:shd w:val="clear" w:color="auto" w:fill="EEF2F7"/>
+            <w:tcBorders>
+              <w:top w:val="single" w:sz="4" w:space="0" w:color="B9C4D4"/>
+              <w:left w:val="single" w:sz="4" w:space="0" w:color="B9C4D4"/>
+              <w:bottom w:val="single" w:sz="4" w:space="0" w:color="B9C4D4"/>
+              <w:right w:val="single" w:sz="4" w:space="0" w:color="B9C4D4"/>
+            </w:tcBorders>
+            <w:vAlign w:val="center"/>
+          </w:tcPr>
+          <w:p>
+            <w:r/>
+            <w:r>
+              <w:rPr>
+                <w:rFonts w:ascii="Calibri" w:hAnsi="Calibri"/>
+                <w:b w:val="0"/>
+                <w:i w:val="0"/>
+                <w:color w:val="222222"/>
+                <w:sz w:val="19"/>
+              </w:rPr>
+              <w:t>/api/cart</w:t>
+            </w:r>
+          </w:p>
+        </w:tc>
+        <w:tc>
+          <w:tcPr>
+            <w:tcW w:type="dxa" w:w="2494"/>
+            <w:shd w:val="clear" w:color="auto" w:fill="EEF2F7"/>
+            <w:tcBorders>
+              <w:top w:val="single" w:sz="4" w:space="0" w:color="B9C4D4"/>
+              <w:left w:val="single" w:sz="4" w:space="0" w:color="B9C4D4"/>
+              <w:bottom w:val="single" w:sz="4" w:space="0" w:color="B9C4D4"/>
+              <w:right w:val="single" w:sz="4" w:space="0" w:color="B9C4D4"/>
+            </w:tcBorders>
+            <w:vAlign w:val="center"/>
+          </w:tcPr>
+          <w:p>
+            <w:r/>
+            <w:r>
+              <w:rPr>
+                <w:rFonts w:ascii="Calibri" w:hAnsi="Calibri"/>
+                <w:b w:val="0"/>
+                <w:i w:val="0"/>
+                <w:color w:val="222222"/>
+                <w:sz w:val="19"/>
+              </w:rPr>
+              <w:t>—</w:t>
+            </w:r>
+          </w:p>
+        </w:tc>
+        <w:tc>
+          <w:tcPr>
+            <w:tcW w:type="dxa" w:w="2041"/>
+            <w:shd w:val="clear" w:color="auto" w:fill="EEF2F7"/>
+            <w:tcBorders>
+              <w:top w:val="single" w:sz="4" w:space="0" w:color="B9C4D4"/>
+              <w:left w:val="single" w:sz="4" w:space="0" w:color="B9C4D4"/>
+              <w:bottom w:val="single" w:sz="4" w:space="0" w:color="B9C4D4"/>
+              <w:right w:val="single" w:sz="4" w:space="0" w:color="B9C4D4"/>
+            </w:tcBorders>
+            <w:vAlign w:val="center"/>
+          </w:tcPr>
+          <w:p>
+            <w:r/>
+            <w:r>
+              <w:rPr>
+                <w:rFonts w:ascii="Calibri" w:hAnsi="Calibri"/>
+                <w:b w:val="0"/>
+                <w:i w:val="0"/>
+                <w:color w:val="222222"/>
+                <w:sz w:val="19"/>
+              </w:rPr>
+              <w:t>{items: [{sanPhamId, soLuong, donGia}]}</w:t>
+            </w:r>
+          </w:p>
+        </w:tc>
+        <w:tc>
+          <w:tcPr>
+            <w:tcW w:type="dxa" w:w="1474"/>
+            <w:shd w:val="clear" w:color="auto" w:fill="EEF2F7"/>
+            <w:tcBorders>
+              <w:top w:val="single" w:sz="4" w:space="0" w:color="B9C4D4"/>
+              <w:left w:val="single" w:sz="4" w:space="0" w:color="B9C4D4"/>
+              <w:bottom w:val="single" w:sz="4" w:space="0" w:color="B9C4D4"/>
+              <w:right w:val="single" w:sz="4" w:space="0" w:color="B9C4D4"/>
+            </w:tcBorders>
+            <w:vAlign w:val="center"/>
+          </w:tcPr>
+          <w:p>
+            <w:r/>
+            <w:r>
+              <w:rPr>
+                <w:rFonts w:ascii="Calibri" w:hAnsi="Calibri"/>
+                <w:b w:val="0"/>
+                <w:i w:val="0"/>
+                <w:color w:val="222222"/>
+                <w:sz w:val="19"/>
+              </w:rPr>
+              <w:t>200</w:t>
+            </w:r>
+          </w:p>
+        </w:tc>
+      </w:tr>
+      <w:tr>
+        <w:tc>
+          <w:tcPr>
+            <w:tcW w:type="dxa" w:w="1020"/>
+            <w:shd w:val="clear" w:color="auto" w:fill="FFFFFF"/>
+            <w:tcBorders>
+              <w:top w:val="single" w:sz="4" w:space="0" w:color="B9C4D4"/>
+              <w:left w:val="single" w:sz="4" w:space="0" w:color="B9C4D4"/>
+              <w:bottom w:val="single" w:sz="4" w:space="0" w:color="B9C4D4"/>
+              <w:right w:val="single" w:sz="4" w:space="0" w:color="B9C4D4"/>
+            </w:tcBorders>
+            <w:vAlign w:val="center"/>
+          </w:tcPr>
+          <w:p>
+            <w:r/>
+            <w:r>
+              <w:rPr>
+                <w:rFonts w:ascii="Calibri" w:hAnsi="Calibri"/>
+                <w:b w:val="0"/>
+                <w:i w:val="0"/>
+                <w:color w:val="222222"/>
+                <w:sz w:val="19"/>
+              </w:rPr>
+              <w:t>POST</w:t>
+            </w:r>
+          </w:p>
+        </w:tc>
+        <w:tc>
+          <w:tcPr>
+            <w:tcW w:type="dxa" w:w="2041"/>
+            <w:shd w:val="clear" w:color="auto" w:fill="FFFFFF"/>
+            <w:tcBorders>
+              <w:top w:val="single" w:sz="4" w:space="0" w:color="B9C4D4"/>
+              <w:left w:val="single" w:sz="4" w:space="0" w:color="B9C4D4"/>
+              <w:bottom w:val="single" w:sz="4" w:space="0" w:color="B9C4D4"/>
+              <w:right w:val="single" w:sz="4" w:space="0" w:color="B9C4D4"/>
+            </w:tcBorders>
+            <w:vAlign w:val="center"/>
+          </w:tcPr>
+          <w:p>
+            <w:r/>
+            <w:r>
+              <w:rPr>
+                <w:rFonts w:ascii="Calibri" w:hAnsi="Calibri"/>
+                <w:b w:val="0"/>
+                <w:i w:val="0"/>
+                <w:color w:val="222222"/>
+                <w:sz w:val="19"/>
+              </w:rPr>
+              <w:t>/api/cart/items</w:t>
+            </w:r>
+          </w:p>
+        </w:tc>
+        <w:tc>
+          <w:tcPr>
+            <w:tcW w:type="dxa" w:w="2494"/>
+            <w:shd w:val="clear" w:color="auto" w:fill="FFFFFF"/>
+            <w:tcBorders>
+              <w:top w:val="single" w:sz="4" w:space="0" w:color="B9C4D4"/>
+              <w:left w:val="single" w:sz="4" w:space="0" w:color="B9C4D4"/>
+              <w:bottom w:val="single" w:sz="4" w:space="0" w:color="B9C4D4"/>
+              <w:right w:val="single" w:sz="4" w:space="0" w:color="B9C4D4"/>
+            </w:tcBorders>
+            <w:vAlign w:val="center"/>
+          </w:tcPr>
+          <w:p>
+            <w:r/>
+            <w:r>
+              <w:rPr>
+                <w:rFonts w:ascii="Calibri" w:hAnsi="Calibri"/>
+                <w:b w:val="0"/>
+                <w:i w:val="0"/>
+                <w:color w:val="222222"/>
+                <w:sz w:val="19"/>
+              </w:rPr>
+              <w:t>{sanPhamId, soLuong}</w:t>
+            </w:r>
+          </w:p>
+        </w:tc>
+        <w:tc>
+          <w:tcPr>
+            <w:tcW w:type="dxa" w:w="2041"/>
+            <w:shd w:val="clear" w:color="auto" w:fill="FFFFFF"/>
+            <w:tcBorders>
+              <w:top w:val="single" w:sz="4" w:space="0" w:color="B9C4D4"/>
+              <w:left w:val="single" w:sz="4" w:space="0" w:color="B9C4D4"/>
+              <w:bottom w:val="single" w:sz="4" w:space="0" w:color="B9C4D4"/>
+              <w:right w:val="single" w:sz="4" w:space="0" w:color="B9C4D4"/>
+            </w:tcBorders>
+            <w:vAlign w:val="center"/>
+          </w:tcPr>
+          <w:p>
+            <w:r/>
+            <w:r>
+              <w:rPr>
+                <w:rFonts w:ascii="Calibri" w:hAnsi="Calibri"/>
+                <w:b w:val="0"/>
+                <w:i w:val="0"/>
+                <w:color w:val="222222"/>
+                <w:sz w:val="19"/>
+              </w:rPr>
+              <w:t>{items: [...]}</w:t>
+            </w:r>
+          </w:p>
+        </w:tc>
+        <w:tc>
+          <w:tcPr>
+            <w:tcW w:type="dxa" w:w="1474"/>
+            <w:shd w:val="clear" w:color="auto" w:fill="FFFFFF"/>
+            <w:tcBorders>
+              <w:top w:val="single" w:sz="4" w:space="0" w:color="B9C4D4"/>
+              <w:left w:val="single" w:sz="4" w:space="0" w:color="B9C4D4"/>
+              <w:bottom w:val="single" w:sz="4" w:space="0" w:color="B9C4D4"/>
+              <w:right w:val="single" w:sz="4" w:space="0" w:color="B9C4D4"/>
+            </w:tcBorders>
+            <w:vAlign w:val="center"/>
+          </w:tcPr>
+          <w:p>
+            <w:r/>
+            <w:r>
+              <w:rPr>
+                <w:rFonts w:ascii="Calibri" w:hAnsi="Calibri"/>
+                <w:b w:val="0"/>
+                <w:i w:val="0"/>
+                <w:color w:val="222222"/>
+                <w:sz w:val="19"/>
+              </w:rPr>
+              <w:t>200 / 409 (vượt số lượng còn hàng)</w:t>
+            </w:r>
+          </w:p>
+        </w:tc>
+      </w:tr>
+      <w:tr>
+        <w:tc>
+          <w:tcPr>
+            <w:tcW w:type="dxa" w:w="1020"/>
+            <w:shd w:val="clear" w:color="auto" w:fill="EEF2F7"/>
+            <w:tcBorders>
+              <w:top w:val="single" w:sz="4" w:space="0" w:color="B9C4D4"/>
+              <w:left w:val="single" w:sz="4" w:space="0" w:color="B9C4D4"/>
+              <w:bottom w:val="single" w:sz="4" w:space="0" w:color="B9C4D4"/>
+              <w:right w:val="single" w:sz="4" w:space="0" w:color="B9C4D4"/>
+            </w:tcBorders>
+            <w:vAlign w:val="center"/>
+          </w:tcPr>
+          <w:p>
+            <w:r/>
+            <w:r>
+              <w:rPr>
+                <w:rFonts w:ascii="Calibri" w:hAnsi="Calibri"/>
+                <w:b w:val="0"/>
+                <w:i w:val="0"/>
+                <w:color w:val="222222"/>
+                <w:sz w:val="19"/>
+              </w:rPr>
+              <w:t>PATCH</w:t>
+            </w:r>
+          </w:p>
+        </w:tc>
+        <w:tc>
+          <w:tcPr>
+            <w:tcW w:type="dxa" w:w="2041"/>
+            <w:shd w:val="clear" w:color="auto" w:fill="EEF2F7"/>
+            <w:tcBorders>
+              <w:top w:val="single" w:sz="4" w:space="0" w:color="B9C4D4"/>
+              <w:left w:val="single" w:sz="4" w:space="0" w:color="B9C4D4"/>
+              <w:bottom w:val="single" w:sz="4" w:space="0" w:color="B9C4D4"/>
+              <w:right w:val="single" w:sz="4" w:space="0" w:color="B9C4D4"/>
+            </w:tcBorders>
+            <w:vAlign w:val="center"/>
+          </w:tcPr>
+          <w:p>
+            <w:r/>
+            <w:r>
+              <w:rPr>
+                <w:rFonts w:ascii="Calibri" w:hAnsi="Calibri"/>
+                <w:b w:val="0"/>
+                <w:i w:val="0"/>
+                <w:color w:val="222222"/>
+                <w:sz w:val="19"/>
+              </w:rPr>
+              <w:t>/api/cart/items/:sanPhamId</w:t>
+            </w:r>
+          </w:p>
+        </w:tc>
+        <w:tc>
+          <w:tcPr>
+            <w:tcW w:type="dxa" w:w="2494"/>
+            <w:shd w:val="clear" w:color="auto" w:fill="EEF2F7"/>
+            <w:tcBorders>
+              <w:top w:val="single" w:sz="4" w:space="0" w:color="B9C4D4"/>
+              <w:left w:val="single" w:sz="4" w:space="0" w:color="B9C4D4"/>
+              <w:bottom w:val="single" w:sz="4" w:space="0" w:color="B9C4D4"/>
+              <w:right w:val="single" w:sz="4" w:space="0" w:color="B9C4D4"/>
+            </w:tcBorders>
+            <w:vAlign w:val="center"/>
+          </w:tcPr>
+          <w:p>
+            <w:r/>
+            <w:r>
+              <w:rPr>
+                <w:rFonts w:ascii="Calibri" w:hAnsi="Calibri"/>
+                <w:b w:val="0"/>
+                <w:i w:val="0"/>
+                <w:color w:val="222222"/>
+                <w:sz w:val="19"/>
+              </w:rPr>
+              <w:t>{soLuong}</w:t>
+            </w:r>
+          </w:p>
+        </w:tc>
+        <w:tc>
+          <w:tcPr>
+            <w:tcW w:type="dxa" w:w="2041"/>
+            <w:shd w:val="clear" w:color="auto" w:fill="EEF2F7"/>
+            <w:tcBorders>
+              <w:top w:val="single" w:sz="4" w:space="0" w:color="B9C4D4"/>
+              <w:left w:val="single" w:sz="4" w:space="0" w:color="B9C4D4"/>
+              <w:bottom w:val="single" w:sz="4" w:space="0" w:color="B9C4D4"/>
+              <w:right w:val="single" w:sz="4" w:space="0" w:color="B9C4D4"/>
+            </w:tcBorders>
+            <w:vAlign w:val="center"/>
+          </w:tcPr>
+          <w:p>
+            <w:r/>
+            <w:r>
+              <w:rPr>
+                <w:rFonts w:ascii="Calibri" w:hAnsi="Calibri"/>
+                <w:b w:val="0"/>
+                <w:i w:val="0"/>
+                <w:color w:val="222222"/>
+                <w:sz w:val="19"/>
+              </w:rPr>
+              <w:t>{items: [...]}</w:t>
+            </w:r>
+          </w:p>
+        </w:tc>
+        <w:tc>
+          <w:tcPr>
+            <w:tcW w:type="dxa" w:w="1474"/>
+            <w:shd w:val="clear" w:color="auto" w:fill="EEF2F7"/>
+            <w:tcBorders>
+              <w:top w:val="single" w:sz="4" w:space="0" w:color="B9C4D4"/>
+              <w:left w:val="single" w:sz="4" w:space="0" w:color="B9C4D4"/>
+              <w:bottom w:val="single" w:sz="4" w:space="0" w:color="B9C4D4"/>
+              <w:right w:val="single" w:sz="4" w:space="0" w:color="B9C4D4"/>
+            </w:tcBorders>
+            <w:vAlign w:val="center"/>
+          </w:tcPr>
+          <w:p>
+            <w:r/>
+            <w:r>
+              <w:rPr>
+                <w:rFonts w:ascii="Calibri" w:hAnsi="Calibri"/>
+                <w:b w:val="0"/>
+                <w:i w:val="0"/>
+                <w:color w:val="222222"/>
+                <w:sz w:val="19"/>
+              </w:rPr>
+              <w:t>200 / 409</w:t>
+            </w:r>
+          </w:p>
+        </w:tc>
+      </w:tr>
+      <w:tr>
+        <w:tc>
+          <w:tcPr>
+            <w:tcW w:type="dxa" w:w="1020"/>
+            <w:shd w:val="clear" w:color="auto" w:fill="FFFFFF"/>
+            <w:tcBorders>
+              <w:top w:val="single" w:sz="4" w:space="0" w:color="B9C4D4"/>
+              <w:left w:val="single" w:sz="4" w:space="0" w:color="B9C4D4"/>
+              <w:bottom w:val="single" w:sz="4" w:space="0" w:color="B9C4D4"/>
+              <w:right w:val="single" w:sz="4" w:space="0" w:color="B9C4D4"/>
+            </w:tcBorders>
+            <w:vAlign w:val="center"/>
+          </w:tcPr>
+          <w:p>
+            <w:r/>
+            <w:r>
+              <w:rPr>
+                <w:rFonts w:ascii="Calibri" w:hAnsi="Calibri"/>
+                <w:b w:val="0"/>
+                <w:i w:val="0"/>
+                <w:color w:val="222222"/>
+                <w:sz w:val="19"/>
+              </w:rPr>
+              <w:t>DELETE</w:t>
+            </w:r>
+          </w:p>
+        </w:tc>
+        <w:tc>
+          <w:tcPr>
+            <w:tcW w:type="dxa" w:w="2041"/>
+            <w:shd w:val="clear" w:color="auto" w:fill="FFFFFF"/>
+            <w:tcBorders>
+              <w:top w:val="single" w:sz="4" w:space="0" w:color="B9C4D4"/>
+              <w:left w:val="single" w:sz="4" w:space="0" w:color="B9C4D4"/>
+              <w:bottom w:val="single" w:sz="4" w:space="0" w:color="B9C4D4"/>
+              <w:right w:val="single" w:sz="4" w:space="0" w:color="B9C4D4"/>
+            </w:tcBorders>
+            <w:vAlign w:val="center"/>
+          </w:tcPr>
+          <w:p>
+            <w:r/>
+            <w:r>
+              <w:rPr>
+                <w:rFonts w:ascii="Calibri" w:hAnsi="Calibri"/>
+                <w:b w:val="0"/>
+                <w:i w:val="0"/>
+                <w:color w:val="222222"/>
+                <w:sz w:val="19"/>
+              </w:rPr>
+              <w:t>/api/cart/items/:sanPhamId</w:t>
+            </w:r>
+          </w:p>
+        </w:tc>
+        <w:tc>
+          <w:tcPr>
+            <w:tcW w:type="dxa" w:w="2494"/>
+            <w:shd w:val="clear" w:color="auto" w:fill="FFFFFF"/>
+            <w:tcBorders>
+              <w:top w:val="single" w:sz="4" w:space="0" w:color="B9C4D4"/>
+              <w:left w:val="single" w:sz="4" w:space="0" w:color="B9C4D4"/>
+              <w:bottom w:val="single" w:sz="4" w:space="0" w:color="B9C4D4"/>
+              <w:right w:val="single" w:sz="4" w:space="0" w:color="B9C4D4"/>
+            </w:tcBorders>
+            <w:vAlign w:val="center"/>
+          </w:tcPr>
+          <w:p>
+            <w:r/>
+            <w:r>
+              <w:rPr>
+                <w:rFonts w:ascii="Calibri" w:hAnsi="Calibri"/>
+                <w:b w:val="0"/>
+                <w:i w:val="0"/>
+                <w:color w:val="222222"/>
+                <w:sz w:val="19"/>
+              </w:rPr>
+              <w:t>—</w:t>
+            </w:r>
+          </w:p>
+        </w:tc>
+        <w:tc>
+          <w:tcPr>
+            <w:tcW w:type="dxa" w:w="2041"/>
+            <w:shd w:val="clear" w:color="auto" w:fill="FFFFFF"/>
+            <w:tcBorders>
+              <w:top w:val="single" w:sz="4" w:space="0" w:color="B9C4D4"/>
+              <w:left w:val="single" w:sz="4" w:space="0" w:color="B9C4D4"/>
+              <w:bottom w:val="single" w:sz="4" w:space="0" w:color="B9C4D4"/>
+              <w:right w:val="single" w:sz="4" w:space="0" w:color="B9C4D4"/>
+            </w:tcBorders>
+            <w:vAlign w:val="center"/>
+          </w:tcPr>
+          <w:p>
+            <w:r/>
+            <w:r>
+              <w:rPr>
+                <w:rFonts w:ascii="Calibri" w:hAnsi="Calibri"/>
+                <w:b w:val="0"/>
+                <w:i w:val="0"/>
+                <w:color w:val="222222"/>
+                <w:sz w:val="19"/>
+              </w:rPr>
+              <w:t>{items: [...]}</w:t>
             </w:r>
           </w:p>
         </w:tc>
@@ -8083,7 +9388,7 @@
                 <w:color w:val="222222"/>
                 <w:sz w:val="19"/>
               </w:rPr>
-              <w:t>/api/auth/reset-password</w:t>
+              <w:t>/api/orders</w:t>
             </w:r>
           </w:p>
         </w:tc>
@@ -8109,7 +9414,7 @@
                 <w:color w:val="222222"/>
                 <w:sz w:val="19"/>
               </w:rPr>
-              <w:t>{token, matKhauMoi}</w:t>
+              <w:t>{diaChiNhan} (tạo đơn từ giỏ hàng hiện tại, giao vận bắt buộc)</w:t>
             </w:r>
           </w:p>
         </w:tc>
@@ -8135,7 +9440,7 @@
                 <w:color w:val="222222"/>
                 <w:sz w:val="19"/>
               </w:rPr>
-              <w:t>{reset: true}</w:t>
+              <w:t>{donHangId, tienHang, phiShip}</w:t>
             </w:r>
           </w:p>
         </w:tc>
@@ -8161,7 +9466,1327 @@
                 <w:color w:val="222222"/>
                 <w:sz w:val="19"/>
               </w:rPr>
-              <w:t>200 / 400 (token hết hiệu lực)</w:t>
+              <w:t>201 / 409 (hết hàng)</w:t>
+            </w:r>
+          </w:p>
+        </w:tc>
+      </w:tr>
+      <w:tr>
+        <w:tc>
+          <w:tcPr>
+            <w:tcW w:type="dxa" w:w="1020"/>
+            <w:shd w:val="clear" w:color="auto" w:fill="FFFFFF"/>
+            <w:tcBorders>
+              <w:top w:val="single" w:sz="4" w:space="0" w:color="B9C4D4"/>
+              <w:left w:val="single" w:sz="4" w:space="0" w:color="B9C4D4"/>
+              <w:bottom w:val="single" w:sz="4" w:space="0" w:color="B9C4D4"/>
+              <w:right w:val="single" w:sz="4" w:space="0" w:color="B9C4D4"/>
+            </w:tcBorders>
+            <w:vAlign w:val="center"/>
+          </w:tcPr>
+          <w:p>
+            <w:r/>
+            <w:r>
+              <w:rPr>
+                <w:rFonts w:ascii="Calibri" w:hAnsi="Calibri"/>
+                <w:b w:val="0"/>
+                <w:i w:val="0"/>
+                <w:color w:val="222222"/>
+                <w:sz w:val="19"/>
+              </w:rPr>
+              <w:t>POST</w:t>
+            </w:r>
+          </w:p>
+        </w:tc>
+        <w:tc>
+          <w:tcPr>
+            <w:tcW w:type="dxa" w:w="2041"/>
+            <w:shd w:val="clear" w:color="auto" w:fill="FFFFFF"/>
+            <w:tcBorders>
+              <w:top w:val="single" w:sz="4" w:space="0" w:color="B9C4D4"/>
+              <w:left w:val="single" w:sz="4" w:space="0" w:color="B9C4D4"/>
+              <w:bottom w:val="single" w:sz="4" w:space="0" w:color="B9C4D4"/>
+              <w:right w:val="single" w:sz="4" w:space="0" w:color="B9C4D4"/>
+            </w:tcBorders>
+            <w:vAlign w:val="center"/>
+          </w:tcPr>
+          <w:p>
+            <w:r/>
+            <w:r>
+              <w:rPr>
+                <w:rFonts w:ascii="Calibri" w:hAnsi="Calibri"/>
+                <w:b w:val="0"/>
+                <w:i w:val="0"/>
+                <w:color w:val="222222"/>
+                <w:sz w:val="19"/>
+              </w:rPr>
+              <w:t>/api/orders/:id/cancel</w:t>
+            </w:r>
+          </w:p>
+        </w:tc>
+        <w:tc>
+          <w:tcPr>
+            <w:tcW w:type="dxa" w:w="2494"/>
+            <w:shd w:val="clear" w:color="auto" w:fill="FFFFFF"/>
+            <w:tcBorders>
+              <w:top w:val="single" w:sz="4" w:space="0" w:color="B9C4D4"/>
+              <w:left w:val="single" w:sz="4" w:space="0" w:color="B9C4D4"/>
+              <w:bottom w:val="single" w:sz="4" w:space="0" w:color="B9C4D4"/>
+              <w:right w:val="single" w:sz="4" w:space="0" w:color="B9C4D4"/>
+            </w:tcBorders>
+            <w:vAlign w:val="center"/>
+          </w:tcPr>
+          <w:p>
+            <w:r/>
+            <w:r>
+              <w:rPr>
+                <w:rFonts w:ascii="Calibri" w:hAnsi="Calibri"/>
+                <w:b w:val="0"/>
+                <w:i w:val="0"/>
+                <w:color w:val="222222"/>
+                <w:sz w:val="19"/>
+              </w:rPr>
+              <w:t>—</w:t>
+            </w:r>
+          </w:p>
+        </w:tc>
+        <w:tc>
+          <w:tcPr>
+            <w:tcW w:type="dxa" w:w="2041"/>
+            <w:shd w:val="clear" w:color="auto" w:fill="FFFFFF"/>
+            <w:tcBorders>
+              <w:top w:val="single" w:sz="4" w:space="0" w:color="B9C4D4"/>
+              <w:left w:val="single" w:sz="4" w:space="0" w:color="B9C4D4"/>
+              <w:bottom w:val="single" w:sz="4" w:space="0" w:color="B9C4D4"/>
+              <w:right w:val="single" w:sz="4" w:space="0" w:color="B9C4D4"/>
+            </w:tcBorders>
+            <w:vAlign w:val="center"/>
+          </w:tcPr>
+          <w:p>
+            <w:r/>
+            <w:r>
+              <w:rPr>
+                <w:rFonts w:ascii="Calibri" w:hAnsi="Calibri"/>
+                <w:b w:val="0"/>
+                <w:i w:val="0"/>
+                <w:color w:val="222222"/>
+                <w:sz w:val="19"/>
+              </w:rPr>
+              <w:t>{trangThai: 'Cancelled'}</w:t>
+            </w:r>
+          </w:p>
+        </w:tc>
+        <w:tc>
+          <w:tcPr>
+            <w:tcW w:type="dxa" w:w="1474"/>
+            <w:shd w:val="clear" w:color="auto" w:fill="FFFFFF"/>
+            <w:tcBorders>
+              <w:top w:val="single" w:sz="4" w:space="0" w:color="B9C4D4"/>
+              <w:left w:val="single" w:sz="4" w:space="0" w:color="B9C4D4"/>
+              <w:bottom w:val="single" w:sz="4" w:space="0" w:color="B9C4D4"/>
+              <w:right w:val="single" w:sz="4" w:space="0" w:color="B9C4D4"/>
+            </w:tcBorders>
+            <w:vAlign w:val="center"/>
+          </w:tcPr>
+          <w:p>
+            <w:r/>
+            <w:r>
+              <w:rPr>
+                <w:rFonts w:ascii="Calibri" w:hAnsi="Calibri"/>
+                <w:b w:val="0"/>
+                <w:i w:val="0"/>
+                <w:color w:val="222222"/>
+                <w:sz w:val="19"/>
+              </w:rPr>
+              <w:t>200 / 409 (đơn không ở Pending)</w:t>
+            </w:r>
+          </w:p>
+        </w:tc>
+      </w:tr>
+      <w:tr>
+        <w:tc>
+          <w:tcPr>
+            <w:tcW w:type="dxa" w:w="1020"/>
+            <w:shd w:val="clear" w:color="auto" w:fill="EEF2F7"/>
+            <w:tcBorders>
+              <w:top w:val="single" w:sz="4" w:space="0" w:color="B9C4D4"/>
+              <w:left w:val="single" w:sz="4" w:space="0" w:color="B9C4D4"/>
+              <w:bottom w:val="single" w:sz="4" w:space="0" w:color="B9C4D4"/>
+              <w:right w:val="single" w:sz="4" w:space="0" w:color="B9C4D4"/>
+            </w:tcBorders>
+            <w:vAlign w:val="center"/>
+          </w:tcPr>
+          <w:p>
+            <w:r/>
+            <w:r>
+              <w:rPr>
+                <w:rFonts w:ascii="Calibri" w:hAnsi="Calibri"/>
+                <w:b w:val="0"/>
+                <w:i w:val="0"/>
+                <w:color w:val="222222"/>
+                <w:sz w:val="19"/>
+              </w:rPr>
+              <w:t>POST</w:t>
+            </w:r>
+          </w:p>
+        </w:tc>
+        <w:tc>
+          <w:tcPr>
+            <w:tcW w:type="dxa" w:w="2041"/>
+            <w:shd w:val="clear" w:color="auto" w:fill="EEF2F7"/>
+            <w:tcBorders>
+              <w:top w:val="single" w:sz="4" w:space="0" w:color="B9C4D4"/>
+              <w:left w:val="single" w:sz="4" w:space="0" w:color="B9C4D4"/>
+              <w:bottom w:val="single" w:sz="4" w:space="0" w:color="B9C4D4"/>
+              <w:right w:val="single" w:sz="4" w:space="0" w:color="B9C4D4"/>
+            </w:tcBorders>
+            <w:vAlign w:val="center"/>
+          </w:tcPr>
+          <w:p>
+            <w:r/>
+            <w:r>
+              <w:rPr>
+                <w:rFonts w:ascii="Calibri" w:hAnsi="Calibri"/>
+                <w:b w:val="0"/>
+                <w:i w:val="0"/>
+                <w:color w:val="222222"/>
+                <w:sz w:val="19"/>
+              </w:rPr>
+              <w:t>/api/rentals</w:t>
+            </w:r>
+          </w:p>
+        </w:tc>
+        <w:tc>
+          <w:tcPr>
+            <w:tcW w:type="dxa" w:w="2494"/>
+            <w:shd w:val="clear" w:color="auto" w:fill="EEF2F7"/>
+            <w:tcBorders>
+              <w:top w:val="single" w:sz="4" w:space="0" w:color="B9C4D4"/>
+              <w:left w:val="single" w:sz="4" w:space="0" w:color="B9C4D4"/>
+              <w:bottom w:val="single" w:sz="4" w:space="0" w:color="B9C4D4"/>
+              <w:right w:val="single" w:sz="4" w:space="0" w:color="B9C4D4"/>
+            </w:tcBorders>
+            <w:vAlign w:val="center"/>
+          </w:tcPr>
+          <w:p>
+            <w:r/>
+            <w:r>
+              <w:rPr>
+                <w:rFonts w:ascii="Calibri" w:hAnsi="Calibri"/>
+                <w:b w:val="0"/>
+                <w:i w:val="0"/>
+                <w:color w:val="222222"/>
+                <w:sz w:val="19"/>
+              </w:rPr>
+              <w:t>{sanPhamId, ngayBatDau, ngayKetThuc, diaChiNhan}</w:t>
+            </w:r>
+          </w:p>
+        </w:tc>
+        <w:tc>
+          <w:tcPr>
+            <w:tcW w:type="dxa" w:w="2041"/>
+            <w:shd w:val="clear" w:color="auto" w:fill="EEF2F7"/>
+            <w:tcBorders>
+              <w:top w:val="single" w:sz="4" w:space="0" w:color="B9C4D4"/>
+              <w:left w:val="single" w:sz="4" w:space="0" w:color="B9C4D4"/>
+              <w:bottom w:val="single" w:sz="4" w:space="0" w:color="B9C4D4"/>
+              <w:right w:val="single" w:sz="4" w:space="0" w:color="B9C4D4"/>
+            </w:tcBorders>
+            <w:vAlign w:val="center"/>
+          </w:tcPr>
+          <w:p>
+            <w:r/>
+            <w:r>
+              <w:rPr>
+                <w:rFonts w:ascii="Calibri" w:hAnsi="Calibri"/>
+                <w:b w:val="0"/>
+                <w:i w:val="0"/>
+                <w:color w:val="222222"/>
+                <w:sz w:val="19"/>
+              </w:rPr>
+              <w:t>{donHangId, tienThue, phiShip, tienCoc}</w:t>
+            </w:r>
+          </w:p>
+        </w:tc>
+        <w:tc>
+          <w:tcPr>
+            <w:tcW w:type="dxa" w:w="1474"/>
+            <w:shd w:val="clear" w:color="auto" w:fill="EEF2F7"/>
+            <w:tcBorders>
+              <w:top w:val="single" w:sz="4" w:space="0" w:color="B9C4D4"/>
+              <w:left w:val="single" w:sz="4" w:space="0" w:color="B9C4D4"/>
+              <w:bottom w:val="single" w:sz="4" w:space="0" w:color="B9C4D4"/>
+              <w:right w:val="single" w:sz="4" w:space="0" w:color="B9C4D4"/>
+            </w:tcBorders>
+            <w:vAlign w:val="center"/>
+          </w:tcPr>
+          <w:p>
+            <w:r/>
+            <w:r>
+              <w:rPr>
+                <w:rFonts w:ascii="Calibri" w:hAnsi="Calibri"/>
+                <w:b w:val="0"/>
+                <w:i w:val="0"/>
+                <w:color w:val="222222"/>
+                <w:sz w:val="19"/>
+              </w:rPr>
+              <w:t>201 / 409 (trùng lịch)</w:t>
+            </w:r>
+          </w:p>
+        </w:tc>
+      </w:tr>
+      <w:tr>
+        <w:tc>
+          <w:tcPr>
+            <w:tcW w:type="dxa" w:w="1020"/>
+            <w:shd w:val="clear" w:color="auto" w:fill="FFFFFF"/>
+            <w:tcBorders>
+              <w:top w:val="single" w:sz="4" w:space="0" w:color="B9C4D4"/>
+              <w:left w:val="single" w:sz="4" w:space="0" w:color="B9C4D4"/>
+              <w:bottom w:val="single" w:sz="4" w:space="0" w:color="B9C4D4"/>
+              <w:right w:val="single" w:sz="4" w:space="0" w:color="B9C4D4"/>
+            </w:tcBorders>
+            <w:vAlign w:val="center"/>
+          </w:tcPr>
+          <w:p>
+            <w:r/>
+            <w:r>
+              <w:rPr>
+                <w:rFonts w:ascii="Calibri" w:hAnsi="Calibri"/>
+                <w:b w:val="0"/>
+                <w:i w:val="0"/>
+                <w:color w:val="222222"/>
+                <w:sz w:val="19"/>
+              </w:rPr>
+              <w:t>POST</w:t>
+            </w:r>
+          </w:p>
+        </w:tc>
+        <w:tc>
+          <w:tcPr>
+            <w:tcW w:type="dxa" w:w="2041"/>
+            <w:shd w:val="clear" w:color="auto" w:fill="FFFFFF"/>
+            <w:tcBorders>
+              <w:top w:val="single" w:sz="4" w:space="0" w:color="B9C4D4"/>
+              <w:left w:val="single" w:sz="4" w:space="0" w:color="B9C4D4"/>
+              <w:bottom w:val="single" w:sz="4" w:space="0" w:color="B9C4D4"/>
+              <w:right w:val="single" w:sz="4" w:space="0" w:color="B9C4D4"/>
+            </w:tcBorders>
+            <w:vAlign w:val="center"/>
+          </w:tcPr>
+          <w:p>
+            <w:r/>
+            <w:r>
+              <w:rPr>
+                <w:rFonts w:ascii="Calibri" w:hAnsi="Calibri"/>
+                <w:b w:val="0"/>
+                <w:i w:val="0"/>
+                <w:color w:val="222222"/>
+                <w:sz w:val="19"/>
+              </w:rPr>
+              <w:t>/api/rentals/:id/confirm</w:t>
+            </w:r>
+          </w:p>
+        </w:tc>
+        <w:tc>
+          <w:tcPr>
+            <w:tcW w:type="dxa" w:w="2494"/>
+            <w:shd w:val="clear" w:color="auto" w:fill="FFFFFF"/>
+            <w:tcBorders>
+              <w:top w:val="single" w:sz="4" w:space="0" w:color="B9C4D4"/>
+              <w:left w:val="single" w:sz="4" w:space="0" w:color="B9C4D4"/>
+              <w:bottom w:val="single" w:sz="4" w:space="0" w:color="B9C4D4"/>
+              <w:right w:val="single" w:sz="4" w:space="0" w:color="B9C4D4"/>
+            </w:tcBorders>
+            <w:vAlign w:val="center"/>
+          </w:tcPr>
+          <w:p>
+            <w:r/>
+            <w:r>
+              <w:rPr>
+                <w:rFonts w:ascii="Calibri" w:hAnsi="Calibri"/>
+                <w:b w:val="0"/>
+                <w:i w:val="0"/>
+                <w:color w:val="222222"/>
+                <w:sz w:val="19"/>
+              </w:rPr>
+              <w:t>{nhanVienId}</w:t>
+            </w:r>
+          </w:p>
+        </w:tc>
+        <w:tc>
+          <w:tcPr>
+            <w:tcW w:type="dxa" w:w="2041"/>
+            <w:shd w:val="clear" w:color="auto" w:fill="FFFFFF"/>
+            <w:tcBorders>
+              <w:top w:val="single" w:sz="4" w:space="0" w:color="B9C4D4"/>
+              <w:left w:val="single" w:sz="4" w:space="0" w:color="B9C4D4"/>
+              <w:bottom w:val="single" w:sz="4" w:space="0" w:color="B9C4D4"/>
+              <w:right w:val="single" w:sz="4" w:space="0" w:color="B9C4D4"/>
+            </w:tcBorders>
+            <w:vAlign w:val="center"/>
+          </w:tcPr>
+          <w:p>
+            <w:r/>
+            <w:r>
+              <w:rPr>
+                <w:rFonts w:ascii="Calibri" w:hAnsi="Calibri"/>
+                <w:b w:val="0"/>
+                <w:i w:val="0"/>
+                <w:color w:val="222222"/>
+                <w:sz w:val="19"/>
+              </w:rPr>
+              <w:t>{trangThai: 'Confirmed'}</w:t>
+            </w:r>
+          </w:p>
+        </w:tc>
+        <w:tc>
+          <w:tcPr>
+            <w:tcW w:type="dxa" w:w="1474"/>
+            <w:shd w:val="clear" w:color="auto" w:fill="FFFFFF"/>
+            <w:tcBorders>
+              <w:top w:val="single" w:sz="4" w:space="0" w:color="B9C4D4"/>
+              <w:left w:val="single" w:sz="4" w:space="0" w:color="B9C4D4"/>
+              <w:bottom w:val="single" w:sz="4" w:space="0" w:color="B9C4D4"/>
+              <w:right w:val="single" w:sz="4" w:space="0" w:color="B9C4D4"/>
+            </w:tcBorders>
+            <w:vAlign w:val="center"/>
+          </w:tcPr>
+          <w:p>
+            <w:r/>
+            <w:r>
+              <w:rPr>
+                <w:rFonts w:ascii="Calibri" w:hAnsi="Calibri"/>
+                <w:b w:val="0"/>
+                <w:i w:val="0"/>
+                <w:color w:val="222222"/>
+                <w:sz w:val="19"/>
+              </w:rPr>
+              <w:t>200 / 404</w:t>
+            </w:r>
+          </w:p>
+        </w:tc>
+      </w:tr>
+      <w:tr>
+        <w:tc>
+          <w:tcPr>
+            <w:tcW w:type="dxa" w:w="1020"/>
+            <w:shd w:val="clear" w:color="auto" w:fill="EEF2F7"/>
+            <w:tcBorders>
+              <w:top w:val="single" w:sz="4" w:space="0" w:color="B9C4D4"/>
+              <w:left w:val="single" w:sz="4" w:space="0" w:color="B9C4D4"/>
+              <w:bottom w:val="single" w:sz="4" w:space="0" w:color="B9C4D4"/>
+              <w:right w:val="single" w:sz="4" w:space="0" w:color="B9C4D4"/>
+            </w:tcBorders>
+            <w:vAlign w:val="center"/>
+          </w:tcPr>
+          <w:p>
+            <w:r/>
+            <w:r>
+              <w:rPr>
+                <w:rFonts w:ascii="Calibri" w:hAnsi="Calibri"/>
+                <w:b w:val="0"/>
+                <w:i w:val="0"/>
+                <w:color w:val="222222"/>
+                <w:sz w:val="19"/>
+              </w:rPr>
+              <w:t>POST</w:t>
+            </w:r>
+          </w:p>
+        </w:tc>
+        <w:tc>
+          <w:tcPr>
+            <w:tcW w:type="dxa" w:w="2041"/>
+            <w:shd w:val="clear" w:color="auto" w:fill="EEF2F7"/>
+            <w:tcBorders>
+              <w:top w:val="single" w:sz="4" w:space="0" w:color="B9C4D4"/>
+              <w:left w:val="single" w:sz="4" w:space="0" w:color="B9C4D4"/>
+              <w:bottom w:val="single" w:sz="4" w:space="0" w:color="B9C4D4"/>
+              <w:right w:val="single" w:sz="4" w:space="0" w:color="B9C4D4"/>
+            </w:tcBorders>
+            <w:vAlign w:val="center"/>
+          </w:tcPr>
+          <w:p>
+            <w:r/>
+            <w:r>
+              <w:rPr>
+                <w:rFonts w:ascii="Calibri" w:hAnsi="Calibri"/>
+                <w:b w:val="0"/>
+                <w:i w:val="0"/>
+                <w:color w:val="222222"/>
+                <w:sz w:val="19"/>
+              </w:rPr>
+              <w:t>/api/rentals/:id/checkin</w:t>
+            </w:r>
+          </w:p>
+        </w:tc>
+        <w:tc>
+          <w:tcPr>
+            <w:tcW w:type="dxa" w:w="2494"/>
+            <w:shd w:val="clear" w:color="auto" w:fill="EEF2F7"/>
+            <w:tcBorders>
+              <w:top w:val="single" w:sz="4" w:space="0" w:color="B9C4D4"/>
+              <w:left w:val="single" w:sz="4" w:space="0" w:color="B9C4D4"/>
+              <w:bottom w:val="single" w:sz="4" w:space="0" w:color="B9C4D4"/>
+              <w:right w:val="single" w:sz="4" w:space="0" w:color="B9C4D4"/>
+            </w:tcBorders>
+            <w:vAlign w:val="center"/>
+          </w:tcPr>
+          <w:p>
+            <w:r/>
+            <w:r>
+              <w:rPr>
+                <w:rFonts w:ascii="Calibri" w:hAnsi="Calibri"/>
+                <w:b w:val="0"/>
+                <w:i w:val="0"/>
+                <w:color w:val="222222"/>
+                <w:sz w:val="19"/>
+              </w:rPr>
+              <w:t>{ketQuaKiemDem[]}</w:t>
+            </w:r>
+          </w:p>
+        </w:tc>
+        <w:tc>
+          <w:tcPr>
+            <w:tcW w:type="dxa" w:w="2041"/>
+            <w:shd w:val="clear" w:color="auto" w:fill="EEF2F7"/>
+            <w:tcBorders>
+              <w:top w:val="single" w:sz="4" w:space="0" w:color="B9C4D4"/>
+              <w:left w:val="single" w:sz="4" w:space="0" w:color="B9C4D4"/>
+              <w:bottom w:val="single" w:sz="4" w:space="0" w:color="B9C4D4"/>
+              <w:right w:val="single" w:sz="4" w:space="0" w:color="B9C4D4"/>
+            </w:tcBorders>
+            <w:vAlign w:val="center"/>
+          </w:tcPr>
+          <w:p>
+            <w:r/>
+            <w:r>
+              <w:rPr>
+                <w:rFonts w:ascii="Calibri" w:hAnsi="Calibri"/>
+                <w:b w:val="0"/>
+                <w:i w:val="0"/>
+                <w:color w:val="222222"/>
+                <w:sz w:val="19"/>
+              </w:rPr>
+              <w:t>{bienBanId, trangThaiHopGame}</w:t>
+            </w:r>
+          </w:p>
+        </w:tc>
+        <w:tc>
+          <w:tcPr>
+            <w:tcW w:type="dxa" w:w="1474"/>
+            <w:shd w:val="clear" w:color="auto" w:fill="EEF2F7"/>
+            <w:tcBorders>
+              <w:top w:val="single" w:sz="4" w:space="0" w:color="B9C4D4"/>
+              <w:left w:val="single" w:sz="4" w:space="0" w:color="B9C4D4"/>
+              <w:bottom w:val="single" w:sz="4" w:space="0" w:color="B9C4D4"/>
+              <w:right w:val="single" w:sz="4" w:space="0" w:color="B9C4D4"/>
+            </w:tcBorders>
+            <w:vAlign w:val="center"/>
+          </w:tcPr>
+          <w:p>
+            <w:r/>
+            <w:r>
+              <w:rPr>
+                <w:rFonts w:ascii="Calibri" w:hAnsi="Calibri"/>
+                <w:b w:val="0"/>
+                <w:i w:val="0"/>
+                <w:color w:val="222222"/>
+                <w:sz w:val="19"/>
+              </w:rPr>
+              <w:t>200</w:t>
+            </w:r>
+          </w:p>
+        </w:tc>
+      </w:tr>
+      <w:tr>
+        <w:tc>
+          <w:tcPr>
+            <w:tcW w:type="dxa" w:w="1020"/>
+            <w:shd w:val="clear" w:color="auto" w:fill="FFFFFF"/>
+            <w:tcBorders>
+              <w:top w:val="single" w:sz="4" w:space="0" w:color="B9C4D4"/>
+              <w:left w:val="single" w:sz="4" w:space="0" w:color="B9C4D4"/>
+              <w:bottom w:val="single" w:sz="4" w:space="0" w:color="B9C4D4"/>
+              <w:right w:val="single" w:sz="4" w:space="0" w:color="B9C4D4"/>
+            </w:tcBorders>
+            <w:vAlign w:val="center"/>
+          </w:tcPr>
+          <w:p>
+            <w:r/>
+            <w:r>
+              <w:rPr>
+                <w:rFonts w:ascii="Calibri" w:hAnsi="Calibri"/>
+                <w:b w:val="0"/>
+                <w:i w:val="0"/>
+                <w:color w:val="222222"/>
+                <w:sz w:val="19"/>
+              </w:rPr>
+              <w:t>POST</w:t>
+            </w:r>
+          </w:p>
+        </w:tc>
+        <w:tc>
+          <w:tcPr>
+            <w:tcW w:type="dxa" w:w="2041"/>
+            <w:shd w:val="clear" w:color="auto" w:fill="FFFFFF"/>
+            <w:tcBorders>
+              <w:top w:val="single" w:sz="4" w:space="0" w:color="B9C4D4"/>
+              <w:left w:val="single" w:sz="4" w:space="0" w:color="B9C4D4"/>
+              <w:bottom w:val="single" w:sz="4" w:space="0" w:color="B9C4D4"/>
+              <w:right w:val="single" w:sz="4" w:space="0" w:color="B9C4D4"/>
+            </w:tcBorders>
+            <w:vAlign w:val="center"/>
+          </w:tcPr>
+          <w:p>
+            <w:r/>
+            <w:r>
+              <w:rPr>
+                <w:rFonts w:ascii="Calibri" w:hAnsi="Calibri"/>
+                <w:b w:val="0"/>
+                <w:i w:val="0"/>
+                <w:color w:val="222222"/>
+                <w:sz w:val="19"/>
+              </w:rPr>
+              <w:t>/api/rentals/:id/return-request</w:t>
+            </w:r>
+          </w:p>
+        </w:tc>
+        <w:tc>
+          <w:tcPr>
+            <w:tcW w:type="dxa" w:w="2494"/>
+            <w:shd w:val="clear" w:color="auto" w:fill="FFFFFF"/>
+            <w:tcBorders>
+              <w:top w:val="single" w:sz="4" w:space="0" w:color="B9C4D4"/>
+              <w:left w:val="single" w:sz="4" w:space="0" w:color="B9C4D4"/>
+              <w:bottom w:val="single" w:sz="4" w:space="0" w:color="B9C4D4"/>
+              <w:right w:val="single" w:sz="4" w:space="0" w:color="B9C4D4"/>
+            </w:tcBorders>
+            <w:vAlign w:val="center"/>
+          </w:tcPr>
+          <w:p>
+            <w:r/>
+            <w:r>
+              <w:rPr>
+                <w:rFonts w:ascii="Calibri" w:hAnsi="Calibri"/>
+                <w:b w:val="0"/>
+                <w:i w:val="0"/>
+                <w:color w:val="222222"/>
+                <w:sz w:val="19"/>
+              </w:rPr>
+              <w:t>{diaChiTra}</w:t>
+            </w:r>
+          </w:p>
+        </w:tc>
+        <w:tc>
+          <w:tcPr>
+            <w:tcW w:type="dxa" w:w="2041"/>
+            <w:shd w:val="clear" w:color="auto" w:fill="FFFFFF"/>
+            <w:tcBorders>
+              <w:top w:val="single" w:sz="4" w:space="0" w:color="B9C4D4"/>
+              <w:left w:val="single" w:sz="4" w:space="0" w:color="B9C4D4"/>
+              <w:bottom w:val="single" w:sz="4" w:space="0" w:color="B9C4D4"/>
+              <w:right w:val="single" w:sz="4" w:space="0" w:color="B9C4D4"/>
+            </w:tcBorders>
+            <w:vAlign w:val="center"/>
+          </w:tcPr>
+          <w:p>
+            <w:r/>
+            <w:r>
+              <w:rPr>
+                <w:rFonts w:ascii="Calibri" w:hAnsi="Calibri"/>
+                <w:b w:val="0"/>
+                <w:i w:val="0"/>
+                <w:color w:val="222222"/>
+                <w:sz w:val="19"/>
+              </w:rPr>
+              <w:t>{maVanDon, phiShipTra}</w:t>
+            </w:r>
+          </w:p>
+        </w:tc>
+        <w:tc>
+          <w:tcPr>
+            <w:tcW w:type="dxa" w:w="1474"/>
+            <w:shd w:val="clear" w:color="auto" w:fill="FFFFFF"/>
+            <w:tcBorders>
+              <w:top w:val="single" w:sz="4" w:space="0" w:color="B9C4D4"/>
+              <w:left w:val="single" w:sz="4" w:space="0" w:color="B9C4D4"/>
+              <w:bottom w:val="single" w:sz="4" w:space="0" w:color="B9C4D4"/>
+              <w:right w:val="single" w:sz="4" w:space="0" w:color="B9C4D4"/>
+            </w:tcBorders>
+            <w:vAlign w:val="center"/>
+          </w:tcPr>
+          <w:p>
+            <w:r/>
+            <w:r>
+              <w:rPr>
+                <w:rFonts w:ascii="Calibri" w:hAnsi="Calibri"/>
+                <w:b w:val="0"/>
+                <w:i w:val="0"/>
+                <w:color w:val="222222"/>
+                <w:sz w:val="19"/>
+              </w:rPr>
+              <w:t>200 / 409</w:t>
+            </w:r>
+          </w:p>
+        </w:tc>
+      </w:tr>
+      <w:tr>
+        <w:tc>
+          <w:tcPr>
+            <w:tcW w:type="dxa" w:w="1020"/>
+            <w:shd w:val="clear" w:color="auto" w:fill="EEF2F7"/>
+            <w:tcBorders>
+              <w:top w:val="single" w:sz="4" w:space="0" w:color="B9C4D4"/>
+              <w:left w:val="single" w:sz="4" w:space="0" w:color="B9C4D4"/>
+              <w:bottom w:val="single" w:sz="4" w:space="0" w:color="B9C4D4"/>
+              <w:right w:val="single" w:sz="4" w:space="0" w:color="B9C4D4"/>
+            </w:tcBorders>
+            <w:vAlign w:val="center"/>
+          </w:tcPr>
+          <w:p>
+            <w:r/>
+            <w:r>
+              <w:rPr>
+                <w:rFonts w:ascii="Calibri" w:hAnsi="Calibri"/>
+                <w:b w:val="0"/>
+                <w:i w:val="0"/>
+                <w:color w:val="222222"/>
+                <w:sz w:val="19"/>
+              </w:rPr>
+              <w:t>POST</w:t>
+            </w:r>
+          </w:p>
+        </w:tc>
+        <w:tc>
+          <w:tcPr>
+            <w:tcW w:type="dxa" w:w="2041"/>
+            <w:shd w:val="clear" w:color="auto" w:fill="EEF2F7"/>
+            <w:tcBorders>
+              <w:top w:val="single" w:sz="4" w:space="0" w:color="B9C4D4"/>
+              <w:left w:val="single" w:sz="4" w:space="0" w:color="B9C4D4"/>
+              <w:bottom w:val="single" w:sz="4" w:space="0" w:color="B9C4D4"/>
+              <w:right w:val="single" w:sz="4" w:space="0" w:color="B9C4D4"/>
+            </w:tcBorders>
+            <w:vAlign w:val="center"/>
+          </w:tcPr>
+          <w:p>
+            <w:r/>
+            <w:r>
+              <w:rPr>
+                <w:rFonts w:ascii="Calibri" w:hAnsi="Calibri"/>
+                <w:b w:val="0"/>
+                <w:i w:val="0"/>
+                <w:color w:val="222222"/>
+                <w:sz w:val="19"/>
+              </w:rPr>
+              <w:t>/api/rentals/:id/settle</w:t>
+            </w:r>
+          </w:p>
+        </w:tc>
+        <w:tc>
+          <w:tcPr>
+            <w:tcW w:type="dxa" w:w="2494"/>
+            <w:shd w:val="clear" w:color="auto" w:fill="EEF2F7"/>
+            <w:tcBorders>
+              <w:top w:val="single" w:sz="4" w:space="0" w:color="B9C4D4"/>
+              <w:left w:val="single" w:sz="4" w:space="0" w:color="B9C4D4"/>
+              <w:bottom w:val="single" w:sz="4" w:space="0" w:color="B9C4D4"/>
+              <w:right w:val="single" w:sz="4" w:space="0" w:color="B9C4D4"/>
+            </w:tcBorders>
+            <w:vAlign w:val="center"/>
+          </w:tcPr>
+          <w:p>
+            <w:r/>
+            <w:r>
+              <w:rPr>
+                <w:rFonts w:ascii="Calibri" w:hAnsi="Calibri"/>
+                <w:b w:val="0"/>
+                <w:i w:val="0"/>
+                <w:color w:val="222222"/>
+                <w:sz w:val="19"/>
+              </w:rPr>
+              <w:t>{ngayTra}</w:t>
+            </w:r>
+          </w:p>
+        </w:tc>
+        <w:tc>
+          <w:tcPr>
+            <w:tcW w:type="dxa" w:w="2041"/>
+            <w:shd w:val="clear" w:color="auto" w:fill="EEF2F7"/>
+            <w:tcBorders>
+              <w:top w:val="single" w:sz="4" w:space="0" w:color="B9C4D4"/>
+              <w:left w:val="single" w:sz="4" w:space="0" w:color="B9C4D4"/>
+              <w:bottom w:val="single" w:sz="4" w:space="0" w:color="B9C4D4"/>
+              <w:right w:val="single" w:sz="4" w:space="0" w:color="B9C4D4"/>
+            </w:tcBorders>
+            <w:vAlign w:val="center"/>
+          </w:tcPr>
+          <w:p>
+            <w:r/>
+            <w:r>
+              <w:rPr>
+                <w:rFonts w:ascii="Calibri" w:hAnsi="Calibri"/>
+                <w:b w:val="0"/>
+                <w:i w:val="0"/>
+                <w:color w:val="222222"/>
+                <w:sz w:val="19"/>
+              </w:rPr>
+              <w:t>{tienPhat, tienDenBu, chenhLechShip, tienHoanCoc}</w:t>
+            </w:r>
+          </w:p>
+        </w:tc>
+        <w:tc>
+          <w:tcPr>
+            <w:tcW w:type="dxa" w:w="1474"/>
+            <w:shd w:val="clear" w:color="auto" w:fill="EEF2F7"/>
+            <w:tcBorders>
+              <w:top w:val="single" w:sz="4" w:space="0" w:color="B9C4D4"/>
+              <w:left w:val="single" w:sz="4" w:space="0" w:color="B9C4D4"/>
+              <w:bottom w:val="single" w:sz="4" w:space="0" w:color="B9C4D4"/>
+              <w:right w:val="single" w:sz="4" w:space="0" w:color="B9C4D4"/>
+            </w:tcBorders>
+            <w:vAlign w:val="center"/>
+          </w:tcPr>
+          <w:p>
+            <w:r/>
+            <w:r>
+              <w:rPr>
+                <w:rFonts w:ascii="Calibri" w:hAnsi="Calibri"/>
+                <w:b w:val="0"/>
+                <w:i w:val="0"/>
+                <w:color w:val="222222"/>
+                <w:sz w:val="19"/>
+              </w:rPr>
+              <w:t>200</w:t>
+            </w:r>
+          </w:p>
+        </w:tc>
+      </w:tr>
+      <w:tr>
+        <w:tc>
+          <w:tcPr>
+            <w:tcW w:type="dxa" w:w="1020"/>
+            <w:shd w:val="clear" w:color="auto" w:fill="FFFFFF"/>
+            <w:tcBorders>
+              <w:top w:val="single" w:sz="4" w:space="0" w:color="B9C4D4"/>
+              <w:left w:val="single" w:sz="4" w:space="0" w:color="B9C4D4"/>
+              <w:bottom w:val="single" w:sz="4" w:space="0" w:color="B9C4D4"/>
+              <w:right w:val="single" w:sz="4" w:space="0" w:color="B9C4D4"/>
+            </w:tcBorders>
+            <w:vAlign w:val="center"/>
+          </w:tcPr>
+          <w:p>
+            <w:r/>
+            <w:r>
+              <w:rPr>
+                <w:rFonts w:ascii="Calibri" w:hAnsi="Calibri"/>
+                <w:b w:val="0"/>
+                <w:i w:val="0"/>
+                <w:color w:val="222222"/>
+                <w:sz w:val="19"/>
+              </w:rPr>
+              <w:t>POST</w:t>
+            </w:r>
+          </w:p>
+        </w:tc>
+        <w:tc>
+          <w:tcPr>
+            <w:tcW w:type="dxa" w:w="2041"/>
+            <w:shd w:val="clear" w:color="auto" w:fill="FFFFFF"/>
+            <w:tcBorders>
+              <w:top w:val="single" w:sz="4" w:space="0" w:color="B9C4D4"/>
+              <w:left w:val="single" w:sz="4" w:space="0" w:color="B9C4D4"/>
+              <w:bottom w:val="single" w:sz="4" w:space="0" w:color="B9C4D4"/>
+              <w:right w:val="single" w:sz="4" w:space="0" w:color="B9C4D4"/>
+            </w:tcBorders>
+            <w:vAlign w:val="center"/>
+          </w:tcPr>
+          <w:p>
+            <w:r/>
+            <w:r>
+              <w:rPr>
+                <w:rFonts w:ascii="Calibri" w:hAnsi="Calibri"/>
+                <w:b w:val="0"/>
+                <w:i w:val="0"/>
+                <w:color w:val="222222"/>
+                <w:sz w:val="19"/>
+              </w:rPr>
+              <w:t>/api/payments/qr</w:t>
+            </w:r>
+          </w:p>
+        </w:tc>
+        <w:tc>
+          <w:tcPr>
+            <w:tcW w:type="dxa" w:w="2494"/>
+            <w:shd w:val="clear" w:color="auto" w:fill="FFFFFF"/>
+            <w:tcBorders>
+              <w:top w:val="single" w:sz="4" w:space="0" w:color="B9C4D4"/>
+              <w:left w:val="single" w:sz="4" w:space="0" w:color="B9C4D4"/>
+              <w:bottom w:val="single" w:sz="4" w:space="0" w:color="B9C4D4"/>
+              <w:right w:val="single" w:sz="4" w:space="0" w:color="B9C4D4"/>
+            </w:tcBorders>
+            <w:vAlign w:val="center"/>
+          </w:tcPr>
+          <w:p>
+            <w:r/>
+            <w:r>
+              <w:rPr>
+                <w:rFonts w:ascii="Calibri" w:hAnsi="Calibri"/>
+                <w:b w:val="0"/>
+                <w:i w:val="0"/>
+                <w:color w:val="222222"/>
+                <w:sz w:val="19"/>
+              </w:rPr>
+              <w:t>{donHangId, mucDich}</w:t>
+            </w:r>
+          </w:p>
+        </w:tc>
+        <w:tc>
+          <w:tcPr>
+            <w:tcW w:type="dxa" w:w="2041"/>
+            <w:shd w:val="clear" w:color="auto" w:fill="FFFFFF"/>
+            <w:tcBorders>
+              <w:top w:val="single" w:sz="4" w:space="0" w:color="B9C4D4"/>
+              <w:left w:val="single" w:sz="4" w:space="0" w:color="B9C4D4"/>
+              <w:bottom w:val="single" w:sz="4" w:space="0" w:color="B9C4D4"/>
+              <w:right w:val="single" w:sz="4" w:space="0" w:color="B9C4D4"/>
+            </w:tcBorders>
+            <w:vAlign w:val="center"/>
+          </w:tcPr>
+          <w:p>
+            <w:r/>
+            <w:r>
+              <w:rPr>
+                <w:rFonts w:ascii="Calibri" w:hAnsi="Calibri"/>
+                <w:b w:val="0"/>
+                <w:i w:val="0"/>
+                <w:color w:val="222222"/>
+                <w:sz w:val="19"/>
+              </w:rPr>
+              <w:t>{maQR, soTien}</w:t>
+            </w:r>
+          </w:p>
+        </w:tc>
+        <w:tc>
+          <w:tcPr>
+            <w:tcW w:type="dxa" w:w="1474"/>
+            <w:shd w:val="clear" w:color="auto" w:fill="FFFFFF"/>
+            <w:tcBorders>
+              <w:top w:val="single" w:sz="4" w:space="0" w:color="B9C4D4"/>
+              <w:left w:val="single" w:sz="4" w:space="0" w:color="B9C4D4"/>
+              <w:bottom w:val="single" w:sz="4" w:space="0" w:color="B9C4D4"/>
+              <w:right w:val="single" w:sz="4" w:space="0" w:color="B9C4D4"/>
+            </w:tcBorders>
+            <w:vAlign w:val="center"/>
+          </w:tcPr>
+          <w:p>
+            <w:r/>
+            <w:r>
+              <w:rPr>
+                <w:rFonts w:ascii="Calibri" w:hAnsi="Calibri"/>
+                <w:b w:val="0"/>
+                <w:i w:val="0"/>
+                <w:color w:val="222222"/>
+                <w:sz w:val="19"/>
+              </w:rPr>
+              <w:t>201</w:t>
+            </w:r>
+          </w:p>
+        </w:tc>
+      </w:tr>
+      <w:tr>
+        <w:tc>
+          <w:tcPr>
+            <w:tcW w:type="dxa" w:w="1020"/>
+            <w:shd w:val="clear" w:color="auto" w:fill="EEF2F7"/>
+            <w:tcBorders>
+              <w:top w:val="single" w:sz="4" w:space="0" w:color="B9C4D4"/>
+              <w:left w:val="single" w:sz="4" w:space="0" w:color="B9C4D4"/>
+              <w:bottom w:val="single" w:sz="4" w:space="0" w:color="B9C4D4"/>
+              <w:right w:val="single" w:sz="4" w:space="0" w:color="B9C4D4"/>
+            </w:tcBorders>
+            <w:vAlign w:val="center"/>
+          </w:tcPr>
+          <w:p>
+            <w:r/>
+            <w:r>
+              <w:rPr>
+                <w:rFonts w:ascii="Calibri" w:hAnsi="Calibri"/>
+                <w:b w:val="0"/>
+                <w:i w:val="0"/>
+                <w:color w:val="222222"/>
+                <w:sz w:val="19"/>
+              </w:rPr>
+              <w:t>POST</w:t>
+            </w:r>
+          </w:p>
+        </w:tc>
+        <w:tc>
+          <w:tcPr>
+            <w:tcW w:type="dxa" w:w="2041"/>
+            <w:shd w:val="clear" w:color="auto" w:fill="EEF2F7"/>
+            <w:tcBorders>
+              <w:top w:val="single" w:sz="4" w:space="0" w:color="B9C4D4"/>
+              <w:left w:val="single" w:sz="4" w:space="0" w:color="B9C4D4"/>
+              <w:bottom w:val="single" w:sz="4" w:space="0" w:color="B9C4D4"/>
+              <w:right w:val="single" w:sz="4" w:space="0" w:color="B9C4D4"/>
+            </w:tcBorders>
+            <w:vAlign w:val="center"/>
+          </w:tcPr>
+          <w:p>
+            <w:r/>
+            <w:r>
+              <w:rPr>
+                <w:rFonts w:ascii="Calibri" w:hAnsi="Calibri"/>
+                <w:b w:val="0"/>
+                <w:i w:val="0"/>
+                <w:color w:val="222222"/>
+                <w:sz w:val="19"/>
+              </w:rPr>
+              <w:t>/api/payments/webhook</w:t>
+            </w:r>
+          </w:p>
+        </w:tc>
+        <w:tc>
+          <w:tcPr>
+            <w:tcW w:type="dxa" w:w="2494"/>
+            <w:shd w:val="clear" w:color="auto" w:fill="EEF2F7"/>
+            <w:tcBorders>
+              <w:top w:val="single" w:sz="4" w:space="0" w:color="B9C4D4"/>
+              <w:left w:val="single" w:sz="4" w:space="0" w:color="B9C4D4"/>
+              <w:bottom w:val="single" w:sz="4" w:space="0" w:color="B9C4D4"/>
+              <w:right w:val="single" w:sz="4" w:space="0" w:color="B9C4D4"/>
+            </w:tcBorders>
+            <w:vAlign w:val="center"/>
+          </w:tcPr>
+          <w:p>
+            <w:r/>
+            <w:r>
+              <w:rPr>
+                <w:rFonts w:ascii="Calibri" w:hAnsi="Calibri"/>
+                <w:b w:val="0"/>
+                <w:i w:val="0"/>
+                <w:color w:val="222222"/>
+                <w:sz w:val="19"/>
+              </w:rPr>
+              <w:t>(từ MoMo) {maQR, trangThaiMoMo, soTien}</w:t>
+            </w:r>
+          </w:p>
+        </w:tc>
+        <w:tc>
+          <w:tcPr>
+            <w:tcW w:type="dxa" w:w="2041"/>
+            <w:shd w:val="clear" w:color="auto" w:fill="EEF2F7"/>
+            <w:tcBorders>
+              <w:top w:val="single" w:sz="4" w:space="0" w:color="B9C4D4"/>
+              <w:left w:val="single" w:sz="4" w:space="0" w:color="B9C4D4"/>
+              <w:bottom w:val="single" w:sz="4" w:space="0" w:color="B9C4D4"/>
+              <w:right w:val="single" w:sz="4" w:space="0" w:color="B9C4D4"/>
+            </w:tcBorders>
+            <w:vAlign w:val="center"/>
+          </w:tcPr>
+          <w:p>
+            <w:r/>
+            <w:r>
+              <w:rPr>
+                <w:rFonts w:ascii="Calibri" w:hAnsi="Calibri"/>
+                <w:b w:val="0"/>
+                <w:i w:val="0"/>
+                <w:color w:val="222222"/>
+                <w:sz w:val="19"/>
+              </w:rPr>
+              <w:t>{received: true}</w:t>
+            </w:r>
+          </w:p>
+        </w:tc>
+        <w:tc>
+          <w:tcPr>
+            <w:tcW w:type="dxa" w:w="1474"/>
+            <w:shd w:val="clear" w:color="auto" w:fill="EEF2F7"/>
+            <w:tcBorders>
+              <w:top w:val="single" w:sz="4" w:space="0" w:color="B9C4D4"/>
+              <w:left w:val="single" w:sz="4" w:space="0" w:color="B9C4D4"/>
+              <w:bottom w:val="single" w:sz="4" w:space="0" w:color="B9C4D4"/>
+              <w:right w:val="single" w:sz="4" w:space="0" w:color="B9C4D4"/>
+            </w:tcBorders>
+            <w:vAlign w:val="center"/>
+          </w:tcPr>
+          <w:p>
+            <w:r/>
+            <w:r>
+              <w:rPr>
+                <w:rFonts w:ascii="Calibri" w:hAnsi="Calibri"/>
+                <w:b w:val="0"/>
+                <w:i w:val="0"/>
+                <w:color w:val="222222"/>
+                <w:sz w:val="19"/>
+              </w:rPr>
+              <w:t>200 / 401 / 404</w:t>
+            </w:r>
+          </w:p>
+        </w:tc>
+      </w:tr>
+      <w:tr>
+        <w:tc>
+          <w:tcPr>
+            <w:tcW w:type="dxa" w:w="1020"/>
+            <w:shd w:val="clear" w:color="auto" w:fill="FFFFFF"/>
+            <w:tcBorders>
+              <w:top w:val="single" w:sz="4" w:space="0" w:color="B9C4D4"/>
+              <w:left w:val="single" w:sz="4" w:space="0" w:color="B9C4D4"/>
+              <w:bottom w:val="single" w:sz="4" w:space="0" w:color="B9C4D4"/>
+              <w:right w:val="single" w:sz="4" w:space="0" w:color="B9C4D4"/>
+            </w:tcBorders>
+            <w:vAlign w:val="center"/>
+          </w:tcPr>
+          <w:p>
+            <w:r/>
+            <w:r>
+              <w:rPr>
+                <w:rFonts w:ascii="Calibri" w:hAnsi="Calibri"/>
+                <w:b w:val="0"/>
+                <w:i w:val="0"/>
+                <w:color w:val="222222"/>
+                <w:sz w:val="19"/>
+              </w:rPr>
+              <w:t>POST</w:t>
+            </w:r>
+          </w:p>
+        </w:tc>
+        <w:tc>
+          <w:tcPr>
+            <w:tcW w:type="dxa" w:w="2041"/>
+            <w:shd w:val="clear" w:color="auto" w:fill="FFFFFF"/>
+            <w:tcBorders>
+              <w:top w:val="single" w:sz="4" w:space="0" w:color="B9C4D4"/>
+              <w:left w:val="single" w:sz="4" w:space="0" w:color="B9C4D4"/>
+              <w:bottom w:val="single" w:sz="4" w:space="0" w:color="B9C4D4"/>
+              <w:right w:val="single" w:sz="4" w:space="0" w:color="B9C4D4"/>
+            </w:tcBorders>
+            <w:vAlign w:val="center"/>
+          </w:tcPr>
+          <w:p>
+            <w:r/>
+            <w:r>
+              <w:rPr>
+                <w:rFonts w:ascii="Calibri" w:hAnsi="Calibri"/>
+                <w:b w:val="0"/>
+                <w:i w:val="0"/>
+                <w:color w:val="222222"/>
+                <w:sz w:val="19"/>
+              </w:rPr>
+              <w:t>/api/shipments</w:t>
+            </w:r>
+          </w:p>
+        </w:tc>
+        <w:tc>
+          <w:tcPr>
+            <w:tcW w:type="dxa" w:w="2494"/>
+            <w:shd w:val="clear" w:color="auto" w:fill="FFFFFF"/>
+            <w:tcBorders>
+              <w:top w:val="single" w:sz="4" w:space="0" w:color="B9C4D4"/>
+              <w:left w:val="single" w:sz="4" w:space="0" w:color="B9C4D4"/>
+              <w:bottom w:val="single" w:sz="4" w:space="0" w:color="B9C4D4"/>
+              <w:right w:val="single" w:sz="4" w:space="0" w:color="B9C4D4"/>
+            </w:tcBorders>
+            <w:vAlign w:val="center"/>
+          </w:tcPr>
+          <w:p>
+            <w:r/>
+            <w:r>
+              <w:rPr>
+                <w:rFonts w:ascii="Calibri" w:hAnsi="Calibri"/>
+                <w:b w:val="0"/>
+                <w:i w:val="0"/>
+                <w:color w:val="222222"/>
+                <w:sz w:val="19"/>
+              </w:rPr>
+              <w:t>{chiTietDonId, chieu, diaChi}</w:t>
+            </w:r>
+          </w:p>
+        </w:tc>
+        <w:tc>
+          <w:tcPr>
+            <w:tcW w:type="dxa" w:w="2041"/>
+            <w:shd w:val="clear" w:color="auto" w:fill="FFFFFF"/>
+            <w:tcBorders>
+              <w:top w:val="single" w:sz="4" w:space="0" w:color="B9C4D4"/>
+              <w:left w:val="single" w:sz="4" w:space="0" w:color="B9C4D4"/>
+              <w:bottom w:val="single" w:sz="4" w:space="0" w:color="B9C4D4"/>
+              <w:right w:val="single" w:sz="4" w:space="0" w:color="B9C4D4"/>
+            </w:tcBorders>
+            <w:vAlign w:val="center"/>
+          </w:tcPr>
+          <w:p>
+            <w:r/>
+            <w:r>
+              <w:rPr>
+                <w:rFonts w:ascii="Calibri" w:hAnsi="Calibri"/>
+                <w:b w:val="0"/>
+                <w:i w:val="0"/>
+                <w:color w:val="222222"/>
+                <w:sz w:val="19"/>
+              </w:rPr>
+              <w:t>{maVanDon, doiTac, khoangCachKm, phiShip}</w:t>
+            </w:r>
+          </w:p>
+        </w:tc>
+        <w:tc>
+          <w:tcPr>
+            <w:tcW w:type="dxa" w:w="1474"/>
+            <w:shd w:val="clear" w:color="auto" w:fill="FFFFFF"/>
+            <w:tcBorders>
+              <w:top w:val="single" w:sz="4" w:space="0" w:color="B9C4D4"/>
+              <w:left w:val="single" w:sz="4" w:space="0" w:color="B9C4D4"/>
+              <w:bottom w:val="single" w:sz="4" w:space="0" w:color="B9C4D4"/>
+              <w:right w:val="single" w:sz="4" w:space="0" w:color="B9C4D4"/>
+            </w:tcBorders>
+            <w:vAlign w:val="center"/>
+          </w:tcPr>
+          <w:p>
+            <w:r/>
+            <w:r>
+              <w:rPr>
+                <w:rFonts w:ascii="Calibri" w:hAnsi="Calibri"/>
+                <w:b w:val="0"/>
+                <w:i w:val="0"/>
+                <w:color w:val="222222"/>
+                <w:sz w:val="19"/>
+              </w:rPr>
+              <w:t>201</w:t>
+            </w:r>
+          </w:p>
+        </w:tc>
+      </w:tr>
+      <w:tr>
+        <w:tc>
+          <w:tcPr>
+            <w:tcW w:type="dxa" w:w="1020"/>
+            <w:shd w:val="clear" w:color="auto" w:fill="EEF2F7"/>
+            <w:tcBorders>
+              <w:top w:val="single" w:sz="4" w:space="0" w:color="B9C4D4"/>
+              <w:left w:val="single" w:sz="4" w:space="0" w:color="B9C4D4"/>
+              <w:bottom w:val="single" w:sz="4" w:space="0" w:color="B9C4D4"/>
+              <w:right w:val="single" w:sz="4" w:space="0" w:color="B9C4D4"/>
+            </w:tcBorders>
+            <w:vAlign w:val="center"/>
+          </w:tcPr>
+          <w:p>
+            <w:r/>
+            <w:r>
+              <w:rPr>
+                <w:rFonts w:ascii="Calibri" w:hAnsi="Calibri"/>
+                <w:b w:val="0"/>
+                <w:i w:val="0"/>
+                <w:color w:val="222222"/>
+                <w:sz w:val="19"/>
+              </w:rPr>
+              <w:t>POST</w:t>
+            </w:r>
+          </w:p>
+        </w:tc>
+        <w:tc>
+          <w:tcPr>
+            <w:tcW w:type="dxa" w:w="2041"/>
+            <w:shd w:val="clear" w:color="auto" w:fill="EEF2F7"/>
+            <w:tcBorders>
+              <w:top w:val="single" w:sz="4" w:space="0" w:color="B9C4D4"/>
+              <w:left w:val="single" w:sz="4" w:space="0" w:color="B9C4D4"/>
+              <w:bottom w:val="single" w:sz="4" w:space="0" w:color="B9C4D4"/>
+              <w:right w:val="single" w:sz="4" w:space="0" w:color="B9C4D4"/>
+            </w:tcBorders>
+            <w:vAlign w:val="center"/>
+          </w:tcPr>
+          <w:p>
+            <w:r/>
+            <w:r>
+              <w:rPr>
+                <w:rFonts w:ascii="Calibri" w:hAnsi="Calibri"/>
+                <w:b w:val="0"/>
+                <w:i w:val="0"/>
+                <w:color w:val="222222"/>
+                <w:sz w:val="19"/>
+              </w:rPr>
+              <w:t>/api/shipments/webhook</w:t>
+            </w:r>
+          </w:p>
+        </w:tc>
+        <w:tc>
+          <w:tcPr>
+            <w:tcW w:type="dxa" w:w="2494"/>
+            <w:shd w:val="clear" w:color="auto" w:fill="EEF2F7"/>
+            <w:tcBorders>
+              <w:top w:val="single" w:sz="4" w:space="0" w:color="B9C4D4"/>
+              <w:left w:val="single" w:sz="4" w:space="0" w:color="B9C4D4"/>
+              <w:bottom w:val="single" w:sz="4" w:space="0" w:color="B9C4D4"/>
+              <w:right w:val="single" w:sz="4" w:space="0" w:color="B9C4D4"/>
+            </w:tcBorders>
+            <w:vAlign w:val="center"/>
+          </w:tcPr>
+          <w:p>
+            <w:r/>
+            <w:r>
+              <w:rPr>
+                <w:rFonts w:ascii="Calibri" w:hAnsi="Calibri"/>
+                <w:b w:val="0"/>
+                <w:i w:val="0"/>
+                <w:color w:val="222222"/>
+                <w:sz w:val="19"/>
+              </w:rPr>
+              <w:t>(từ Green SM/Shopee Express) {maVanDon, trangThaiMoi}</w:t>
+            </w:r>
+          </w:p>
+        </w:tc>
+        <w:tc>
+          <w:tcPr>
+            <w:tcW w:type="dxa" w:w="2041"/>
+            <w:shd w:val="clear" w:color="auto" w:fill="EEF2F7"/>
+            <w:tcBorders>
+              <w:top w:val="single" w:sz="4" w:space="0" w:color="B9C4D4"/>
+              <w:left w:val="single" w:sz="4" w:space="0" w:color="B9C4D4"/>
+              <w:bottom w:val="single" w:sz="4" w:space="0" w:color="B9C4D4"/>
+              <w:right w:val="single" w:sz="4" w:space="0" w:color="B9C4D4"/>
+            </w:tcBorders>
+            <w:vAlign w:val="center"/>
+          </w:tcPr>
+          <w:p>
+            <w:r/>
+            <w:r>
+              <w:rPr>
+                <w:rFonts w:ascii="Calibri" w:hAnsi="Calibri"/>
+                <w:b w:val="0"/>
+                <w:i w:val="0"/>
+                <w:color w:val="222222"/>
+                <w:sz w:val="19"/>
+              </w:rPr>
+              <w:t>{received: true}</w:t>
+            </w:r>
+          </w:p>
+        </w:tc>
+        <w:tc>
+          <w:tcPr>
+            <w:tcW w:type="dxa" w:w="1474"/>
+            <w:shd w:val="clear" w:color="auto" w:fill="EEF2F7"/>
+            <w:tcBorders>
+              <w:top w:val="single" w:sz="4" w:space="0" w:color="B9C4D4"/>
+              <w:left w:val="single" w:sz="4" w:space="0" w:color="B9C4D4"/>
+              <w:bottom w:val="single" w:sz="4" w:space="0" w:color="B9C4D4"/>
+              <w:right w:val="single" w:sz="4" w:space="0" w:color="B9C4D4"/>
+            </w:tcBorders>
+            <w:vAlign w:val="center"/>
+          </w:tcPr>
+          <w:p>
+            <w:r/>
+            <w:r>
+              <w:rPr>
+                <w:rFonts w:ascii="Calibri" w:hAnsi="Calibri"/>
+                <w:b w:val="0"/>
+                <w:i w:val="0"/>
+                <w:color w:val="222222"/>
+                <w:sz w:val="19"/>
+              </w:rPr>
+              <w:t>200 / 401 / 404</w:t>
             </w:r>
           </w:p>
         </w:tc>
@@ -8215,7 +10840,7 @@
                 <w:color w:val="222222"/>
                 <w:sz w:val="19"/>
               </w:rPr>
-              <w:t>/api/cart</w:t>
+              <w:t>/api/wallet</w:t>
             </w:r>
           </w:p>
         </w:tc>
@@ -8267,7 +10892,7 @@
                 <w:color w:val="222222"/>
                 <w:sz w:val="19"/>
               </w:rPr>
-              <w:t>{items: [{sanPhamId, soLuong, donGia}]}</w:t>
+              <w:t>{soDu}</w:t>
             </w:r>
           </w:p>
         </w:tc>
@@ -8347,7 +10972,7 @@
                 <w:color w:val="222222"/>
                 <w:sz w:val="19"/>
               </w:rPr>
-              <w:t>/api/cart/items</w:t>
+              <w:t>/api/wallet/withdraw</w:t>
             </w:r>
           </w:p>
         </w:tc>
@@ -8373,7 +10998,7 @@
                 <w:color w:val="222222"/>
                 <w:sz w:val="19"/>
               </w:rPr>
-              <w:t>{sanPhamId, soLuong}</w:t>
+              <w:t>{soTien, soTaiKhoanNganHang}</w:t>
             </w:r>
           </w:p>
         </w:tc>
@@ -8399,7 +11024,7 @@
                 <w:color w:val="222222"/>
                 <w:sz w:val="19"/>
               </w:rPr>
-              <w:t>{items: [...]}</w:t>
+              <w:t>{soDuMoi}</w:t>
             </w:r>
           </w:p>
         </w:tc>
@@ -8425,271 +11050,7 @@
                 <w:color w:val="222222"/>
                 <w:sz w:val="19"/>
               </w:rPr>
-              <w:t>200 / 409 (vượt số lượng còn hàng)</w:t>
-            </w:r>
-          </w:p>
-        </w:tc>
-      </w:tr>
-      <w:tr>
-        <w:tc>
-          <w:tcPr>
-            <w:tcW w:type="dxa" w:w="1020"/>
-            <w:shd w:val="clear" w:color="auto" w:fill="FFFFFF"/>
-            <w:tcBorders>
-              <w:top w:val="single" w:sz="4" w:space="0" w:color="B9C4D4"/>
-              <w:left w:val="single" w:sz="4" w:space="0" w:color="B9C4D4"/>
-              <w:bottom w:val="single" w:sz="4" w:space="0" w:color="B9C4D4"/>
-              <w:right w:val="single" w:sz="4" w:space="0" w:color="B9C4D4"/>
-            </w:tcBorders>
-            <w:vAlign w:val="center"/>
-          </w:tcPr>
-          <w:p>
-            <w:r/>
-            <w:r>
-              <w:rPr>
-                <w:rFonts w:ascii="Calibri" w:hAnsi="Calibri"/>
-                <w:b w:val="0"/>
-                <w:i w:val="0"/>
-                <w:color w:val="222222"/>
-                <w:sz w:val="19"/>
-              </w:rPr>
-              <w:t>PATCH</w:t>
-            </w:r>
-          </w:p>
-        </w:tc>
-        <w:tc>
-          <w:tcPr>
-            <w:tcW w:type="dxa" w:w="2041"/>
-            <w:shd w:val="clear" w:color="auto" w:fill="FFFFFF"/>
-            <w:tcBorders>
-              <w:top w:val="single" w:sz="4" w:space="0" w:color="B9C4D4"/>
-              <w:left w:val="single" w:sz="4" w:space="0" w:color="B9C4D4"/>
-              <w:bottom w:val="single" w:sz="4" w:space="0" w:color="B9C4D4"/>
-              <w:right w:val="single" w:sz="4" w:space="0" w:color="B9C4D4"/>
-            </w:tcBorders>
-            <w:vAlign w:val="center"/>
-          </w:tcPr>
-          <w:p>
-            <w:r/>
-            <w:r>
-              <w:rPr>
-                <w:rFonts w:ascii="Calibri" w:hAnsi="Calibri"/>
-                <w:b w:val="0"/>
-                <w:i w:val="0"/>
-                <w:color w:val="222222"/>
-                <w:sz w:val="19"/>
-              </w:rPr>
-              <w:t>/api/cart/items/:sanPhamId</w:t>
-            </w:r>
-          </w:p>
-        </w:tc>
-        <w:tc>
-          <w:tcPr>
-            <w:tcW w:type="dxa" w:w="2494"/>
-            <w:shd w:val="clear" w:color="auto" w:fill="FFFFFF"/>
-            <w:tcBorders>
-              <w:top w:val="single" w:sz="4" w:space="0" w:color="B9C4D4"/>
-              <w:left w:val="single" w:sz="4" w:space="0" w:color="B9C4D4"/>
-              <w:bottom w:val="single" w:sz="4" w:space="0" w:color="B9C4D4"/>
-              <w:right w:val="single" w:sz="4" w:space="0" w:color="B9C4D4"/>
-            </w:tcBorders>
-            <w:vAlign w:val="center"/>
-          </w:tcPr>
-          <w:p>
-            <w:r/>
-            <w:r>
-              <w:rPr>
-                <w:rFonts w:ascii="Calibri" w:hAnsi="Calibri"/>
-                <w:b w:val="0"/>
-                <w:i w:val="0"/>
-                <w:color w:val="222222"/>
-                <w:sz w:val="19"/>
-              </w:rPr>
-              <w:t>{soLuong}</w:t>
-            </w:r>
-          </w:p>
-        </w:tc>
-        <w:tc>
-          <w:tcPr>
-            <w:tcW w:type="dxa" w:w="2041"/>
-            <w:shd w:val="clear" w:color="auto" w:fill="FFFFFF"/>
-            <w:tcBorders>
-              <w:top w:val="single" w:sz="4" w:space="0" w:color="B9C4D4"/>
-              <w:left w:val="single" w:sz="4" w:space="0" w:color="B9C4D4"/>
-              <w:bottom w:val="single" w:sz="4" w:space="0" w:color="B9C4D4"/>
-              <w:right w:val="single" w:sz="4" w:space="0" w:color="B9C4D4"/>
-            </w:tcBorders>
-            <w:vAlign w:val="center"/>
-          </w:tcPr>
-          <w:p>
-            <w:r/>
-            <w:r>
-              <w:rPr>
-                <w:rFonts w:ascii="Calibri" w:hAnsi="Calibri"/>
-                <w:b w:val="0"/>
-                <w:i w:val="0"/>
-                <w:color w:val="222222"/>
-                <w:sz w:val="19"/>
-              </w:rPr>
-              <w:t>{items: [...]}</w:t>
-            </w:r>
-          </w:p>
-        </w:tc>
-        <w:tc>
-          <w:tcPr>
-            <w:tcW w:type="dxa" w:w="1474"/>
-            <w:shd w:val="clear" w:color="auto" w:fill="FFFFFF"/>
-            <w:tcBorders>
-              <w:top w:val="single" w:sz="4" w:space="0" w:color="B9C4D4"/>
-              <w:left w:val="single" w:sz="4" w:space="0" w:color="B9C4D4"/>
-              <w:bottom w:val="single" w:sz="4" w:space="0" w:color="B9C4D4"/>
-              <w:right w:val="single" w:sz="4" w:space="0" w:color="B9C4D4"/>
-            </w:tcBorders>
-            <w:vAlign w:val="center"/>
-          </w:tcPr>
-          <w:p>
-            <w:r/>
-            <w:r>
-              <w:rPr>
-                <w:rFonts w:ascii="Calibri" w:hAnsi="Calibri"/>
-                <w:b w:val="0"/>
-                <w:i w:val="0"/>
-                <w:color w:val="222222"/>
-                <w:sz w:val="19"/>
-              </w:rPr>
-              <w:t>200 / 409</w:t>
-            </w:r>
-          </w:p>
-        </w:tc>
-      </w:tr>
-      <w:tr>
-        <w:tc>
-          <w:tcPr>
-            <w:tcW w:type="dxa" w:w="1020"/>
-            <w:shd w:val="clear" w:color="auto" w:fill="EEF2F7"/>
-            <w:tcBorders>
-              <w:top w:val="single" w:sz="4" w:space="0" w:color="B9C4D4"/>
-              <w:left w:val="single" w:sz="4" w:space="0" w:color="B9C4D4"/>
-              <w:bottom w:val="single" w:sz="4" w:space="0" w:color="B9C4D4"/>
-              <w:right w:val="single" w:sz="4" w:space="0" w:color="B9C4D4"/>
-            </w:tcBorders>
-            <w:vAlign w:val="center"/>
-          </w:tcPr>
-          <w:p>
-            <w:r/>
-            <w:r>
-              <w:rPr>
-                <w:rFonts w:ascii="Calibri" w:hAnsi="Calibri"/>
-                <w:b w:val="0"/>
-                <w:i w:val="0"/>
-                <w:color w:val="222222"/>
-                <w:sz w:val="19"/>
-              </w:rPr>
-              <w:t>DELETE</w:t>
-            </w:r>
-          </w:p>
-        </w:tc>
-        <w:tc>
-          <w:tcPr>
-            <w:tcW w:type="dxa" w:w="2041"/>
-            <w:shd w:val="clear" w:color="auto" w:fill="EEF2F7"/>
-            <w:tcBorders>
-              <w:top w:val="single" w:sz="4" w:space="0" w:color="B9C4D4"/>
-              <w:left w:val="single" w:sz="4" w:space="0" w:color="B9C4D4"/>
-              <w:bottom w:val="single" w:sz="4" w:space="0" w:color="B9C4D4"/>
-              <w:right w:val="single" w:sz="4" w:space="0" w:color="B9C4D4"/>
-            </w:tcBorders>
-            <w:vAlign w:val="center"/>
-          </w:tcPr>
-          <w:p>
-            <w:r/>
-            <w:r>
-              <w:rPr>
-                <w:rFonts w:ascii="Calibri" w:hAnsi="Calibri"/>
-                <w:b w:val="0"/>
-                <w:i w:val="0"/>
-                <w:color w:val="222222"/>
-                <w:sz w:val="19"/>
-              </w:rPr>
-              <w:t>/api/cart/items/:sanPhamId</w:t>
-            </w:r>
-          </w:p>
-        </w:tc>
-        <w:tc>
-          <w:tcPr>
-            <w:tcW w:type="dxa" w:w="2494"/>
-            <w:shd w:val="clear" w:color="auto" w:fill="EEF2F7"/>
-            <w:tcBorders>
-              <w:top w:val="single" w:sz="4" w:space="0" w:color="B9C4D4"/>
-              <w:left w:val="single" w:sz="4" w:space="0" w:color="B9C4D4"/>
-              <w:bottom w:val="single" w:sz="4" w:space="0" w:color="B9C4D4"/>
-              <w:right w:val="single" w:sz="4" w:space="0" w:color="B9C4D4"/>
-            </w:tcBorders>
-            <w:vAlign w:val="center"/>
-          </w:tcPr>
-          <w:p>
-            <w:r/>
-            <w:r>
-              <w:rPr>
-                <w:rFonts w:ascii="Calibri" w:hAnsi="Calibri"/>
-                <w:b w:val="0"/>
-                <w:i w:val="0"/>
-                <w:color w:val="222222"/>
-                <w:sz w:val="19"/>
-              </w:rPr>
-              <w:t>—</w:t>
-            </w:r>
-          </w:p>
-        </w:tc>
-        <w:tc>
-          <w:tcPr>
-            <w:tcW w:type="dxa" w:w="2041"/>
-            <w:shd w:val="clear" w:color="auto" w:fill="EEF2F7"/>
-            <w:tcBorders>
-              <w:top w:val="single" w:sz="4" w:space="0" w:color="B9C4D4"/>
-              <w:left w:val="single" w:sz="4" w:space="0" w:color="B9C4D4"/>
-              <w:bottom w:val="single" w:sz="4" w:space="0" w:color="B9C4D4"/>
-              <w:right w:val="single" w:sz="4" w:space="0" w:color="B9C4D4"/>
-            </w:tcBorders>
-            <w:vAlign w:val="center"/>
-          </w:tcPr>
-          <w:p>
-            <w:r/>
-            <w:r>
-              <w:rPr>
-                <w:rFonts w:ascii="Calibri" w:hAnsi="Calibri"/>
-                <w:b w:val="0"/>
-                <w:i w:val="0"/>
-                <w:color w:val="222222"/>
-                <w:sz w:val="19"/>
-              </w:rPr>
-              <w:t>{items: [...]}</w:t>
-            </w:r>
-          </w:p>
-        </w:tc>
-        <w:tc>
-          <w:tcPr>
-            <w:tcW w:type="dxa" w:w="1474"/>
-            <w:shd w:val="clear" w:color="auto" w:fill="EEF2F7"/>
-            <w:tcBorders>
-              <w:top w:val="single" w:sz="4" w:space="0" w:color="B9C4D4"/>
-              <w:left w:val="single" w:sz="4" w:space="0" w:color="B9C4D4"/>
-              <w:bottom w:val="single" w:sz="4" w:space="0" w:color="B9C4D4"/>
-              <w:right w:val="single" w:sz="4" w:space="0" w:color="B9C4D4"/>
-            </w:tcBorders>
-            <w:vAlign w:val="center"/>
-          </w:tcPr>
-          <w:p>
-            <w:r/>
-            <w:r>
-              <w:rPr>
-                <w:rFonts w:ascii="Calibri" w:hAnsi="Calibri"/>
-                <w:b w:val="0"/>
-                <w:i w:val="0"/>
-                <w:color w:val="222222"/>
-                <w:sz w:val="19"/>
-              </w:rPr>
-              <w:t>200</w:t>
+              <w:t>200 / 409 (số dư không đủ)</w:t>
             </w:r>
           </w:p>
         </w:tc>
@@ -8743,7 +11104,7 @@
                 <w:color w:val="222222"/>
                 <w:sz w:val="19"/>
               </w:rPr>
-              <w:t>/api/orders</w:t>
+              <w:t>/api/staff/login</w:t>
             </w:r>
           </w:p>
         </w:tc>
@@ -8769,7 +11130,7 @@
                 <w:color w:val="222222"/>
                 <w:sz w:val="19"/>
               </w:rPr>
-              <w:t>{hinhThucNhan, khuVucNhan?} (tạo đơn từ giỏ hàng hiện tại)</w:t>
+              <w:t>{email, matKhau}</w:t>
             </w:r>
           </w:p>
         </w:tc>
@@ -8795,7 +11156,7 @@
                 <w:color w:val="222222"/>
                 <w:sz w:val="19"/>
               </w:rPr>
-              <w:t>{donHangId, tienHang, phiShip}</w:t>
+              <w:t>{token, vaiTro}</w:t>
             </w:r>
           </w:p>
         </w:tc>
@@ -8821,7 +11182,7 @@
                 <w:color w:val="222222"/>
                 <w:sz w:val="19"/>
               </w:rPr>
-              <w:t>201 / 409 (hết hàng)</w:t>
+              <w:t>200 / 401</w:t>
             </w:r>
           </w:p>
         </w:tc>
@@ -8849,7 +11210,7 @@
                 <w:color w:val="222222"/>
                 <w:sz w:val="19"/>
               </w:rPr>
-              <w:t>POST</w:t>
+              <w:t>GET</w:t>
             </w:r>
           </w:p>
         </w:tc>
@@ -8875,7 +11236,7 @@
                 <w:color w:val="222222"/>
                 <w:sz w:val="19"/>
               </w:rPr>
-              <w:t>/api/orders/:id/cancel</w:t>
+              <w:t>/api/staff</w:t>
             </w:r>
           </w:p>
         </w:tc>
@@ -8901,7 +11262,7 @@
                 <w:color w:val="222222"/>
                 <w:sz w:val="19"/>
               </w:rPr>
-              <w:t>—</w:t>
+              <w:t>— (chỉ Admin)</w:t>
             </w:r>
           </w:p>
         </w:tc>
@@ -8927,7 +11288,7 @@
                 <w:color w:val="222222"/>
                 <w:sz w:val="19"/>
               </w:rPr>
-              <w:t>{trangThai: 'Cancelled'}</w:t>
+              <w:t>NhanVien[]</w:t>
             </w:r>
           </w:p>
         </w:tc>
@@ -8953,7 +11314,7 @@
                 <w:color w:val="222222"/>
                 <w:sz w:val="19"/>
               </w:rPr>
-              <w:t>200 / 409 (đơn không ở Pending)</w:t>
+              <w:t>200 / 403</w:t>
             </w:r>
           </w:p>
         </w:tc>
@@ -9007,7 +11368,7 @@
                 <w:color w:val="222222"/>
                 <w:sz w:val="19"/>
               </w:rPr>
-              <w:t>/api/rentals</w:t>
+              <w:t>/api/staff</w:t>
             </w:r>
           </w:p>
         </w:tc>
@@ -9033,7 +11394,7 @@
                 <w:color w:val="222222"/>
                 <w:sz w:val="19"/>
               </w:rPr>
-              <w:t>{sanPhamId, ngayBatDau, ngayKetThuc, hinhThucNhan, khuVucNhan?}</w:t>
+              <w:t>{hoTen, email, vaiTro} (chỉ Admin)</w:t>
             </w:r>
           </w:p>
         </w:tc>
@@ -9059,7 +11420,7 @@
                 <w:color w:val="222222"/>
                 <w:sz w:val="19"/>
               </w:rPr>
-              <w:t>{donHangId, tienThue, phiShip, tienCoc}</w:t>
+              <w:t>NhanVien</w:t>
             </w:r>
           </w:p>
         </w:tc>
@@ -9085,7 +11446,7 @@
                 <w:color w:val="222222"/>
                 <w:sz w:val="19"/>
               </w:rPr>
-              <w:t>201 / 409 (trùng lịch)</w:t>
+              <w:t>201 / 403</w:t>
             </w:r>
           </w:p>
         </w:tc>
@@ -9113,7 +11474,7 @@
                 <w:color w:val="222222"/>
                 <w:sz w:val="19"/>
               </w:rPr>
-              <w:t>POST</w:t>
+              <w:t>PATCH</w:t>
             </w:r>
           </w:p>
         </w:tc>
@@ -9139,7 +11500,7 @@
                 <w:color w:val="222222"/>
                 <w:sz w:val="19"/>
               </w:rPr>
-              <w:t>/api/rentals/:id/confirm</w:t>
+              <w:t>/api/staff/:id</w:t>
             </w:r>
           </w:p>
         </w:tc>
@@ -9165,7 +11526,7 @@
                 <w:color w:val="222222"/>
                 <w:sz w:val="19"/>
               </w:rPr>
-              <w:t>{nhanVienId}</w:t>
+              <w:t>{hoTen?, vaiTro?, dangHoatDong?} (chỉ Admin)</w:t>
             </w:r>
           </w:p>
         </w:tc>
@@ -9191,7 +11552,7 @@
                 <w:color w:val="222222"/>
                 <w:sz w:val="19"/>
               </w:rPr>
-              <w:t>{trangThai: 'Confirmed'}</w:t>
+              <w:t>NhanVien</w:t>
             </w:r>
           </w:p>
         </w:tc>
@@ -9217,7 +11578,7 @@
                 <w:color w:val="222222"/>
                 <w:sz w:val="19"/>
               </w:rPr>
-              <w:t>200 / 404</w:t>
+              <w:t>200 / 403 / 404</w:t>
             </w:r>
           </w:p>
         </w:tc>
@@ -9245,7 +11606,7 @@
                 <w:color w:val="222222"/>
                 <w:sz w:val="19"/>
               </w:rPr>
-              <w:t>POST</w:t>
+              <w:t>GET</w:t>
             </w:r>
           </w:p>
         </w:tc>
@@ -9271,7 +11632,7 @@
                 <w:color w:val="222222"/>
                 <w:sz w:val="19"/>
               </w:rPr>
-              <w:t>/api/rentals/:id/checkin</w:t>
+              <w:t>/api/reports/revenue</w:t>
             </w:r>
           </w:p>
         </w:tc>
@@ -9297,7 +11658,7 @@
                 <w:color w:val="222222"/>
                 <w:sz w:val="19"/>
               </w:rPr>
-              <w:t>{ketQuaKiemDem[]}</w:t>
+              <w:t>— (query: thang, nam)</w:t>
             </w:r>
           </w:p>
         </w:tc>
@@ -9323,7 +11684,7 @@
                 <w:color w:val="222222"/>
                 <w:sz w:val="19"/>
               </w:rPr>
-              <w:t>{bienBanId, trangThaiHopGame}</w:t>
+              <w:t>{doanhThuBan, doanhThuThue}</w:t>
             </w:r>
           </w:p>
         </w:tc>
@@ -9377,1326 +11738,6 @@
                 <w:color w:val="222222"/>
                 <w:sz w:val="19"/>
               </w:rPr>
-              <w:t>POST</w:t>
-            </w:r>
-          </w:p>
-        </w:tc>
-        <w:tc>
-          <w:tcPr>
-            <w:tcW w:type="dxa" w:w="2041"/>
-            <w:shd w:val="clear" w:color="auto" w:fill="EEF2F7"/>
-            <w:tcBorders>
-              <w:top w:val="single" w:sz="4" w:space="0" w:color="B9C4D4"/>
-              <w:left w:val="single" w:sz="4" w:space="0" w:color="B9C4D4"/>
-              <w:bottom w:val="single" w:sz="4" w:space="0" w:color="B9C4D4"/>
-              <w:right w:val="single" w:sz="4" w:space="0" w:color="B9C4D4"/>
-            </w:tcBorders>
-            <w:vAlign w:val="center"/>
-          </w:tcPr>
-          <w:p>
-            <w:r/>
-            <w:r>
-              <w:rPr>
-                <w:rFonts w:ascii="Calibri" w:hAnsi="Calibri"/>
-                <w:b w:val="0"/>
-                <w:i w:val="0"/>
-                <w:color w:val="222222"/>
-                <w:sz w:val="19"/>
-              </w:rPr>
-              <w:t>/api/rentals/:id/return-request</w:t>
-            </w:r>
-          </w:p>
-        </w:tc>
-        <w:tc>
-          <w:tcPr>
-            <w:tcW w:type="dxa" w:w="2494"/>
-            <w:shd w:val="clear" w:color="auto" w:fill="EEF2F7"/>
-            <w:tcBorders>
-              <w:top w:val="single" w:sz="4" w:space="0" w:color="B9C4D4"/>
-              <w:left w:val="single" w:sz="4" w:space="0" w:color="B9C4D4"/>
-              <w:bottom w:val="single" w:sz="4" w:space="0" w:color="B9C4D4"/>
-              <w:right w:val="single" w:sz="4" w:space="0" w:color="B9C4D4"/>
-            </w:tcBorders>
-            <w:vAlign w:val="center"/>
-          </w:tcPr>
-          <w:p>
-            <w:r/>
-            <w:r>
-              <w:rPr>
-                <w:rFonts w:ascii="Calibri" w:hAnsi="Calibri"/>
-                <w:b w:val="0"/>
-                <w:i w:val="0"/>
-                <w:color w:val="222222"/>
-                <w:sz w:val="19"/>
-              </w:rPr>
-              <w:t>{hinhThucTra, khuVucTra?}</w:t>
-            </w:r>
-          </w:p>
-        </w:tc>
-        <w:tc>
-          <w:tcPr>
-            <w:tcW w:type="dxa" w:w="2041"/>
-            <w:shd w:val="clear" w:color="auto" w:fill="EEF2F7"/>
-            <w:tcBorders>
-              <w:top w:val="single" w:sz="4" w:space="0" w:color="B9C4D4"/>
-              <w:left w:val="single" w:sz="4" w:space="0" w:color="B9C4D4"/>
-              <w:bottom w:val="single" w:sz="4" w:space="0" w:color="B9C4D4"/>
-              <w:right w:val="single" w:sz="4" w:space="0" w:color="B9C4D4"/>
-            </w:tcBorders>
-            <w:vAlign w:val="center"/>
-          </w:tcPr>
-          <w:p>
-            <w:r/>
-            <w:r>
-              <w:rPr>
-                <w:rFonts w:ascii="Calibri" w:hAnsi="Calibri"/>
-                <w:b w:val="0"/>
-                <w:i w:val="0"/>
-                <w:color w:val="222222"/>
-                <w:sz w:val="19"/>
-              </w:rPr>
-              <w:t>{maVanDon?, phiShipTra}</w:t>
-            </w:r>
-          </w:p>
-        </w:tc>
-        <w:tc>
-          <w:tcPr>
-            <w:tcW w:type="dxa" w:w="1474"/>
-            <w:shd w:val="clear" w:color="auto" w:fill="EEF2F7"/>
-            <w:tcBorders>
-              <w:top w:val="single" w:sz="4" w:space="0" w:color="B9C4D4"/>
-              <w:left w:val="single" w:sz="4" w:space="0" w:color="B9C4D4"/>
-              <w:bottom w:val="single" w:sz="4" w:space="0" w:color="B9C4D4"/>
-              <w:right w:val="single" w:sz="4" w:space="0" w:color="B9C4D4"/>
-            </w:tcBorders>
-            <w:vAlign w:val="center"/>
-          </w:tcPr>
-          <w:p>
-            <w:r/>
-            <w:r>
-              <w:rPr>
-                <w:rFonts w:ascii="Calibri" w:hAnsi="Calibri"/>
-                <w:b w:val="0"/>
-                <w:i w:val="0"/>
-                <w:color w:val="222222"/>
-                <w:sz w:val="19"/>
-              </w:rPr>
-              <w:t>200 / 409</w:t>
-            </w:r>
-          </w:p>
-        </w:tc>
-      </w:tr>
-      <w:tr>
-        <w:tc>
-          <w:tcPr>
-            <w:tcW w:type="dxa" w:w="1020"/>
-            <w:shd w:val="clear" w:color="auto" w:fill="FFFFFF"/>
-            <w:tcBorders>
-              <w:top w:val="single" w:sz="4" w:space="0" w:color="B9C4D4"/>
-              <w:left w:val="single" w:sz="4" w:space="0" w:color="B9C4D4"/>
-              <w:bottom w:val="single" w:sz="4" w:space="0" w:color="B9C4D4"/>
-              <w:right w:val="single" w:sz="4" w:space="0" w:color="B9C4D4"/>
-            </w:tcBorders>
-            <w:vAlign w:val="center"/>
-          </w:tcPr>
-          <w:p>
-            <w:r/>
-            <w:r>
-              <w:rPr>
-                <w:rFonts w:ascii="Calibri" w:hAnsi="Calibri"/>
-                <w:b w:val="0"/>
-                <w:i w:val="0"/>
-                <w:color w:val="222222"/>
-                <w:sz w:val="19"/>
-              </w:rPr>
-              <w:t>POST</w:t>
-            </w:r>
-          </w:p>
-        </w:tc>
-        <w:tc>
-          <w:tcPr>
-            <w:tcW w:type="dxa" w:w="2041"/>
-            <w:shd w:val="clear" w:color="auto" w:fill="FFFFFF"/>
-            <w:tcBorders>
-              <w:top w:val="single" w:sz="4" w:space="0" w:color="B9C4D4"/>
-              <w:left w:val="single" w:sz="4" w:space="0" w:color="B9C4D4"/>
-              <w:bottom w:val="single" w:sz="4" w:space="0" w:color="B9C4D4"/>
-              <w:right w:val="single" w:sz="4" w:space="0" w:color="B9C4D4"/>
-            </w:tcBorders>
-            <w:vAlign w:val="center"/>
-          </w:tcPr>
-          <w:p>
-            <w:r/>
-            <w:r>
-              <w:rPr>
-                <w:rFonts w:ascii="Calibri" w:hAnsi="Calibri"/>
-                <w:b w:val="0"/>
-                <w:i w:val="0"/>
-                <w:color w:val="222222"/>
-                <w:sz w:val="19"/>
-              </w:rPr>
-              <w:t>/api/rentals/:id/settle</w:t>
-            </w:r>
-          </w:p>
-        </w:tc>
-        <w:tc>
-          <w:tcPr>
-            <w:tcW w:type="dxa" w:w="2494"/>
-            <w:shd w:val="clear" w:color="auto" w:fill="FFFFFF"/>
-            <w:tcBorders>
-              <w:top w:val="single" w:sz="4" w:space="0" w:color="B9C4D4"/>
-              <w:left w:val="single" w:sz="4" w:space="0" w:color="B9C4D4"/>
-              <w:bottom w:val="single" w:sz="4" w:space="0" w:color="B9C4D4"/>
-              <w:right w:val="single" w:sz="4" w:space="0" w:color="B9C4D4"/>
-            </w:tcBorders>
-            <w:vAlign w:val="center"/>
-          </w:tcPr>
-          <w:p>
-            <w:r/>
-            <w:r>
-              <w:rPr>
-                <w:rFonts w:ascii="Calibri" w:hAnsi="Calibri"/>
-                <w:b w:val="0"/>
-                <w:i w:val="0"/>
-                <w:color w:val="222222"/>
-                <w:sz w:val="19"/>
-              </w:rPr>
-              <w:t>{ngayTra}</w:t>
-            </w:r>
-          </w:p>
-        </w:tc>
-        <w:tc>
-          <w:tcPr>
-            <w:tcW w:type="dxa" w:w="2041"/>
-            <w:shd w:val="clear" w:color="auto" w:fill="FFFFFF"/>
-            <w:tcBorders>
-              <w:top w:val="single" w:sz="4" w:space="0" w:color="B9C4D4"/>
-              <w:left w:val="single" w:sz="4" w:space="0" w:color="B9C4D4"/>
-              <w:bottom w:val="single" w:sz="4" w:space="0" w:color="B9C4D4"/>
-              <w:right w:val="single" w:sz="4" w:space="0" w:color="B9C4D4"/>
-            </w:tcBorders>
-            <w:vAlign w:val="center"/>
-          </w:tcPr>
-          <w:p>
-            <w:r/>
-            <w:r>
-              <w:rPr>
-                <w:rFonts w:ascii="Calibri" w:hAnsi="Calibri"/>
-                <w:b w:val="0"/>
-                <w:i w:val="0"/>
-                <w:color w:val="222222"/>
-                <w:sz w:val="19"/>
-              </w:rPr>
-              <w:t>{tienPhat, tienDenBu, chenhLechShip, tienHoanCoc}</w:t>
-            </w:r>
-          </w:p>
-        </w:tc>
-        <w:tc>
-          <w:tcPr>
-            <w:tcW w:type="dxa" w:w="1474"/>
-            <w:shd w:val="clear" w:color="auto" w:fill="FFFFFF"/>
-            <w:tcBorders>
-              <w:top w:val="single" w:sz="4" w:space="0" w:color="B9C4D4"/>
-              <w:left w:val="single" w:sz="4" w:space="0" w:color="B9C4D4"/>
-              <w:bottom w:val="single" w:sz="4" w:space="0" w:color="B9C4D4"/>
-              <w:right w:val="single" w:sz="4" w:space="0" w:color="B9C4D4"/>
-            </w:tcBorders>
-            <w:vAlign w:val="center"/>
-          </w:tcPr>
-          <w:p>
-            <w:r/>
-            <w:r>
-              <w:rPr>
-                <w:rFonts w:ascii="Calibri" w:hAnsi="Calibri"/>
-                <w:b w:val="0"/>
-                <w:i w:val="0"/>
-                <w:color w:val="222222"/>
-                <w:sz w:val="19"/>
-              </w:rPr>
-              <w:t>200</w:t>
-            </w:r>
-          </w:p>
-        </w:tc>
-      </w:tr>
-      <w:tr>
-        <w:tc>
-          <w:tcPr>
-            <w:tcW w:type="dxa" w:w="1020"/>
-            <w:shd w:val="clear" w:color="auto" w:fill="EEF2F7"/>
-            <w:tcBorders>
-              <w:top w:val="single" w:sz="4" w:space="0" w:color="B9C4D4"/>
-              <w:left w:val="single" w:sz="4" w:space="0" w:color="B9C4D4"/>
-              <w:bottom w:val="single" w:sz="4" w:space="0" w:color="B9C4D4"/>
-              <w:right w:val="single" w:sz="4" w:space="0" w:color="B9C4D4"/>
-            </w:tcBorders>
-            <w:vAlign w:val="center"/>
-          </w:tcPr>
-          <w:p>
-            <w:r/>
-            <w:r>
-              <w:rPr>
-                <w:rFonts w:ascii="Calibri" w:hAnsi="Calibri"/>
-                <w:b w:val="0"/>
-                <w:i w:val="0"/>
-                <w:color w:val="222222"/>
-                <w:sz w:val="19"/>
-              </w:rPr>
-              <w:t>POST</w:t>
-            </w:r>
-          </w:p>
-        </w:tc>
-        <w:tc>
-          <w:tcPr>
-            <w:tcW w:type="dxa" w:w="2041"/>
-            <w:shd w:val="clear" w:color="auto" w:fill="EEF2F7"/>
-            <w:tcBorders>
-              <w:top w:val="single" w:sz="4" w:space="0" w:color="B9C4D4"/>
-              <w:left w:val="single" w:sz="4" w:space="0" w:color="B9C4D4"/>
-              <w:bottom w:val="single" w:sz="4" w:space="0" w:color="B9C4D4"/>
-              <w:right w:val="single" w:sz="4" w:space="0" w:color="B9C4D4"/>
-            </w:tcBorders>
-            <w:vAlign w:val="center"/>
-          </w:tcPr>
-          <w:p>
-            <w:r/>
-            <w:r>
-              <w:rPr>
-                <w:rFonts w:ascii="Calibri" w:hAnsi="Calibri"/>
-                <w:b w:val="0"/>
-                <w:i w:val="0"/>
-                <w:color w:val="222222"/>
-                <w:sz w:val="19"/>
-              </w:rPr>
-              <w:t>/api/payments/qr</w:t>
-            </w:r>
-          </w:p>
-        </w:tc>
-        <w:tc>
-          <w:tcPr>
-            <w:tcW w:type="dxa" w:w="2494"/>
-            <w:shd w:val="clear" w:color="auto" w:fill="EEF2F7"/>
-            <w:tcBorders>
-              <w:top w:val="single" w:sz="4" w:space="0" w:color="B9C4D4"/>
-              <w:left w:val="single" w:sz="4" w:space="0" w:color="B9C4D4"/>
-              <w:bottom w:val="single" w:sz="4" w:space="0" w:color="B9C4D4"/>
-              <w:right w:val="single" w:sz="4" w:space="0" w:color="B9C4D4"/>
-            </w:tcBorders>
-            <w:vAlign w:val="center"/>
-          </w:tcPr>
-          <w:p>
-            <w:r/>
-            <w:r>
-              <w:rPr>
-                <w:rFonts w:ascii="Calibri" w:hAnsi="Calibri"/>
-                <w:b w:val="0"/>
-                <w:i w:val="0"/>
-                <w:color w:val="222222"/>
-                <w:sz w:val="19"/>
-              </w:rPr>
-              <w:t>{donHangId, mucDich}</w:t>
-            </w:r>
-          </w:p>
-        </w:tc>
-        <w:tc>
-          <w:tcPr>
-            <w:tcW w:type="dxa" w:w="2041"/>
-            <w:shd w:val="clear" w:color="auto" w:fill="EEF2F7"/>
-            <w:tcBorders>
-              <w:top w:val="single" w:sz="4" w:space="0" w:color="B9C4D4"/>
-              <w:left w:val="single" w:sz="4" w:space="0" w:color="B9C4D4"/>
-              <w:bottom w:val="single" w:sz="4" w:space="0" w:color="B9C4D4"/>
-              <w:right w:val="single" w:sz="4" w:space="0" w:color="B9C4D4"/>
-            </w:tcBorders>
-            <w:vAlign w:val="center"/>
-          </w:tcPr>
-          <w:p>
-            <w:r/>
-            <w:r>
-              <w:rPr>
-                <w:rFonts w:ascii="Calibri" w:hAnsi="Calibri"/>
-                <w:b w:val="0"/>
-                <w:i w:val="0"/>
-                <w:color w:val="222222"/>
-                <w:sz w:val="19"/>
-              </w:rPr>
-              <w:t>{maQR, soTien}</w:t>
-            </w:r>
-          </w:p>
-        </w:tc>
-        <w:tc>
-          <w:tcPr>
-            <w:tcW w:type="dxa" w:w="1474"/>
-            <w:shd w:val="clear" w:color="auto" w:fill="EEF2F7"/>
-            <w:tcBorders>
-              <w:top w:val="single" w:sz="4" w:space="0" w:color="B9C4D4"/>
-              <w:left w:val="single" w:sz="4" w:space="0" w:color="B9C4D4"/>
-              <w:bottom w:val="single" w:sz="4" w:space="0" w:color="B9C4D4"/>
-              <w:right w:val="single" w:sz="4" w:space="0" w:color="B9C4D4"/>
-            </w:tcBorders>
-            <w:vAlign w:val="center"/>
-          </w:tcPr>
-          <w:p>
-            <w:r/>
-            <w:r>
-              <w:rPr>
-                <w:rFonts w:ascii="Calibri" w:hAnsi="Calibri"/>
-                <w:b w:val="0"/>
-                <w:i w:val="0"/>
-                <w:color w:val="222222"/>
-                <w:sz w:val="19"/>
-              </w:rPr>
-              <w:t>201</w:t>
-            </w:r>
-          </w:p>
-        </w:tc>
-      </w:tr>
-      <w:tr>
-        <w:tc>
-          <w:tcPr>
-            <w:tcW w:type="dxa" w:w="1020"/>
-            <w:shd w:val="clear" w:color="auto" w:fill="FFFFFF"/>
-            <w:tcBorders>
-              <w:top w:val="single" w:sz="4" w:space="0" w:color="B9C4D4"/>
-              <w:left w:val="single" w:sz="4" w:space="0" w:color="B9C4D4"/>
-              <w:bottom w:val="single" w:sz="4" w:space="0" w:color="B9C4D4"/>
-              <w:right w:val="single" w:sz="4" w:space="0" w:color="B9C4D4"/>
-            </w:tcBorders>
-            <w:vAlign w:val="center"/>
-          </w:tcPr>
-          <w:p>
-            <w:r/>
-            <w:r>
-              <w:rPr>
-                <w:rFonts w:ascii="Calibri" w:hAnsi="Calibri"/>
-                <w:b w:val="0"/>
-                <w:i w:val="0"/>
-                <w:color w:val="222222"/>
-                <w:sz w:val="19"/>
-              </w:rPr>
-              <w:t>POST</w:t>
-            </w:r>
-          </w:p>
-        </w:tc>
-        <w:tc>
-          <w:tcPr>
-            <w:tcW w:type="dxa" w:w="2041"/>
-            <w:shd w:val="clear" w:color="auto" w:fill="FFFFFF"/>
-            <w:tcBorders>
-              <w:top w:val="single" w:sz="4" w:space="0" w:color="B9C4D4"/>
-              <w:left w:val="single" w:sz="4" w:space="0" w:color="B9C4D4"/>
-              <w:bottom w:val="single" w:sz="4" w:space="0" w:color="B9C4D4"/>
-              <w:right w:val="single" w:sz="4" w:space="0" w:color="B9C4D4"/>
-            </w:tcBorders>
-            <w:vAlign w:val="center"/>
-          </w:tcPr>
-          <w:p>
-            <w:r/>
-            <w:r>
-              <w:rPr>
-                <w:rFonts w:ascii="Calibri" w:hAnsi="Calibri"/>
-                <w:b w:val="0"/>
-                <w:i w:val="0"/>
-                <w:color w:val="222222"/>
-                <w:sz w:val="19"/>
-              </w:rPr>
-              <w:t>/api/payments/webhook</w:t>
-            </w:r>
-          </w:p>
-        </w:tc>
-        <w:tc>
-          <w:tcPr>
-            <w:tcW w:type="dxa" w:w="2494"/>
-            <w:shd w:val="clear" w:color="auto" w:fill="FFFFFF"/>
-            <w:tcBorders>
-              <w:top w:val="single" w:sz="4" w:space="0" w:color="B9C4D4"/>
-              <w:left w:val="single" w:sz="4" w:space="0" w:color="B9C4D4"/>
-              <w:bottom w:val="single" w:sz="4" w:space="0" w:color="B9C4D4"/>
-              <w:right w:val="single" w:sz="4" w:space="0" w:color="B9C4D4"/>
-            </w:tcBorders>
-            <w:vAlign w:val="center"/>
-          </w:tcPr>
-          <w:p>
-            <w:r/>
-            <w:r>
-              <w:rPr>
-                <w:rFonts w:ascii="Calibri" w:hAnsi="Calibri"/>
-                <w:b w:val="0"/>
-                <w:i w:val="0"/>
-                <w:color w:val="222222"/>
-                <w:sz w:val="19"/>
-              </w:rPr>
-              <w:t>(từ MoMo) {maQR, trangThaiMoMo, soTien}</w:t>
-            </w:r>
-          </w:p>
-        </w:tc>
-        <w:tc>
-          <w:tcPr>
-            <w:tcW w:type="dxa" w:w="2041"/>
-            <w:shd w:val="clear" w:color="auto" w:fill="FFFFFF"/>
-            <w:tcBorders>
-              <w:top w:val="single" w:sz="4" w:space="0" w:color="B9C4D4"/>
-              <w:left w:val="single" w:sz="4" w:space="0" w:color="B9C4D4"/>
-              <w:bottom w:val="single" w:sz="4" w:space="0" w:color="B9C4D4"/>
-              <w:right w:val="single" w:sz="4" w:space="0" w:color="B9C4D4"/>
-            </w:tcBorders>
-            <w:vAlign w:val="center"/>
-          </w:tcPr>
-          <w:p>
-            <w:r/>
-            <w:r>
-              <w:rPr>
-                <w:rFonts w:ascii="Calibri" w:hAnsi="Calibri"/>
-                <w:b w:val="0"/>
-                <w:i w:val="0"/>
-                <w:color w:val="222222"/>
-                <w:sz w:val="19"/>
-              </w:rPr>
-              <w:t>{received: true}</w:t>
-            </w:r>
-          </w:p>
-        </w:tc>
-        <w:tc>
-          <w:tcPr>
-            <w:tcW w:type="dxa" w:w="1474"/>
-            <w:shd w:val="clear" w:color="auto" w:fill="FFFFFF"/>
-            <w:tcBorders>
-              <w:top w:val="single" w:sz="4" w:space="0" w:color="B9C4D4"/>
-              <w:left w:val="single" w:sz="4" w:space="0" w:color="B9C4D4"/>
-              <w:bottom w:val="single" w:sz="4" w:space="0" w:color="B9C4D4"/>
-              <w:right w:val="single" w:sz="4" w:space="0" w:color="B9C4D4"/>
-            </w:tcBorders>
-            <w:vAlign w:val="center"/>
-          </w:tcPr>
-          <w:p>
-            <w:r/>
-            <w:r>
-              <w:rPr>
-                <w:rFonts w:ascii="Calibri" w:hAnsi="Calibri"/>
-                <w:b w:val="0"/>
-                <w:i w:val="0"/>
-                <w:color w:val="222222"/>
-                <w:sz w:val="19"/>
-              </w:rPr>
-              <w:t>200 / 401 / 404</w:t>
-            </w:r>
-          </w:p>
-        </w:tc>
-      </w:tr>
-      <w:tr>
-        <w:tc>
-          <w:tcPr>
-            <w:tcW w:type="dxa" w:w="1020"/>
-            <w:shd w:val="clear" w:color="auto" w:fill="EEF2F7"/>
-            <w:tcBorders>
-              <w:top w:val="single" w:sz="4" w:space="0" w:color="B9C4D4"/>
-              <w:left w:val="single" w:sz="4" w:space="0" w:color="B9C4D4"/>
-              <w:bottom w:val="single" w:sz="4" w:space="0" w:color="B9C4D4"/>
-              <w:right w:val="single" w:sz="4" w:space="0" w:color="B9C4D4"/>
-            </w:tcBorders>
-            <w:vAlign w:val="center"/>
-          </w:tcPr>
-          <w:p>
-            <w:r/>
-            <w:r>
-              <w:rPr>
-                <w:rFonts w:ascii="Calibri" w:hAnsi="Calibri"/>
-                <w:b w:val="0"/>
-                <w:i w:val="0"/>
-                <w:color w:val="222222"/>
-                <w:sz w:val="19"/>
-              </w:rPr>
-              <w:t>POST</w:t>
-            </w:r>
-          </w:p>
-        </w:tc>
-        <w:tc>
-          <w:tcPr>
-            <w:tcW w:type="dxa" w:w="2041"/>
-            <w:shd w:val="clear" w:color="auto" w:fill="EEF2F7"/>
-            <w:tcBorders>
-              <w:top w:val="single" w:sz="4" w:space="0" w:color="B9C4D4"/>
-              <w:left w:val="single" w:sz="4" w:space="0" w:color="B9C4D4"/>
-              <w:bottom w:val="single" w:sz="4" w:space="0" w:color="B9C4D4"/>
-              <w:right w:val="single" w:sz="4" w:space="0" w:color="B9C4D4"/>
-            </w:tcBorders>
-            <w:vAlign w:val="center"/>
-          </w:tcPr>
-          <w:p>
-            <w:r/>
-            <w:r>
-              <w:rPr>
-                <w:rFonts w:ascii="Calibri" w:hAnsi="Calibri"/>
-                <w:b w:val="0"/>
-                <w:i w:val="0"/>
-                <w:color w:val="222222"/>
-                <w:sz w:val="19"/>
-              </w:rPr>
-              <w:t>/api/shipments</w:t>
-            </w:r>
-          </w:p>
-        </w:tc>
-        <w:tc>
-          <w:tcPr>
-            <w:tcW w:type="dxa" w:w="2494"/>
-            <w:shd w:val="clear" w:color="auto" w:fill="EEF2F7"/>
-            <w:tcBorders>
-              <w:top w:val="single" w:sz="4" w:space="0" w:color="B9C4D4"/>
-              <w:left w:val="single" w:sz="4" w:space="0" w:color="B9C4D4"/>
-              <w:bottom w:val="single" w:sz="4" w:space="0" w:color="B9C4D4"/>
-              <w:right w:val="single" w:sz="4" w:space="0" w:color="B9C4D4"/>
-            </w:tcBorders>
-            <w:vAlign w:val="center"/>
-          </w:tcPr>
-          <w:p>
-            <w:r/>
-            <w:r>
-              <w:rPr>
-                <w:rFonts w:ascii="Calibri" w:hAnsi="Calibri"/>
-                <w:b w:val="0"/>
-                <w:i w:val="0"/>
-                <w:color w:val="222222"/>
-                <w:sz w:val="19"/>
-              </w:rPr>
-              <w:t>{chiTietDonId, chieu, khuVuc}</w:t>
-            </w:r>
-          </w:p>
-        </w:tc>
-        <w:tc>
-          <w:tcPr>
-            <w:tcW w:type="dxa" w:w="2041"/>
-            <w:shd w:val="clear" w:color="auto" w:fill="EEF2F7"/>
-            <w:tcBorders>
-              <w:top w:val="single" w:sz="4" w:space="0" w:color="B9C4D4"/>
-              <w:left w:val="single" w:sz="4" w:space="0" w:color="B9C4D4"/>
-              <w:bottom w:val="single" w:sz="4" w:space="0" w:color="B9C4D4"/>
-              <w:right w:val="single" w:sz="4" w:space="0" w:color="B9C4D4"/>
-            </w:tcBorders>
-            <w:vAlign w:val="center"/>
-          </w:tcPr>
-          <w:p>
-            <w:r/>
-            <w:r>
-              <w:rPr>
-                <w:rFonts w:ascii="Calibri" w:hAnsi="Calibri"/>
-                <w:b w:val="0"/>
-                <w:i w:val="0"/>
-                <w:color w:val="222222"/>
-                <w:sz w:val="19"/>
-              </w:rPr>
-              <w:t>{maVanDon, phiShip}</w:t>
-            </w:r>
-          </w:p>
-        </w:tc>
-        <w:tc>
-          <w:tcPr>
-            <w:tcW w:type="dxa" w:w="1474"/>
-            <w:shd w:val="clear" w:color="auto" w:fill="EEF2F7"/>
-            <w:tcBorders>
-              <w:top w:val="single" w:sz="4" w:space="0" w:color="B9C4D4"/>
-              <w:left w:val="single" w:sz="4" w:space="0" w:color="B9C4D4"/>
-              <w:bottom w:val="single" w:sz="4" w:space="0" w:color="B9C4D4"/>
-              <w:right w:val="single" w:sz="4" w:space="0" w:color="B9C4D4"/>
-            </w:tcBorders>
-            <w:vAlign w:val="center"/>
-          </w:tcPr>
-          <w:p>
-            <w:r/>
-            <w:r>
-              <w:rPr>
-                <w:rFonts w:ascii="Calibri" w:hAnsi="Calibri"/>
-                <w:b w:val="0"/>
-                <w:i w:val="0"/>
-                <w:color w:val="222222"/>
-                <w:sz w:val="19"/>
-              </w:rPr>
-              <w:t>201</w:t>
-            </w:r>
-          </w:p>
-        </w:tc>
-      </w:tr>
-      <w:tr>
-        <w:tc>
-          <w:tcPr>
-            <w:tcW w:type="dxa" w:w="1020"/>
-            <w:shd w:val="clear" w:color="auto" w:fill="FFFFFF"/>
-            <w:tcBorders>
-              <w:top w:val="single" w:sz="4" w:space="0" w:color="B9C4D4"/>
-              <w:left w:val="single" w:sz="4" w:space="0" w:color="B9C4D4"/>
-              <w:bottom w:val="single" w:sz="4" w:space="0" w:color="B9C4D4"/>
-              <w:right w:val="single" w:sz="4" w:space="0" w:color="B9C4D4"/>
-            </w:tcBorders>
-            <w:vAlign w:val="center"/>
-          </w:tcPr>
-          <w:p>
-            <w:r/>
-            <w:r>
-              <w:rPr>
-                <w:rFonts w:ascii="Calibri" w:hAnsi="Calibri"/>
-                <w:b w:val="0"/>
-                <w:i w:val="0"/>
-                <w:color w:val="222222"/>
-                <w:sz w:val="19"/>
-              </w:rPr>
-              <w:t>POST</w:t>
-            </w:r>
-          </w:p>
-        </w:tc>
-        <w:tc>
-          <w:tcPr>
-            <w:tcW w:type="dxa" w:w="2041"/>
-            <w:shd w:val="clear" w:color="auto" w:fill="FFFFFF"/>
-            <w:tcBorders>
-              <w:top w:val="single" w:sz="4" w:space="0" w:color="B9C4D4"/>
-              <w:left w:val="single" w:sz="4" w:space="0" w:color="B9C4D4"/>
-              <w:bottom w:val="single" w:sz="4" w:space="0" w:color="B9C4D4"/>
-              <w:right w:val="single" w:sz="4" w:space="0" w:color="B9C4D4"/>
-            </w:tcBorders>
-            <w:vAlign w:val="center"/>
-          </w:tcPr>
-          <w:p>
-            <w:r/>
-            <w:r>
-              <w:rPr>
-                <w:rFonts w:ascii="Calibri" w:hAnsi="Calibri"/>
-                <w:b w:val="0"/>
-                <w:i w:val="0"/>
-                <w:color w:val="222222"/>
-                <w:sz w:val="19"/>
-              </w:rPr>
-              <w:t>/api/shipments/webhook</w:t>
-            </w:r>
-          </w:p>
-        </w:tc>
-        <w:tc>
-          <w:tcPr>
-            <w:tcW w:type="dxa" w:w="2494"/>
-            <w:shd w:val="clear" w:color="auto" w:fill="FFFFFF"/>
-            <w:tcBorders>
-              <w:top w:val="single" w:sz="4" w:space="0" w:color="B9C4D4"/>
-              <w:left w:val="single" w:sz="4" w:space="0" w:color="B9C4D4"/>
-              <w:bottom w:val="single" w:sz="4" w:space="0" w:color="B9C4D4"/>
-              <w:right w:val="single" w:sz="4" w:space="0" w:color="B9C4D4"/>
-            </w:tcBorders>
-            <w:vAlign w:val="center"/>
-          </w:tcPr>
-          <w:p>
-            <w:r/>
-            <w:r>
-              <w:rPr>
-                <w:rFonts w:ascii="Calibri" w:hAnsi="Calibri"/>
-                <w:b w:val="0"/>
-                <w:i w:val="0"/>
-                <w:color w:val="222222"/>
-                <w:sz w:val="19"/>
-              </w:rPr>
-              <w:t>(từ Green SM) {maVanDon, trangThaiMoi}</w:t>
-            </w:r>
-          </w:p>
-        </w:tc>
-        <w:tc>
-          <w:tcPr>
-            <w:tcW w:type="dxa" w:w="2041"/>
-            <w:shd w:val="clear" w:color="auto" w:fill="FFFFFF"/>
-            <w:tcBorders>
-              <w:top w:val="single" w:sz="4" w:space="0" w:color="B9C4D4"/>
-              <w:left w:val="single" w:sz="4" w:space="0" w:color="B9C4D4"/>
-              <w:bottom w:val="single" w:sz="4" w:space="0" w:color="B9C4D4"/>
-              <w:right w:val="single" w:sz="4" w:space="0" w:color="B9C4D4"/>
-            </w:tcBorders>
-            <w:vAlign w:val="center"/>
-          </w:tcPr>
-          <w:p>
-            <w:r/>
-            <w:r>
-              <w:rPr>
-                <w:rFonts w:ascii="Calibri" w:hAnsi="Calibri"/>
-                <w:b w:val="0"/>
-                <w:i w:val="0"/>
-                <w:color w:val="222222"/>
-                <w:sz w:val="19"/>
-              </w:rPr>
-              <w:t>{received: true}</w:t>
-            </w:r>
-          </w:p>
-        </w:tc>
-        <w:tc>
-          <w:tcPr>
-            <w:tcW w:type="dxa" w:w="1474"/>
-            <w:shd w:val="clear" w:color="auto" w:fill="FFFFFF"/>
-            <w:tcBorders>
-              <w:top w:val="single" w:sz="4" w:space="0" w:color="B9C4D4"/>
-              <w:left w:val="single" w:sz="4" w:space="0" w:color="B9C4D4"/>
-              <w:bottom w:val="single" w:sz="4" w:space="0" w:color="B9C4D4"/>
-              <w:right w:val="single" w:sz="4" w:space="0" w:color="B9C4D4"/>
-            </w:tcBorders>
-            <w:vAlign w:val="center"/>
-          </w:tcPr>
-          <w:p>
-            <w:r/>
-            <w:r>
-              <w:rPr>
-                <w:rFonts w:ascii="Calibri" w:hAnsi="Calibri"/>
-                <w:b w:val="0"/>
-                <w:i w:val="0"/>
-                <w:color w:val="222222"/>
-                <w:sz w:val="19"/>
-              </w:rPr>
-              <w:t>200 / 401 / 404</w:t>
-            </w:r>
-          </w:p>
-        </w:tc>
-      </w:tr>
-      <w:tr>
-        <w:tc>
-          <w:tcPr>
-            <w:tcW w:type="dxa" w:w="1020"/>
-            <w:shd w:val="clear" w:color="auto" w:fill="EEF2F7"/>
-            <w:tcBorders>
-              <w:top w:val="single" w:sz="4" w:space="0" w:color="B9C4D4"/>
-              <w:left w:val="single" w:sz="4" w:space="0" w:color="B9C4D4"/>
-              <w:bottom w:val="single" w:sz="4" w:space="0" w:color="B9C4D4"/>
-              <w:right w:val="single" w:sz="4" w:space="0" w:color="B9C4D4"/>
-            </w:tcBorders>
-            <w:vAlign w:val="center"/>
-          </w:tcPr>
-          <w:p>
-            <w:r/>
-            <w:r>
-              <w:rPr>
-                <w:rFonts w:ascii="Calibri" w:hAnsi="Calibri"/>
-                <w:b w:val="0"/>
-                <w:i w:val="0"/>
-                <w:color w:val="222222"/>
-                <w:sz w:val="19"/>
-              </w:rPr>
-              <w:t>POST</w:t>
-            </w:r>
-          </w:p>
-        </w:tc>
-        <w:tc>
-          <w:tcPr>
-            <w:tcW w:type="dxa" w:w="2041"/>
-            <w:shd w:val="clear" w:color="auto" w:fill="EEF2F7"/>
-            <w:tcBorders>
-              <w:top w:val="single" w:sz="4" w:space="0" w:color="B9C4D4"/>
-              <w:left w:val="single" w:sz="4" w:space="0" w:color="B9C4D4"/>
-              <w:bottom w:val="single" w:sz="4" w:space="0" w:color="B9C4D4"/>
-              <w:right w:val="single" w:sz="4" w:space="0" w:color="B9C4D4"/>
-            </w:tcBorders>
-            <w:vAlign w:val="center"/>
-          </w:tcPr>
-          <w:p>
-            <w:r/>
-            <w:r>
-              <w:rPr>
-                <w:rFonts w:ascii="Calibri" w:hAnsi="Calibri"/>
-                <w:b w:val="0"/>
-                <w:i w:val="0"/>
-                <w:color w:val="222222"/>
-                <w:sz w:val="19"/>
-              </w:rPr>
-              <w:t>/api/staff/login</w:t>
-            </w:r>
-          </w:p>
-        </w:tc>
-        <w:tc>
-          <w:tcPr>
-            <w:tcW w:type="dxa" w:w="2494"/>
-            <w:shd w:val="clear" w:color="auto" w:fill="EEF2F7"/>
-            <w:tcBorders>
-              <w:top w:val="single" w:sz="4" w:space="0" w:color="B9C4D4"/>
-              <w:left w:val="single" w:sz="4" w:space="0" w:color="B9C4D4"/>
-              <w:bottom w:val="single" w:sz="4" w:space="0" w:color="B9C4D4"/>
-              <w:right w:val="single" w:sz="4" w:space="0" w:color="B9C4D4"/>
-            </w:tcBorders>
-            <w:vAlign w:val="center"/>
-          </w:tcPr>
-          <w:p>
-            <w:r/>
-            <w:r>
-              <w:rPr>
-                <w:rFonts w:ascii="Calibri" w:hAnsi="Calibri"/>
-                <w:b w:val="0"/>
-                <w:i w:val="0"/>
-                <w:color w:val="222222"/>
-                <w:sz w:val="19"/>
-              </w:rPr>
-              <w:t>{email, matKhau}</w:t>
-            </w:r>
-          </w:p>
-        </w:tc>
-        <w:tc>
-          <w:tcPr>
-            <w:tcW w:type="dxa" w:w="2041"/>
-            <w:shd w:val="clear" w:color="auto" w:fill="EEF2F7"/>
-            <w:tcBorders>
-              <w:top w:val="single" w:sz="4" w:space="0" w:color="B9C4D4"/>
-              <w:left w:val="single" w:sz="4" w:space="0" w:color="B9C4D4"/>
-              <w:bottom w:val="single" w:sz="4" w:space="0" w:color="B9C4D4"/>
-              <w:right w:val="single" w:sz="4" w:space="0" w:color="B9C4D4"/>
-            </w:tcBorders>
-            <w:vAlign w:val="center"/>
-          </w:tcPr>
-          <w:p>
-            <w:r/>
-            <w:r>
-              <w:rPr>
-                <w:rFonts w:ascii="Calibri" w:hAnsi="Calibri"/>
-                <w:b w:val="0"/>
-                <w:i w:val="0"/>
-                <w:color w:val="222222"/>
-                <w:sz w:val="19"/>
-              </w:rPr>
-              <w:t>{token, vaiTro}</w:t>
-            </w:r>
-          </w:p>
-        </w:tc>
-        <w:tc>
-          <w:tcPr>
-            <w:tcW w:type="dxa" w:w="1474"/>
-            <w:shd w:val="clear" w:color="auto" w:fill="EEF2F7"/>
-            <w:tcBorders>
-              <w:top w:val="single" w:sz="4" w:space="0" w:color="B9C4D4"/>
-              <w:left w:val="single" w:sz="4" w:space="0" w:color="B9C4D4"/>
-              <w:bottom w:val="single" w:sz="4" w:space="0" w:color="B9C4D4"/>
-              <w:right w:val="single" w:sz="4" w:space="0" w:color="B9C4D4"/>
-            </w:tcBorders>
-            <w:vAlign w:val="center"/>
-          </w:tcPr>
-          <w:p>
-            <w:r/>
-            <w:r>
-              <w:rPr>
-                <w:rFonts w:ascii="Calibri" w:hAnsi="Calibri"/>
-                <w:b w:val="0"/>
-                <w:i w:val="0"/>
-                <w:color w:val="222222"/>
-                <w:sz w:val="19"/>
-              </w:rPr>
-              <w:t>200 / 401</w:t>
-            </w:r>
-          </w:p>
-        </w:tc>
-      </w:tr>
-      <w:tr>
-        <w:tc>
-          <w:tcPr>
-            <w:tcW w:type="dxa" w:w="1020"/>
-            <w:shd w:val="clear" w:color="auto" w:fill="FFFFFF"/>
-            <w:tcBorders>
-              <w:top w:val="single" w:sz="4" w:space="0" w:color="B9C4D4"/>
-              <w:left w:val="single" w:sz="4" w:space="0" w:color="B9C4D4"/>
-              <w:bottom w:val="single" w:sz="4" w:space="0" w:color="B9C4D4"/>
-              <w:right w:val="single" w:sz="4" w:space="0" w:color="B9C4D4"/>
-            </w:tcBorders>
-            <w:vAlign w:val="center"/>
-          </w:tcPr>
-          <w:p>
-            <w:r/>
-            <w:r>
-              <w:rPr>
-                <w:rFonts w:ascii="Calibri" w:hAnsi="Calibri"/>
-                <w:b w:val="0"/>
-                <w:i w:val="0"/>
-                <w:color w:val="222222"/>
-                <w:sz w:val="19"/>
-              </w:rPr>
-              <w:t>GET</w:t>
-            </w:r>
-          </w:p>
-        </w:tc>
-        <w:tc>
-          <w:tcPr>
-            <w:tcW w:type="dxa" w:w="2041"/>
-            <w:shd w:val="clear" w:color="auto" w:fill="FFFFFF"/>
-            <w:tcBorders>
-              <w:top w:val="single" w:sz="4" w:space="0" w:color="B9C4D4"/>
-              <w:left w:val="single" w:sz="4" w:space="0" w:color="B9C4D4"/>
-              <w:bottom w:val="single" w:sz="4" w:space="0" w:color="B9C4D4"/>
-              <w:right w:val="single" w:sz="4" w:space="0" w:color="B9C4D4"/>
-            </w:tcBorders>
-            <w:vAlign w:val="center"/>
-          </w:tcPr>
-          <w:p>
-            <w:r/>
-            <w:r>
-              <w:rPr>
-                <w:rFonts w:ascii="Calibri" w:hAnsi="Calibri"/>
-                <w:b w:val="0"/>
-                <w:i w:val="0"/>
-                <w:color w:val="222222"/>
-                <w:sz w:val="19"/>
-              </w:rPr>
-              <w:t>/api/staff</w:t>
-            </w:r>
-          </w:p>
-        </w:tc>
-        <w:tc>
-          <w:tcPr>
-            <w:tcW w:type="dxa" w:w="2494"/>
-            <w:shd w:val="clear" w:color="auto" w:fill="FFFFFF"/>
-            <w:tcBorders>
-              <w:top w:val="single" w:sz="4" w:space="0" w:color="B9C4D4"/>
-              <w:left w:val="single" w:sz="4" w:space="0" w:color="B9C4D4"/>
-              <w:bottom w:val="single" w:sz="4" w:space="0" w:color="B9C4D4"/>
-              <w:right w:val="single" w:sz="4" w:space="0" w:color="B9C4D4"/>
-            </w:tcBorders>
-            <w:vAlign w:val="center"/>
-          </w:tcPr>
-          <w:p>
-            <w:r/>
-            <w:r>
-              <w:rPr>
-                <w:rFonts w:ascii="Calibri" w:hAnsi="Calibri"/>
-                <w:b w:val="0"/>
-                <w:i w:val="0"/>
-                <w:color w:val="222222"/>
-                <w:sz w:val="19"/>
-              </w:rPr>
-              <w:t>— (chỉ Admin)</w:t>
-            </w:r>
-          </w:p>
-        </w:tc>
-        <w:tc>
-          <w:tcPr>
-            <w:tcW w:type="dxa" w:w="2041"/>
-            <w:shd w:val="clear" w:color="auto" w:fill="FFFFFF"/>
-            <w:tcBorders>
-              <w:top w:val="single" w:sz="4" w:space="0" w:color="B9C4D4"/>
-              <w:left w:val="single" w:sz="4" w:space="0" w:color="B9C4D4"/>
-              <w:bottom w:val="single" w:sz="4" w:space="0" w:color="B9C4D4"/>
-              <w:right w:val="single" w:sz="4" w:space="0" w:color="B9C4D4"/>
-            </w:tcBorders>
-            <w:vAlign w:val="center"/>
-          </w:tcPr>
-          <w:p>
-            <w:r/>
-            <w:r>
-              <w:rPr>
-                <w:rFonts w:ascii="Calibri" w:hAnsi="Calibri"/>
-                <w:b w:val="0"/>
-                <w:i w:val="0"/>
-                <w:color w:val="222222"/>
-                <w:sz w:val="19"/>
-              </w:rPr>
-              <w:t>NhanVien[]</w:t>
-            </w:r>
-          </w:p>
-        </w:tc>
-        <w:tc>
-          <w:tcPr>
-            <w:tcW w:type="dxa" w:w="1474"/>
-            <w:shd w:val="clear" w:color="auto" w:fill="FFFFFF"/>
-            <w:tcBorders>
-              <w:top w:val="single" w:sz="4" w:space="0" w:color="B9C4D4"/>
-              <w:left w:val="single" w:sz="4" w:space="0" w:color="B9C4D4"/>
-              <w:bottom w:val="single" w:sz="4" w:space="0" w:color="B9C4D4"/>
-              <w:right w:val="single" w:sz="4" w:space="0" w:color="B9C4D4"/>
-            </w:tcBorders>
-            <w:vAlign w:val="center"/>
-          </w:tcPr>
-          <w:p>
-            <w:r/>
-            <w:r>
-              <w:rPr>
-                <w:rFonts w:ascii="Calibri" w:hAnsi="Calibri"/>
-                <w:b w:val="0"/>
-                <w:i w:val="0"/>
-                <w:color w:val="222222"/>
-                <w:sz w:val="19"/>
-              </w:rPr>
-              <w:t>200 / 403</w:t>
-            </w:r>
-          </w:p>
-        </w:tc>
-      </w:tr>
-      <w:tr>
-        <w:tc>
-          <w:tcPr>
-            <w:tcW w:type="dxa" w:w="1020"/>
-            <w:shd w:val="clear" w:color="auto" w:fill="EEF2F7"/>
-            <w:tcBorders>
-              <w:top w:val="single" w:sz="4" w:space="0" w:color="B9C4D4"/>
-              <w:left w:val="single" w:sz="4" w:space="0" w:color="B9C4D4"/>
-              <w:bottom w:val="single" w:sz="4" w:space="0" w:color="B9C4D4"/>
-              <w:right w:val="single" w:sz="4" w:space="0" w:color="B9C4D4"/>
-            </w:tcBorders>
-            <w:vAlign w:val="center"/>
-          </w:tcPr>
-          <w:p>
-            <w:r/>
-            <w:r>
-              <w:rPr>
-                <w:rFonts w:ascii="Calibri" w:hAnsi="Calibri"/>
-                <w:b w:val="0"/>
-                <w:i w:val="0"/>
-                <w:color w:val="222222"/>
-                <w:sz w:val="19"/>
-              </w:rPr>
-              <w:t>POST</w:t>
-            </w:r>
-          </w:p>
-        </w:tc>
-        <w:tc>
-          <w:tcPr>
-            <w:tcW w:type="dxa" w:w="2041"/>
-            <w:shd w:val="clear" w:color="auto" w:fill="EEF2F7"/>
-            <w:tcBorders>
-              <w:top w:val="single" w:sz="4" w:space="0" w:color="B9C4D4"/>
-              <w:left w:val="single" w:sz="4" w:space="0" w:color="B9C4D4"/>
-              <w:bottom w:val="single" w:sz="4" w:space="0" w:color="B9C4D4"/>
-              <w:right w:val="single" w:sz="4" w:space="0" w:color="B9C4D4"/>
-            </w:tcBorders>
-            <w:vAlign w:val="center"/>
-          </w:tcPr>
-          <w:p>
-            <w:r/>
-            <w:r>
-              <w:rPr>
-                <w:rFonts w:ascii="Calibri" w:hAnsi="Calibri"/>
-                <w:b w:val="0"/>
-                <w:i w:val="0"/>
-                <w:color w:val="222222"/>
-                <w:sz w:val="19"/>
-              </w:rPr>
-              <w:t>/api/staff</w:t>
-            </w:r>
-          </w:p>
-        </w:tc>
-        <w:tc>
-          <w:tcPr>
-            <w:tcW w:type="dxa" w:w="2494"/>
-            <w:shd w:val="clear" w:color="auto" w:fill="EEF2F7"/>
-            <w:tcBorders>
-              <w:top w:val="single" w:sz="4" w:space="0" w:color="B9C4D4"/>
-              <w:left w:val="single" w:sz="4" w:space="0" w:color="B9C4D4"/>
-              <w:bottom w:val="single" w:sz="4" w:space="0" w:color="B9C4D4"/>
-              <w:right w:val="single" w:sz="4" w:space="0" w:color="B9C4D4"/>
-            </w:tcBorders>
-            <w:vAlign w:val="center"/>
-          </w:tcPr>
-          <w:p>
-            <w:r/>
-            <w:r>
-              <w:rPr>
-                <w:rFonts w:ascii="Calibri" w:hAnsi="Calibri"/>
-                <w:b w:val="0"/>
-                <w:i w:val="0"/>
-                <w:color w:val="222222"/>
-                <w:sz w:val="19"/>
-              </w:rPr>
-              <w:t>{hoTen, email, vaiTro} (chỉ Admin)</w:t>
-            </w:r>
-          </w:p>
-        </w:tc>
-        <w:tc>
-          <w:tcPr>
-            <w:tcW w:type="dxa" w:w="2041"/>
-            <w:shd w:val="clear" w:color="auto" w:fill="EEF2F7"/>
-            <w:tcBorders>
-              <w:top w:val="single" w:sz="4" w:space="0" w:color="B9C4D4"/>
-              <w:left w:val="single" w:sz="4" w:space="0" w:color="B9C4D4"/>
-              <w:bottom w:val="single" w:sz="4" w:space="0" w:color="B9C4D4"/>
-              <w:right w:val="single" w:sz="4" w:space="0" w:color="B9C4D4"/>
-            </w:tcBorders>
-            <w:vAlign w:val="center"/>
-          </w:tcPr>
-          <w:p>
-            <w:r/>
-            <w:r>
-              <w:rPr>
-                <w:rFonts w:ascii="Calibri" w:hAnsi="Calibri"/>
-                <w:b w:val="0"/>
-                <w:i w:val="0"/>
-                <w:color w:val="222222"/>
-                <w:sz w:val="19"/>
-              </w:rPr>
-              <w:t>NhanVien</w:t>
-            </w:r>
-          </w:p>
-        </w:tc>
-        <w:tc>
-          <w:tcPr>
-            <w:tcW w:type="dxa" w:w="1474"/>
-            <w:shd w:val="clear" w:color="auto" w:fill="EEF2F7"/>
-            <w:tcBorders>
-              <w:top w:val="single" w:sz="4" w:space="0" w:color="B9C4D4"/>
-              <w:left w:val="single" w:sz="4" w:space="0" w:color="B9C4D4"/>
-              <w:bottom w:val="single" w:sz="4" w:space="0" w:color="B9C4D4"/>
-              <w:right w:val="single" w:sz="4" w:space="0" w:color="B9C4D4"/>
-            </w:tcBorders>
-            <w:vAlign w:val="center"/>
-          </w:tcPr>
-          <w:p>
-            <w:r/>
-            <w:r>
-              <w:rPr>
-                <w:rFonts w:ascii="Calibri" w:hAnsi="Calibri"/>
-                <w:b w:val="0"/>
-                <w:i w:val="0"/>
-                <w:color w:val="222222"/>
-                <w:sz w:val="19"/>
-              </w:rPr>
-              <w:t>201 / 403</w:t>
-            </w:r>
-          </w:p>
-        </w:tc>
-      </w:tr>
-      <w:tr>
-        <w:tc>
-          <w:tcPr>
-            <w:tcW w:type="dxa" w:w="1020"/>
-            <w:shd w:val="clear" w:color="auto" w:fill="FFFFFF"/>
-            <w:tcBorders>
-              <w:top w:val="single" w:sz="4" w:space="0" w:color="B9C4D4"/>
-              <w:left w:val="single" w:sz="4" w:space="0" w:color="B9C4D4"/>
-              <w:bottom w:val="single" w:sz="4" w:space="0" w:color="B9C4D4"/>
-              <w:right w:val="single" w:sz="4" w:space="0" w:color="B9C4D4"/>
-            </w:tcBorders>
-            <w:vAlign w:val="center"/>
-          </w:tcPr>
-          <w:p>
-            <w:r/>
-            <w:r>
-              <w:rPr>
-                <w:rFonts w:ascii="Calibri" w:hAnsi="Calibri"/>
-                <w:b w:val="0"/>
-                <w:i w:val="0"/>
-                <w:color w:val="222222"/>
-                <w:sz w:val="19"/>
-              </w:rPr>
-              <w:t>PATCH</w:t>
-            </w:r>
-          </w:p>
-        </w:tc>
-        <w:tc>
-          <w:tcPr>
-            <w:tcW w:type="dxa" w:w="2041"/>
-            <w:shd w:val="clear" w:color="auto" w:fill="FFFFFF"/>
-            <w:tcBorders>
-              <w:top w:val="single" w:sz="4" w:space="0" w:color="B9C4D4"/>
-              <w:left w:val="single" w:sz="4" w:space="0" w:color="B9C4D4"/>
-              <w:bottom w:val="single" w:sz="4" w:space="0" w:color="B9C4D4"/>
-              <w:right w:val="single" w:sz="4" w:space="0" w:color="B9C4D4"/>
-            </w:tcBorders>
-            <w:vAlign w:val="center"/>
-          </w:tcPr>
-          <w:p>
-            <w:r/>
-            <w:r>
-              <w:rPr>
-                <w:rFonts w:ascii="Calibri" w:hAnsi="Calibri"/>
-                <w:b w:val="0"/>
-                <w:i w:val="0"/>
-                <w:color w:val="222222"/>
-                <w:sz w:val="19"/>
-              </w:rPr>
-              <w:t>/api/staff/:id</w:t>
-            </w:r>
-          </w:p>
-        </w:tc>
-        <w:tc>
-          <w:tcPr>
-            <w:tcW w:type="dxa" w:w="2494"/>
-            <w:shd w:val="clear" w:color="auto" w:fill="FFFFFF"/>
-            <w:tcBorders>
-              <w:top w:val="single" w:sz="4" w:space="0" w:color="B9C4D4"/>
-              <w:left w:val="single" w:sz="4" w:space="0" w:color="B9C4D4"/>
-              <w:bottom w:val="single" w:sz="4" w:space="0" w:color="B9C4D4"/>
-              <w:right w:val="single" w:sz="4" w:space="0" w:color="B9C4D4"/>
-            </w:tcBorders>
-            <w:vAlign w:val="center"/>
-          </w:tcPr>
-          <w:p>
-            <w:r/>
-            <w:r>
-              <w:rPr>
-                <w:rFonts w:ascii="Calibri" w:hAnsi="Calibri"/>
-                <w:b w:val="0"/>
-                <w:i w:val="0"/>
-                <w:color w:val="222222"/>
-                <w:sz w:val="19"/>
-              </w:rPr>
-              <w:t>{hoTen?, vaiTro?, dangHoatDong?} (chỉ Admin)</w:t>
-            </w:r>
-          </w:p>
-        </w:tc>
-        <w:tc>
-          <w:tcPr>
-            <w:tcW w:type="dxa" w:w="2041"/>
-            <w:shd w:val="clear" w:color="auto" w:fill="FFFFFF"/>
-            <w:tcBorders>
-              <w:top w:val="single" w:sz="4" w:space="0" w:color="B9C4D4"/>
-              <w:left w:val="single" w:sz="4" w:space="0" w:color="B9C4D4"/>
-              <w:bottom w:val="single" w:sz="4" w:space="0" w:color="B9C4D4"/>
-              <w:right w:val="single" w:sz="4" w:space="0" w:color="B9C4D4"/>
-            </w:tcBorders>
-            <w:vAlign w:val="center"/>
-          </w:tcPr>
-          <w:p>
-            <w:r/>
-            <w:r>
-              <w:rPr>
-                <w:rFonts w:ascii="Calibri" w:hAnsi="Calibri"/>
-                <w:b w:val="0"/>
-                <w:i w:val="0"/>
-                <w:color w:val="222222"/>
-                <w:sz w:val="19"/>
-              </w:rPr>
-              <w:t>NhanVien</w:t>
-            </w:r>
-          </w:p>
-        </w:tc>
-        <w:tc>
-          <w:tcPr>
-            <w:tcW w:type="dxa" w:w="1474"/>
-            <w:shd w:val="clear" w:color="auto" w:fill="FFFFFF"/>
-            <w:tcBorders>
-              <w:top w:val="single" w:sz="4" w:space="0" w:color="B9C4D4"/>
-              <w:left w:val="single" w:sz="4" w:space="0" w:color="B9C4D4"/>
-              <w:bottom w:val="single" w:sz="4" w:space="0" w:color="B9C4D4"/>
-              <w:right w:val="single" w:sz="4" w:space="0" w:color="B9C4D4"/>
-            </w:tcBorders>
-            <w:vAlign w:val="center"/>
-          </w:tcPr>
-          <w:p>
-            <w:r/>
-            <w:r>
-              <w:rPr>
-                <w:rFonts w:ascii="Calibri" w:hAnsi="Calibri"/>
-                <w:b w:val="0"/>
-                <w:i w:val="0"/>
-                <w:color w:val="222222"/>
-                <w:sz w:val="19"/>
-              </w:rPr>
-              <w:t>200 / 403 / 404</w:t>
-            </w:r>
-          </w:p>
-        </w:tc>
-      </w:tr>
-      <w:tr>
-        <w:tc>
-          <w:tcPr>
-            <w:tcW w:type="dxa" w:w="1020"/>
-            <w:shd w:val="clear" w:color="auto" w:fill="EEF2F7"/>
-            <w:tcBorders>
-              <w:top w:val="single" w:sz="4" w:space="0" w:color="B9C4D4"/>
-              <w:left w:val="single" w:sz="4" w:space="0" w:color="B9C4D4"/>
-              <w:bottom w:val="single" w:sz="4" w:space="0" w:color="B9C4D4"/>
-              <w:right w:val="single" w:sz="4" w:space="0" w:color="B9C4D4"/>
-            </w:tcBorders>
-            <w:vAlign w:val="center"/>
-          </w:tcPr>
-          <w:p>
-            <w:r/>
-            <w:r>
-              <w:rPr>
-                <w:rFonts w:ascii="Calibri" w:hAnsi="Calibri"/>
-                <w:b w:val="0"/>
-                <w:i w:val="0"/>
-                <w:color w:val="222222"/>
-                <w:sz w:val="19"/>
-              </w:rPr>
               <w:t>GET</w:t>
             </w:r>
           </w:p>
@@ -10723,7 +11764,7 @@
                 <w:color w:val="222222"/>
                 <w:sz w:val="19"/>
               </w:rPr>
-              <w:t>/api/reports/revenue</w:t>
+              <w:t>/api/reports/operations</w:t>
             </w:r>
           </w:p>
         </w:tc>
@@ -10775,7 +11816,7 @@
                 <w:color w:val="222222"/>
                 <w:sz w:val="19"/>
               </w:rPr>
-              <w:t>{doanhThuBan, doanhThuThue}</w:t>
+              <w:t>{tonKhoTheoTrangThai, donTheoTrangThai}</w:t>
             </w:r>
           </w:p>
         </w:tc>
@@ -10783,138 +11824,6 @@
           <w:tcPr>
             <w:tcW w:type="dxa" w:w="1474"/>
             <w:shd w:val="clear" w:color="auto" w:fill="EEF2F7"/>
-            <w:tcBorders>
-              <w:top w:val="single" w:sz="4" w:space="0" w:color="B9C4D4"/>
-              <w:left w:val="single" w:sz="4" w:space="0" w:color="B9C4D4"/>
-              <w:bottom w:val="single" w:sz="4" w:space="0" w:color="B9C4D4"/>
-              <w:right w:val="single" w:sz="4" w:space="0" w:color="B9C4D4"/>
-            </w:tcBorders>
-            <w:vAlign w:val="center"/>
-          </w:tcPr>
-          <w:p>
-            <w:r/>
-            <w:r>
-              <w:rPr>
-                <w:rFonts w:ascii="Calibri" w:hAnsi="Calibri"/>
-                <w:b w:val="0"/>
-                <w:i w:val="0"/>
-                <w:color w:val="222222"/>
-                <w:sz w:val="19"/>
-              </w:rPr>
-              <w:t>200</w:t>
-            </w:r>
-          </w:p>
-        </w:tc>
-      </w:tr>
-      <w:tr>
-        <w:tc>
-          <w:tcPr>
-            <w:tcW w:type="dxa" w:w="1020"/>
-            <w:shd w:val="clear" w:color="auto" w:fill="FFFFFF"/>
-            <w:tcBorders>
-              <w:top w:val="single" w:sz="4" w:space="0" w:color="B9C4D4"/>
-              <w:left w:val="single" w:sz="4" w:space="0" w:color="B9C4D4"/>
-              <w:bottom w:val="single" w:sz="4" w:space="0" w:color="B9C4D4"/>
-              <w:right w:val="single" w:sz="4" w:space="0" w:color="B9C4D4"/>
-            </w:tcBorders>
-            <w:vAlign w:val="center"/>
-          </w:tcPr>
-          <w:p>
-            <w:r/>
-            <w:r>
-              <w:rPr>
-                <w:rFonts w:ascii="Calibri" w:hAnsi="Calibri"/>
-                <w:b w:val="0"/>
-                <w:i w:val="0"/>
-                <w:color w:val="222222"/>
-                <w:sz w:val="19"/>
-              </w:rPr>
-              <w:t>GET</w:t>
-            </w:r>
-          </w:p>
-        </w:tc>
-        <w:tc>
-          <w:tcPr>
-            <w:tcW w:type="dxa" w:w="2041"/>
-            <w:shd w:val="clear" w:color="auto" w:fill="FFFFFF"/>
-            <w:tcBorders>
-              <w:top w:val="single" w:sz="4" w:space="0" w:color="B9C4D4"/>
-              <w:left w:val="single" w:sz="4" w:space="0" w:color="B9C4D4"/>
-              <w:bottom w:val="single" w:sz="4" w:space="0" w:color="B9C4D4"/>
-              <w:right w:val="single" w:sz="4" w:space="0" w:color="B9C4D4"/>
-            </w:tcBorders>
-            <w:vAlign w:val="center"/>
-          </w:tcPr>
-          <w:p>
-            <w:r/>
-            <w:r>
-              <w:rPr>
-                <w:rFonts w:ascii="Calibri" w:hAnsi="Calibri"/>
-                <w:b w:val="0"/>
-                <w:i w:val="0"/>
-                <w:color w:val="222222"/>
-                <w:sz w:val="19"/>
-              </w:rPr>
-              <w:t>/api/reports/operations</w:t>
-            </w:r>
-          </w:p>
-        </w:tc>
-        <w:tc>
-          <w:tcPr>
-            <w:tcW w:type="dxa" w:w="2494"/>
-            <w:shd w:val="clear" w:color="auto" w:fill="FFFFFF"/>
-            <w:tcBorders>
-              <w:top w:val="single" w:sz="4" w:space="0" w:color="B9C4D4"/>
-              <w:left w:val="single" w:sz="4" w:space="0" w:color="B9C4D4"/>
-              <w:bottom w:val="single" w:sz="4" w:space="0" w:color="B9C4D4"/>
-              <w:right w:val="single" w:sz="4" w:space="0" w:color="B9C4D4"/>
-            </w:tcBorders>
-            <w:vAlign w:val="center"/>
-          </w:tcPr>
-          <w:p>
-            <w:r/>
-            <w:r>
-              <w:rPr>
-                <w:rFonts w:ascii="Calibri" w:hAnsi="Calibri"/>
-                <w:b w:val="0"/>
-                <w:i w:val="0"/>
-                <w:color w:val="222222"/>
-                <w:sz w:val="19"/>
-              </w:rPr>
-              <w:t>— (query: thang, nam)</w:t>
-            </w:r>
-          </w:p>
-        </w:tc>
-        <w:tc>
-          <w:tcPr>
-            <w:tcW w:type="dxa" w:w="2041"/>
-            <w:shd w:val="clear" w:color="auto" w:fill="FFFFFF"/>
-            <w:tcBorders>
-              <w:top w:val="single" w:sz="4" w:space="0" w:color="B9C4D4"/>
-              <w:left w:val="single" w:sz="4" w:space="0" w:color="B9C4D4"/>
-              <w:bottom w:val="single" w:sz="4" w:space="0" w:color="B9C4D4"/>
-              <w:right w:val="single" w:sz="4" w:space="0" w:color="B9C4D4"/>
-            </w:tcBorders>
-            <w:vAlign w:val="center"/>
-          </w:tcPr>
-          <w:p>
-            <w:r/>
-            <w:r>
-              <w:rPr>
-                <w:rFonts w:ascii="Calibri" w:hAnsi="Calibri"/>
-                <w:b w:val="0"/>
-                <w:i w:val="0"/>
-                <w:color w:val="222222"/>
-                <w:sz w:val="19"/>
-              </w:rPr>
-              <w:t>{tonKhoTheoTrangThai, donTheoTrangThai}</w:t>
-            </w:r>
-          </w:p>
-        </w:tc>
-        <w:tc>
-          <w:tcPr>
-            <w:tcW w:type="dxa" w:w="1474"/>
-            <w:shd w:val="clear" w:color="auto" w:fill="FFFFFF"/>
             <w:tcBorders>
               <w:top w:val="single" w:sz="4" w:space="0" w:color="B9C4D4"/>
               <w:left w:val="single" w:sz="4" w:space="0" w:color="B9C4D4"/>
@@ -11225,7 +12134,7 @@
           <w:color w:val="1B1B1B"/>
           <w:sz w:val="19"/>
         </w:rPr>
-        <w:t xml:space="preserve">  +yeuCauTraHang(id, hinhThucTra, khuVuc) : GiaoVan</w:t>
+        <w:t xml:space="preserve">  +yeuCauTraHang(id, diaChiTra) : GiaoVan</w:t>
         <w:br/>
       </w:r>
       <w:r>
@@ -11313,7 +12222,7 @@
           <w:color w:val="1B1B1B"/>
           <w:sz w:val="19"/>
         </w:rPr>
-        <w:t xml:space="preserve">  +taoYeuCauGiaoVan(chiTietDonId, chieu, khuVuc) : GiaoVan</w:t>
+        <w:t xml:space="preserve">  +taoYeuCauGiaoVan(chiTietDonId, chieu, diaChi) : GiaoVan</w:t>
         <w:br/>
       </w:r>
       <w:r>
@@ -11346,6 +12255,94 @@
           <w:color w:val="1B1B1B"/>
           <w:sz w:val="19"/>
         </w:rPr>
+        <w:t>class ViDienTuController {</w:t>
+        <w:br/>
+      </w:r>
+      <w:r>
+        <w:rPr>
+          <w:rFonts w:ascii="Consolas" w:hAnsi="Consolas"/>
+          <w:b w:val="0"/>
+          <w:i w:val="0"/>
+          <w:color w:val="1B1B1B"/>
+          <w:sz w:val="19"/>
+        </w:rPr>
+        <w:t xml:space="preserve">  +xemSoDu(khachHangId) : ViDienTu</w:t>
+        <w:br/>
+      </w:r>
+      <w:r>
+        <w:rPr>
+          <w:rFonts w:ascii="Consolas" w:hAnsi="Consolas"/>
+          <w:b w:val="0"/>
+          <w:i w:val="0"/>
+          <w:color w:val="1B1B1B"/>
+          <w:sz w:val="19"/>
+        </w:rPr>
+        <w:t xml:space="preserve">  +rutTien(khachHangId, soTien, soTaiKhoanNganHang) : ViDienTu</w:t>
+        <w:br/>
+      </w:r>
+      <w:r>
+        <w:rPr>
+          <w:rFonts w:ascii="Consolas" w:hAnsi="Consolas"/>
+          <w:b w:val="0"/>
+          <w:i w:val="0"/>
+          <w:color w:val="1B1B1B"/>
+          <w:sz w:val="19"/>
+        </w:rPr>
+        <w:t>}</w:t>
+        <w:br/>
+      </w:r>
+      <w:r>
+        <w:rPr>
+          <w:rFonts w:ascii="Consolas" w:hAnsi="Consolas"/>
+          <w:b w:val="0"/>
+          <w:i w:val="0"/>
+          <w:color w:val="1B1B1B"/>
+          <w:sz w:val="19"/>
+        </w:rPr>
+        <w:t>class DanhGiaController {</w:t>
+        <w:br/>
+      </w:r>
+      <w:r>
+        <w:rPr>
+          <w:rFonts w:ascii="Consolas" w:hAnsi="Consolas"/>
+          <w:b w:val="0"/>
+          <w:i w:val="0"/>
+          <w:color w:val="1B1B1B"/>
+          <w:sz w:val="19"/>
+        </w:rPr>
+        <w:t xml:space="preserve">  +themDanhGia(khachHangId, sanPhamId, donHangId, soSao, nhanXet) : DanhGia</w:t>
+        <w:br/>
+      </w:r>
+      <w:r>
+        <w:rPr>
+          <w:rFonts w:ascii="Consolas" w:hAnsi="Consolas"/>
+          <w:b w:val="0"/>
+          <w:i w:val="0"/>
+          <w:color w:val="1B1B1B"/>
+          <w:sz w:val="19"/>
+        </w:rPr>
+        <w:t xml:space="preserve">  +layDanhGiaTheoSanPham(sanPhamId) : DanhGia[]</w:t>
+        <w:br/>
+      </w:r>
+      <w:r>
+        <w:rPr>
+          <w:rFonts w:ascii="Consolas" w:hAnsi="Consolas"/>
+          <w:b w:val="0"/>
+          <w:i w:val="0"/>
+          <w:color w:val="1B1B1B"/>
+          <w:sz w:val="19"/>
+        </w:rPr>
+        <w:t>}</w:t>
+        <w:br/>
+      </w:r>
+      <w:r>
+        <w:rPr>
+          <w:rFonts w:ascii="Consolas" w:hAnsi="Consolas"/>
+          <w:b w:val="0"/>
+          <w:i w:val="0"/>
+          <w:color w:val="1B1B1B"/>
+          <w:sz w:val="19"/>
+        </w:rPr>
         <w:t>class AuthController {</w:t>
         <w:br/>
       </w:r>
@@ -11643,7 +12640,7 @@
           <w:color w:val="1B1B1B"/>
           <w:sz w:val="19"/>
         </w:rPr>
-        <w:t xml:space="preserve">  +taoDonMua(khachHangId, hinhThucNhan, khuVucNhan) : DonHang</w:t>
+        <w:t xml:space="preserve">  +taoDonMua(khachHangId, diaChiNhan) : DonHang</w:t>
         <w:br/>
       </w:r>
       <w:r>
@@ -11786,7 +12783,7 @@
           <w:color w:val="1B1B1B"/>
           <w:sz w:val="19"/>
         </w:rPr>
-        <w:t xml:space="preserve">  +tinhTienCoc(giaNiemYet, hinhThucNhan, khuVuc) : {tienCoc, phiShipGiu}</w:t>
+        <w:t xml:space="preserve">  +tinhTienCoc(giaNiemYet, khoangCachKmNhan) : {tienCoc, phiShipGiu}</w:t>
         <w:br/>
       </w:r>
       <w:r>
@@ -11819,7 +12816,7 @@
           <w:color w:val="1B1B1B"/>
           <w:sz w:val="19"/>
         </w:rPr>
-        <w:t xml:space="preserve">  +tinhChenhLechShipLucHoanCoc(phiShipGiu, hinhThucTra, khuVuc) : Decimal</w:t>
+        <w:t xml:space="preserve">  +tinhChenhLechShipLucHoanCoc(phiShipGiu, khoangCachKmTra) : Decimal</w:t>
         <w:br/>
       </w:r>
       <w:r>
@@ -11918,7 +12915,7 @@
           <w:color w:val="1B1B1B"/>
           <w:sz w:val="19"/>
         </w:rPr>
-        <w:t xml:space="preserve">  +tinhPhiShip(khuVuc, hinhThuc) : Decimal</w:t>
+        <w:t xml:space="preserve">  +tinhKhoangCach(diaChiKho, diaChiKhach) : Decimal</w:t>
         <w:br/>
       </w:r>
       <w:r>
@@ -11929,7 +12926,29 @@
           <w:color w:val="1B1B1B"/>
           <w:sz w:val="19"/>
         </w:rPr>
-        <w:t xml:space="preserve">  +taoYeuCauGiaoNhan(chiTietDonId, chieu, khuVuc) : GiaoVan</w:t>
+        <w:t xml:space="preserve">  +chonDoiTacGiaoVan(khoangCachKm) : DoiTacGiaoVan</w:t>
+        <w:br/>
+      </w:r>
+      <w:r>
+        <w:rPr>
+          <w:rFonts w:ascii="Consolas" w:hAnsi="Consolas"/>
+          <w:b w:val="0"/>
+          <w:i w:val="0"/>
+          <w:color w:val="1B1B1B"/>
+          <w:sz w:val="19"/>
+        </w:rPr>
+        <w:t xml:space="preserve">  +tinhPhiShip(khoangCachKm) : {doiTac, phiShip}</w:t>
+        <w:br/>
+      </w:r>
+      <w:r>
+        <w:rPr>
+          <w:rFonts w:ascii="Consolas" w:hAnsi="Consolas"/>
+          <w:b w:val="0"/>
+          <w:i w:val="0"/>
+          <w:color w:val="1B1B1B"/>
+          <w:sz w:val="19"/>
+        </w:rPr>
+        <w:t xml:space="preserve">  +taoYeuCauGiaoNhan(chiTietDonId, chieu, diaChi) : GiaoVan</w:t>
         <w:br/>
       </w:r>
       <w:r>
@@ -11962,6 +12981,116 @@
           <w:color w:val="1B1B1B"/>
           <w:sz w:val="19"/>
         </w:rPr>
+        <w:t>class ViDienTuService {</w:t>
+        <w:br/>
+      </w:r>
+      <w:r>
+        <w:rPr>
+          <w:rFonts w:ascii="Consolas" w:hAnsi="Consolas"/>
+          <w:b w:val="0"/>
+          <w:i w:val="0"/>
+          <w:color w:val="1B1B1B"/>
+          <w:sz w:val="19"/>
+        </w:rPr>
+        <w:t xml:space="preserve">  +xemSoDu(khachHangId) : Decimal</w:t>
+        <w:br/>
+      </w:r>
+      <w:r>
+        <w:rPr>
+          <w:rFonts w:ascii="Consolas" w:hAnsi="Consolas"/>
+          <w:b w:val="0"/>
+          <w:i w:val="0"/>
+          <w:color w:val="1B1B1B"/>
+          <w:sz w:val="19"/>
+        </w:rPr>
+        <w:t xml:space="preserve">  +congTien(khachHangId, soTien) : ViDienTu</w:t>
+        <w:br/>
+      </w:r>
+      <w:r>
+        <w:rPr>
+          <w:rFonts w:ascii="Consolas" w:hAnsi="Consolas"/>
+          <w:b w:val="0"/>
+          <w:i w:val="0"/>
+          <w:color w:val="1B1B1B"/>
+          <w:sz w:val="19"/>
+        </w:rPr>
+        <w:t xml:space="preserve">  +rutTien(khachHangId, soTien, soTaiKhoanNganHang) : ViDienTu</w:t>
+        <w:br/>
+      </w:r>
+      <w:r>
+        <w:rPr>
+          <w:rFonts w:ascii="Consolas" w:hAnsi="Consolas"/>
+          <w:b w:val="0"/>
+          <w:i w:val="0"/>
+          <w:color w:val="1B1B1B"/>
+          <w:sz w:val="19"/>
+        </w:rPr>
+        <w:t>}</w:t>
+        <w:br/>
+      </w:r>
+      <w:r>
+        <w:rPr>
+          <w:rFonts w:ascii="Consolas" w:hAnsi="Consolas"/>
+          <w:b w:val="0"/>
+          <w:i w:val="0"/>
+          <w:color w:val="1B1B1B"/>
+          <w:sz w:val="19"/>
+        </w:rPr>
+        <w:t>class DanhGiaService {</w:t>
+        <w:br/>
+      </w:r>
+      <w:r>
+        <w:rPr>
+          <w:rFonts w:ascii="Consolas" w:hAnsi="Consolas"/>
+          <w:b w:val="0"/>
+          <w:i w:val="0"/>
+          <w:color w:val="1B1B1B"/>
+          <w:sz w:val="19"/>
+        </w:rPr>
+        <w:t xml:space="preserve">  +themDanhGia(khachHangId, sanPhamId, donHangId, soSao, nhanXet) : DanhGia</w:t>
+        <w:br/>
+      </w:r>
+      <w:r>
+        <w:rPr>
+          <w:rFonts w:ascii="Consolas" w:hAnsi="Consolas"/>
+          <w:b w:val="0"/>
+          <w:i w:val="0"/>
+          <w:color w:val="1B1B1B"/>
+          <w:sz w:val="19"/>
+        </w:rPr>
+        <w:t xml:space="preserve">  +tinhDiemTrungBinh(sanPhamId) : Decimal</w:t>
+        <w:br/>
+      </w:r>
+      <w:r>
+        <w:rPr>
+          <w:rFonts w:ascii="Consolas" w:hAnsi="Consolas"/>
+          <w:b w:val="0"/>
+          <w:i w:val="0"/>
+          <w:color w:val="1B1B1B"/>
+          <w:sz w:val="19"/>
+        </w:rPr>
+        <w:t xml:space="preserve">  +kiemTraDuocDanhGia(khachHangId, donHangId) : boolean</w:t>
+        <w:br/>
+      </w:r>
+      <w:r>
+        <w:rPr>
+          <w:rFonts w:ascii="Consolas" w:hAnsi="Consolas"/>
+          <w:b w:val="0"/>
+          <w:i w:val="0"/>
+          <w:color w:val="1B1B1B"/>
+          <w:sz w:val="19"/>
+        </w:rPr>
+        <w:t>}</w:t>
+        <w:br/>
+      </w:r>
+      <w:r>
+        <w:rPr>
+          <w:rFonts w:ascii="Consolas" w:hAnsi="Consolas"/>
+          <w:b w:val="0"/>
+          <w:i w:val="0"/>
+          <w:color w:val="1B1B1B"/>
+          <w:sz w:val="19"/>
+        </w:rPr>
         <w:t>class AuthService {</w:t>
         <w:br/>
       </w:r>
@@ -12259,6 +13388,28 @@
           <w:color w:val="1B1B1B"/>
           <w:sz w:val="19"/>
         </w:rPr>
+        <w:t>ViDienTuController --&gt; ViDienTuService : gọi</w:t>
+        <w:br/>
+      </w:r>
+      <w:r>
+        <w:rPr>
+          <w:rFonts w:ascii="Consolas" w:hAnsi="Consolas"/>
+          <w:b w:val="0"/>
+          <w:i w:val="0"/>
+          <w:color w:val="1B1B1B"/>
+          <w:sz w:val="19"/>
+        </w:rPr>
+        <w:t>DanhGiaController --&gt; DanhGiaService : gọi</w:t>
+        <w:br/>
+      </w:r>
+      <w:r>
+        <w:rPr>
+          <w:rFonts w:ascii="Consolas" w:hAnsi="Consolas"/>
+          <w:b w:val="0"/>
+          <w:i w:val="0"/>
+          <w:color w:val="1B1B1B"/>
+          <w:sz w:val="19"/>
+        </w:rPr>
         <w:t>AuthController --&gt; AuthService : gọi</w:t>
         <w:br/>
       </w:r>
@@ -12359,6 +13510,28 @@
           <w:sz w:val="19"/>
         </w:rPr>
         <w:t>CocService --&gt; GiaoVanService : gọi (tính chênh lệch ship)</w:t>
+        <w:br/>
+      </w:r>
+      <w:r>
+        <w:rPr>
+          <w:rFonts w:ascii="Consolas" w:hAnsi="Consolas"/>
+          <w:b w:val="0"/>
+          <w:i w:val="0"/>
+          <w:color w:val="1B1B1B"/>
+          <w:sz w:val="19"/>
+        </w:rPr>
+        <w:t>CocService --&gt; ViDienTuService : gọi (hoàn cọc/chênh lệch vào ví, BRU-06)</w:t>
+        <w:br/>
+      </w:r>
+      <w:r>
+        <w:rPr>
+          <w:rFonts w:ascii="Consolas" w:hAnsi="Consolas"/>
+          <w:b w:val="0"/>
+          <w:i w:val="0"/>
+          <w:color w:val="1B1B1B"/>
+          <w:sz w:val="19"/>
+        </w:rPr>
+        <w:t>DanhGiaService --&gt; DonThueService : gọi (kiểm tra đơn đã Completed)</w:t>
         <w:br/>
       </w:r>
       <w:r>
